--- a/deliverables/documentation/DRIVE-001_Integrated_Technical_Design_Specification.docx
+++ b/deliverables/documentation/DRIVE-001_Integrated_Technical_Design_Specification.docx
@@ -8,7 +8,7 @@
       </w:pPr>
       <w:r>
         <w:rPr>
-          <w:rFonts w:ascii="Arial" w:hAnsi="Arial" w:eastAsia="Arial"/>
+          <w:rFonts w:ascii="Arial" w:hAnsi="Arial"/>
           <w:b/>
           <w:i w:val="0"/>
           <w:color w:val="0000FF"/>
@@ -23,13 +23,6 @@
         <w:shd w:fill="000000"/>
       </w:pPr>
       <w:r>
-        <w:rPr>
-          <w:rFonts w:ascii="Arial" w:hAnsi="Arial" w:eastAsia="Arial"/>
-          <w:b w:val="0"/>
-          <w:i w:val="0"/>
-          <w:color w:val="000000"/>
-          <w:sz w:val="4"/>
-        </w:rPr>
         <w:t xml:space="preserve"> </w:t>
       </w:r>
     </w:p>
@@ -39,13 +32,13 @@
       </w:pPr>
       <w:r>
         <w:rPr>
-          <w:rFonts w:ascii="Arial" w:hAnsi="Arial" w:eastAsia="Arial"/>
+          <w:rFonts w:ascii="Arial" w:hAnsi="Arial"/>
           <w:b w:val="0"/>
           <w:i w:val="0"/>
           <w:color w:val="000000"/>
           <w:sz w:val="52"/>
         </w:rPr>
-        <w:t>DRIVE INTEGRATED</w:t>
+        <w:t>DRIVE</w:t>
       </w:r>
     </w:p>
     <w:p>
@@ -54,13 +47,13 @@
       </w:pPr>
       <w:r>
         <w:rPr>
-          <w:rFonts w:ascii="Arial" w:hAnsi="Arial" w:eastAsia="Arial"/>
+          <w:rFonts w:ascii="Arial" w:hAnsi="Arial"/>
           <w:b w:val="0"/>
           <w:i w:val="0"/>
           <w:color w:val="000000"/>
           <w:sz w:val="52"/>
         </w:rPr>
-        <w:t>TECHNICAL DESIGN</w:t>
+        <w:t>ENHANCEMENT DESIGN</w:t>
       </w:r>
     </w:p>
     <w:p>
@@ -69,13 +62,13 @@
       </w:pPr>
       <w:r>
         <w:rPr>
-          <w:rFonts w:ascii="Arial" w:hAnsi="Arial" w:eastAsia="Arial"/>
+          <w:rFonts w:ascii="Arial" w:hAnsi="Arial"/>
           <w:b w:val="0"/>
           <w:i w:val="0"/>
           <w:color w:val="0000FF"/>
           <w:sz w:val="44"/>
         </w:rPr>
-        <w:t>SW Data Mart Consumption Architecture</w:t>
+        <w:t>[Business Requirement Title]</w:t>
       </w:r>
     </w:p>
     <w:p>
@@ -84,153 +77,183 @@
       </w:pPr>
       <w:r>
         <w:rPr>
-          <w:rFonts w:ascii="Arial" w:hAnsi="Arial" w:eastAsia="Arial"/>
+          <w:rFonts w:ascii="Arial" w:hAnsi="Arial"/>
           <w:b w:val="0"/>
           <w:i w:val="0"/>
           <w:color w:val="0000FF"/>
           <w:sz w:val="34"/>
         </w:rPr>
-        <w:t>DRIVE-001</w:t>
+        <w:t>[Document ID]</w:t>
       </w:r>
     </w:p>
     <w:p>
       <w:pPr>
-        <w:spacing w:after="60"/>
+        <w:spacing w:after="60" w:before="0" w:line="259" w:lineRule="auto"/>
       </w:pPr>
       <w:r>
         <w:rPr>
-          <w:rFonts w:ascii="Arial" w:hAnsi="Arial" w:eastAsia="Arial"/>
+          <w:rFonts w:ascii="Arial" w:hAnsi="Arial"/>
           <w:b w:val="0"/>
           <w:i w:val="0"/>
           <w:color w:val="000000"/>
-          <w:sz w:val="21"/>
+          <w:sz w:val="20"/>
         </w:rPr>
-        <w:t>Author:</w:t>
-      </w:r>
-      <w:r>
-        <w:t xml:space="preserve">              </w:t>
       </w:r>
       <w:r>
         <w:rPr>
-          <w:rFonts w:ascii="Arial" w:hAnsi="Arial" w:eastAsia="Arial"/>
+          <w:rFonts w:ascii="Arial" w:hAnsi="Arial"/>
+          <w:b w:val="0"/>
+          <w:i w:val="0"/>
+          <w:color w:val="000000"/>
+          <w:sz w:val="20"/>
+        </w:rPr>
+        <w:t xml:space="preserve">Author: </w:t>
+      </w:r>
+      <w:r>
+        <w:rPr>
+          <w:rFonts w:ascii="Arial" w:hAnsi="Arial"/>
           <w:b w:val="0"/>
           <w:i w:val="0"/>
           <w:color w:val="0000FF"/>
-          <w:sz w:val="21"/>
+          <w:sz w:val="20"/>
         </w:rPr>
-        <w:t>APAC Data &amp; Analytics</w:t>
+        <w:t>[Name]</w:t>
       </w:r>
     </w:p>
     <w:p>
       <w:pPr>
-        <w:spacing w:after="60"/>
+        <w:spacing w:after="60" w:before="0" w:line="259" w:lineRule="auto"/>
       </w:pPr>
       <w:r>
         <w:rPr>
-          <w:rFonts w:ascii="Arial" w:hAnsi="Arial" w:eastAsia="Arial"/>
+          <w:rFonts w:ascii="Arial" w:hAnsi="Arial"/>
           <w:b w:val="0"/>
           <w:i w:val="0"/>
           <w:color w:val="000000"/>
-          <w:sz w:val="21"/>
+          <w:sz w:val="20"/>
         </w:rPr>
-        <w:t>Creation date:</w:t>
-      </w:r>
-      <w:r>
-        <w:t xml:space="preserve">       </w:t>
       </w:r>
       <w:r>
         <w:rPr>
-          <w:rFonts w:ascii="Arial" w:hAnsi="Arial" w:eastAsia="Arial"/>
+          <w:rFonts w:ascii="Arial" w:hAnsi="Arial"/>
+          <w:b w:val="0"/>
+          <w:i w:val="0"/>
+          <w:color w:val="000000"/>
+          <w:sz w:val="20"/>
+        </w:rPr>
+        <w:t xml:space="preserve">Creation date: </w:t>
+      </w:r>
+      <w:r>
+        <w:rPr>
+          <w:rFonts w:ascii="Arial" w:hAnsi="Arial"/>
           <w:b w:val="0"/>
           <w:i w:val="0"/>
           <w:color w:val="0000FF"/>
-          <w:sz w:val="21"/>
+          <w:sz w:val="20"/>
         </w:rPr>
-        <w:t>02 August 2026</w:t>
+        <w:t>[yyyy-mm-dd]</w:t>
       </w:r>
     </w:p>
     <w:p>
       <w:pPr>
-        <w:spacing w:after="60"/>
+        <w:spacing w:after="60" w:before="0" w:line="259" w:lineRule="auto"/>
       </w:pPr>
       <w:r>
         <w:rPr>
-          <w:rFonts w:ascii="Arial" w:hAnsi="Arial" w:eastAsia="Arial"/>
+          <w:rFonts w:ascii="Arial" w:hAnsi="Arial"/>
           <w:b w:val="0"/>
           <w:i w:val="0"/>
           <w:color w:val="000000"/>
-          <w:sz w:val="21"/>
+          <w:sz w:val="20"/>
         </w:rPr>
-        <w:t>Last updated:</w:t>
-      </w:r>
-      <w:r>
-        <w:t xml:space="preserve">        </w:t>
       </w:r>
       <w:r>
         <w:rPr>
-          <w:rFonts w:ascii="Arial" w:hAnsi="Arial" w:eastAsia="Arial"/>
+          <w:rFonts w:ascii="Arial" w:hAnsi="Arial"/>
+          <w:b w:val="0"/>
+          <w:i w:val="0"/>
+          <w:color w:val="000000"/>
+          <w:sz w:val="20"/>
+        </w:rPr>
+        <w:t xml:space="preserve">Last updated: </w:t>
+      </w:r>
+      <w:r>
+        <w:rPr>
+          <w:rFonts w:ascii="Arial" w:hAnsi="Arial"/>
           <w:b w:val="0"/>
           <w:i w:val="0"/>
           <w:color w:val="0000FF"/>
-          <w:sz w:val="21"/>
+          <w:sz w:val="20"/>
         </w:rPr>
-        <w:t>02 August 2026</w:t>
+        <w:t>[yyyy-mm-dd]</w:t>
       </w:r>
     </w:p>
     <w:p>
       <w:pPr>
-        <w:spacing w:after="60"/>
+        <w:spacing w:after="60" w:before="0" w:line="259" w:lineRule="auto"/>
       </w:pPr>
       <w:r>
         <w:rPr>
-          <w:rFonts w:ascii="Arial" w:hAnsi="Arial" w:eastAsia="Arial"/>
+          <w:rFonts w:ascii="Arial" w:hAnsi="Arial"/>
           <w:b w:val="0"/>
           <w:i w:val="0"/>
           <w:color w:val="000000"/>
-          <w:sz w:val="21"/>
+          <w:sz w:val="20"/>
         </w:rPr>
-        <w:t>Document reference:</w:t>
-      </w:r>
-      <w:r>
-        <w:t xml:space="preserve">  </w:t>
       </w:r>
       <w:r>
         <w:rPr>
-          <w:rFonts w:ascii="Arial" w:hAnsi="Arial" w:eastAsia="Arial"/>
+          <w:rFonts w:ascii="Arial" w:hAnsi="Arial"/>
+          <w:b w:val="0"/>
+          <w:i w:val="0"/>
+          <w:color w:val="000000"/>
+          <w:sz w:val="20"/>
+        </w:rPr>
+        <w:t xml:space="preserve">Document reference: </w:t>
+      </w:r>
+      <w:r>
+        <w:rPr>
+          <w:rFonts w:ascii="Arial" w:hAnsi="Arial"/>
           <w:b w:val="0"/>
           <w:i w:val="0"/>
           <w:color w:val="0000FF"/>
-          <w:sz w:val="21"/>
+          <w:sz w:val="20"/>
         </w:rPr>
-        <w:t>SW-DM-DRIVE-001</w:t>
+        <w:t>[SharePoint / repository link]</w:t>
       </w:r>
     </w:p>
     <w:p>
       <w:pPr>
-        <w:spacing w:after="60"/>
+        <w:spacing w:after="60" w:before="0" w:line="259" w:lineRule="auto"/>
       </w:pPr>
       <w:r>
         <w:rPr>
-          <w:rFonts w:ascii="Arial" w:hAnsi="Arial" w:eastAsia="Arial"/>
+          <w:rFonts w:ascii="Arial" w:hAnsi="Arial"/>
           <w:b w:val="0"/>
           <w:i w:val="0"/>
           <w:color w:val="000000"/>
-          <w:sz w:val="21"/>
+          <w:sz w:val="20"/>
         </w:rPr>
-        <w:t>Version:</w:t>
-      </w:r>
-      <w:r>
-        <w:t xml:space="preserve">             </w:t>
       </w:r>
       <w:r>
         <w:rPr>
-          <w:rFonts w:ascii="Arial" w:hAnsi="Arial" w:eastAsia="Arial"/>
+          <w:rFonts w:ascii="Arial" w:hAnsi="Arial"/>
+          <w:b w:val="0"/>
+          <w:i w:val="0"/>
+          <w:color w:val="000000"/>
+          <w:sz w:val="20"/>
+        </w:rPr>
+        <w:t xml:space="preserve">Version: </w:t>
+      </w:r>
+      <w:r>
+        <w:rPr>
+          <w:rFonts w:ascii="Arial" w:hAnsi="Arial"/>
           <w:b w:val="0"/>
           <w:i w:val="0"/>
           <w:color w:val="0000FF"/>
-          <w:sz w:val="21"/>
+          <w:sz w:val="20"/>
         </w:rPr>
-        <w:t>1.1</w:t>
+        <w:t>[0.x]</w:t>
       </w:r>
     </w:p>
     <w:p>
@@ -239,11 +262,11 @@
       </w:pPr>
       <w:r>
         <w:rPr>
-          <w:rFonts w:ascii="Arial" w:hAnsi="Arial" w:eastAsia="Arial"/>
+          <w:rFonts w:ascii="Arial" w:hAnsi="Arial"/>
           <w:b w:val="0"/>
           <w:i w:val="0"/>
           <w:color w:val="000000"/>
-          <w:sz w:val="21"/>
+          <w:sz w:val="20"/>
         </w:rPr>
       </w:r>
     </w:p>
@@ -253,7 +276,7 @@
       </w:pPr>
       <w:r>
         <w:rPr>
-          <w:rFonts w:ascii="Arial" w:hAnsi="Arial" w:eastAsia="Arial"/>
+          <w:rFonts w:ascii="Arial" w:hAnsi="Arial"/>
           <w:b/>
           <w:i w:val="0"/>
           <w:color w:val="000000"/>
@@ -264,92 +287,138 @@
     </w:p>
     <w:p>
       <w:pPr>
-        <w:spacing w:after="220"/>
+        <w:spacing w:after="220" w:before="0" w:line="259" w:lineRule="auto"/>
       </w:pPr>
       <w:r>
         <w:rPr>
-          <w:rFonts w:ascii="Arial" w:hAnsi="Arial" w:eastAsia="Arial"/>
+          <w:rFonts w:ascii="Arial" w:hAnsi="Arial"/>
+          <w:b w:val="0"/>
+          <w:i w:val="0"/>
+          <w:color w:val="000000"/>
+          <w:sz w:val="20"/>
+        </w:rPr>
+      </w:r>
+      <w:r>
+        <w:rPr>
+          <w:rFonts w:ascii="Arial" w:hAnsi="Arial"/>
           <w:b w:val="0"/>
           <w:i w:val="0"/>
           <w:color w:val="0000FF"/>
           <w:sz w:val="20"/>
         </w:rPr>
-        <w:t xml:space="preserve">Business owner:  </w:t>
+        <w:t xml:space="preserve">End User acceptance:  </w:t>
       </w:r>
       <w:r>
         <w:rPr>
-          <w:rFonts w:ascii="Arial" w:hAnsi="Arial" w:eastAsia="Arial"/>
+          <w:rFonts w:ascii="Arial" w:hAnsi="Arial"/>
           <w:b w:val="0"/>
           <w:i w:val="0"/>
           <w:color w:val="000000"/>
           <w:sz w:val="20"/>
         </w:rPr>
-        <w:t>________________________________________</w:t>
+        <w:t>______________________________________</w:t>
       </w:r>
     </w:p>
     <w:p>
       <w:pPr>
-        <w:spacing w:after="220"/>
+        <w:spacing w:after="220" w:before="0" w:line="259" w:lineRule="auto"/>
       </w:pPr>
       <w:r>
         <w:rPr>
-          <w:rFonts w:ascii="Arial" w:hAnsi="Arial" w:eastAsia="Arial"/>
+          <w:rFonts w:ascii="Arial" w:hAnsi="Arial"/>
+          <w:b w:val="0"/>
+          <w:i w:val="0"/>
+          <w:color w:val="000000"/>
+          <w:sz w:val="20"/>
+        </w:rPr>
+      </w:r>
+      <w:r>
+        <w:rPr>
+          <w:rFonts w:ascii="Arial" w:hAnsi="Arial"/>
           <w:b w:val="0"/>
           <w:i w:val="0"/>
           <w:color w:val="0000FF"/>
           <w:sz w:val="20"/>
         </w:rPr>
-        <w:t xml:space="preserve">Technical owner:  </w:t>
+        <w:t xml:space="preserve">PMO Manager review:  </w:t>
       </w:r>
       <w:r>
         <w:rPr>
-          <w:rFonts w:ascii="Arial" w:hAnsi="Arial" w:eastAsia="Arial"/>
+          <w:rFonts w:ascii="Arial" w:hAnsi="Arial"/>
           <w:b w:val="0"/>
           <w:i w:val="0"/>
           <w:color w:val="000000"/>
           <w:sz w:val="20"/>
         </w:rPr>
-        <w:t>________________________________________</w:t>
+        <w:t>______________________________________</w:t>
       </w:r>
     </w:p>
     <w:p>
       <w:pPr>
-        <w:spacing w:after="220"/>
+        <w:spacing w:after="220" w:before="0" w:line="259" w:lineRule="auto"/>
       </w:pPr>
       <w:r>
         <w:rPr>
-          <w:rFonts w:ascii="Arial" w:hAnsi="Arial" w:eastAsia="Arial"/>
+          <w:rFonts w:ascii="Arial" w:hAnsi="Arial"/>
+          <w:b w:val="0"/>
+          <w:i w:val="0"/>
+          <w:color w:val="000000"/>
+          <w:sz w:val="20"/>
+        </w:rPr>
+      </w:r>
+      <w:r>
+        <w:rPr>
+          <w:rFonts w:ascii="Arial" w:hAnsi="Arial"/>
           <w:b w:val="0"/>
           <w:i w:val="0"/>
           <w:color w:val="0000FF"/>
           <w:sz w:val="20"/>
         </w:rPr>
-        <w:t xml:space="preserve">Finance / control owner (if applicable):  </w:t>
+        <w:t xml:space="preserve">Technical Analyst review:  </w:t>
       </w:r>
       <w:r>
         <w:rPr>
-          <w:rFonts w:ascii="Arial" w:hAnsi="Arial" w:eastAsia="Arial"/>
+          <w:rFonts w:ascii="Arial" w:hAnsi="Arial"/>
           <w:b w:val="0"/>
           <w:i w:val="0"/>
           <w:color w:val="000000"/>
           <w:sz w:val="20"/>
         </w:rPr>
-        <w:t>________________________________________</w:t>
+        <w:t>______________________________________</w:t>
       </w:r>
     </w:p>
     <w:p>
       <w:pPr>
-        <w:spacing w:after="0" w:before="0" w:line="259" w:lineRule="auto"/>
+        <w:spacing w:after="220" w:before="0" w:line="259" w:lineRule="auto"/>
       </w:pPr>
       <w:r>
         <w:rPr>
-          <w:rFonts w:ascii="Arial" w:hAnsi="Arial" w:eastAsia="Arial"/>
+          <w:rFonts w:ascii="Arial" w:hAnsi="Arial"/>
           <w:b w:val="0"/>
-          <w:i/>
-          <w:color w:val="666666"/>
-          <w:sz w:val="17"/>
+          <w:i w:val="0"/>
+          <w:color w:val="000000"/>
+          <w:sz w:val="20"/>
         </w:rPr>
-        <w:t>Use this document to describe a controlled change. Replace all bracketed guidance before approval.</w:t>
+      </w:r>
+      <w:r>
+        <w:rPr>
+          <w:rFonts w:ascii="Arial" w:hAnsi="Arial"/>
+          <w:b w:val="0"/>
+          <w:i w:val="0"/>
+          <w:color w:val="0000FF"/>
+          <w:sz w:val="20"/>
+        </w:rPr>
+        <w:t xml:space="preserve">ERP Consultant review:  </w:t>
+      </w:r>
+      <w:r>
+        <w:rPr>
+          <w:rFonts w:ascii="Arial" w:hAnsi="Arial"/>
+          <w:b w:val="0"/>
+          <w:i w:val="0"/>
+          <w:color w:val="000000"/>
+          <w:sz w:val="20"/>
+        </w:rPr>
+        <w:t>______________________________________</w:t>
       </w:r>
     </w:p>
     <w:p>
@@ -363,24 +432,16 @@
         <w:shd w:fill="000000"/>
       </w:pPr>
       <w:r>
-        <w:rPr>
-          <w:rFonts w:ascii="Arial" w:hAnsi="Arial" w:eastAsia="Arial"/>
-          <w:b w:val="0"/>
-          <w:i w:val="0"/>
-          <w:color w:val="000000"/>
-          <w:sz w:val="4"/>
-        </w:rPr>
         <w:t xml:space="preserve"> </w:t>
       </w:r>
     </w:p>
     <w:p>
       <w:pPr>
         <w:spacing w:after="140" w:before="0" w:line="259" w:lineRule="auto"/>
-        <w:keepNext/>
       </w:pPr>
       <w:r>
         <w:rPr>
-          <w:rFonts w:ascii="Arial" w:hAnsi="Arial" w:eastAsia="Arial"/>
+          <w:rFonts w:ascii="Arial" w:hAnsi="Arial"/>
           <w:b/>
           <w:i w:val="0"/>
           <w:color w:val="000000"/>
@@ -392,43 +453,34 @@
     <w:tbl>
       <w:tblPr>
         <w:tblStyle w:val="TableGrid"/>
-        <w:tblW w:type="dxa" w:w="9240"/>
+        <w:tblW w:type="auto" w:w="0"/>
         <w:jc w:val="left"/>
         <w:tblLayout w:type="fixed"/>
         <w:tblLook w:firstColumn="1" w:firstRow="1" w:lastColumn="0" w:lastRow="0" w:noHBand="0" w:noVBand="1" w:val="04A0"/>
-        <w:tblInd w:w="120" w:type="dxa"/>
+        <w:tblW w:w="9240" w:type="dxa"/>
       </w:tblPr>
       <w:tblGrid>
-        <w:gridCol w:w="900"/>
-        <w:gridCol w:w="1300"/>
-        <w:gridCol w:w="2100"/>
-        <w:gridCol w:w="4940"/>
+        <w:gridCol w:w="2628"/>
+        <w:gridCol w:w="2628"/>
+        <w:gridCol w:w="2628"/>
+        <w:gridCol w:w="2628"/>
       </w:tblGrid>
       <w:tr>
         <w:tc>
           <w:tcPr>
-            <w:tcW w:type="dxa" w:w="900"/>
-            <w:tcMar>
-              <w:top w:w="90" w:type="dxa"/>
-              <w:start w:w="120" w:type="dxa"/>
-              <w:bottom w:w="90" w:type="dxa"/>
-              <w:end w:w="120" w:type="dxa"/>
-            </w:tcMar>
+            <w:tcW w:type="dxa" w:w="2628"/>
             <w:vAlign w:val="center"/>
             <w:shd w:fill="000000"/>
           </w:tcPr>
           <w:p>
-            <w:pPr>
-              <w:spacing w:after="0"/>
-            </w:pPr>
             <w:r/>
             <w:r>
               <w:rPr>
-                <w:rFonts w:ascii="Arial" w:hAnsi="Arial" w:eastAsia="Arial"/>
+                <w:rFonts w:ascii="Arial" w:hAnsi="Arial"/>
                 <w:b/>
                 <w:i w:val="0"/>
                 <w:color w:val="FFFFFF"/>
-                <w:sz w:val="19"/>
+                <w:sz w:val="18"/>
               </w:rPr>
               <w:t>Version</w:t>
             </w:r>
@@ -436,28 +488,19 @@
         </w:tc>
         <w:tc>
           <w:tcPr>
-            <w:tcW w:type="dxa" w:w="1300"/>
-            <w:tcMar>
-              <w:top w:w="90" w:type="dxa"/>
-              <w:start w:w="120" w:type="dxa"/>
-              <w:bottom w:w="90" w:type="dxa"/>
-              <w:end w:w="120" w:type="dxa"/>
-            </w:tcMar>
+            <w:tcW w:type="dxa" w:w="2628"/>
             <w:vAlign w:val="center"/>
             <w:shd w:fill="000000"/>
           </w:tcPr>
           <w:p>
-            <w:pPr>
-              <w:spacing w:after="0"/>
-            </w:pPr>
             <w:r/>
             <w:r>
               <w:rPr>
-                <w:rFonts w:ascii="Arial" w:hAnsi="Arial" w:eastAsia="Arial"/>
+                <w:rFonts w:ascii="Arial" w:hAnsi="Arial"/>
                 <w:b/>
                 <w:i w:val="0"/>
                 <w:color w:val="FFFFFF"/>
-                <w:sz w:val="19"/>
+                <w:sz w:val="18"/>
               </w:rPr>
               <w:t>Date</w:t>
             </w:r>
@@ -465,28 +508,19 @@
         </w:tc>
         <w:tc>
           <w:tcPr>
-            <w:tcW w:type="dxa" w:w="2100"/>
-            <w:tcMar>
-              <w:top w:w="90" w:type="dxa"/>
-              <w:start w:w="120" w:type="dxa"/>
-              <w:bottom w:w="90" w:type="dxa"/>
-              <w:end w:w="120" w:type="dxa"/>
-            </w:tcMar>
+            <w:tcW w:type="dxa" w:w="2628"/>
             <w:vAlign w:val="center"/>
             <w:shd w:fill="000000"/>
           </w:tcPr>
           <w:p>
-            <w:pPr>
-              <w:spacing w:after="0"/>
-            </w:pPr>
             <w:r/>
             <w:r>
               <w:rPr>
-                <w:rFonts w:ascii="Arial" w:hAnsi="Arial" w:eastAsia="Arial"/>
+                <w:rFonts w:ascii="Arial" w:hAnsi="Arial"/>
                 <w:b/>
                 <w:i w:val="0"/>
                 <w:color w:val="FFFFFF"/>
-                <w:sz w:val="19"/>
+                <w:sz w:val="18"/>
               </w:rPr>
               <w:t>Author</w:t>
             </w:r>
@@ -494,28 +528,19 @@
         </w:tc>
         <w:tc>
           <w:tcPr>
-            <w:tcW w:type="dxa" w:w="4940"/>
-            <w:tcMar>
-              <w:top w:w="90" w:type="dxa"/>
-              <w:start w:w="120" w:type="dxa"/>
-              <w:bottom w:w="90" w:type="dxa"/>
-              <w:end w:w="120" w:type="dxa"/>
-            </w:tcMar>
+            <w:tcW w:type="dxa" w:w="2628"/>
             <w:vAlign w:val="center"/>
             <w:shd w:fill="000000"/>
           </w:tcPr>
           <w:p>
-            <w:pPr>
-              <w:spacing w:after="0"/>
-            </w:pPr>
             <w:r/>
             <w:r>
               <w:rPr>
-                <w:rFonts w:ascii="Arial" w:hAnsi="Arial" w:eastAsia="Arial"/>
+                <w:rFonts w:ascii="Arial" w:hAnsi="Arial"/>
                 <w:b/>
                 <w:i w:val="0"/>
                 <w:color w:val="FFFFFF"/>
-                <w:sz w:val="19"/>
+                <w:sz w:val="18"/>
               </w:rPr>
               <w:t>Change summary</w:t>
             </w:r>
@@ -525,16 +550,13 @@
       <w:tr>
         <w:tc>
           <w:tcPr>
-            <w:tcW w:type="dxa" w:w="900"/>
+            <w:tcW w:type="dxa" w:w="2628"/>
           </w:tcPr>
           <w:p>
-            <w:pPr>
-              <w:spacing w:after="0"/>
-            </w:pPr>
             <w:r/>
             <w:r>
               <w:rPr>
-                <w:rFonts w:ascii="Arial" w:hAnsi="Arial" w:eastAsia="Arial"/>
+                <w:rFonts w:ascii="Arial" w:hAnsi="Arial"/>
                 <w:b/>
                 <w:i w:val="0"/>
                 <w:color w:val="000000"/>
@@ -546,64 +568,55 @@
         </w:tc>
         <w:tc>
           <w:tcPr>
-            <w:tcW w:type="dxa" w:w="1300"/>
+            <w:tcW w:type="dxa" w:w="2628"/>
           </w:tcPr>
           <w:p>
-            <w:pPr>
-              <w:spacing w:after="0"/>
-            </w:pPr>
             <w:r/>
             <w:r>
               <w:rPr>
-                <w:rFonts w:ascii="Arial" w:hAnsi="Arial" w:eastAsia="Arial"/>
+                <w:rFonts w:ascii="Arial" w:hAnsi="Arial"/>
                 <w:b w:val="0"/>
                 <w:i w:val="0"/>
                 <w:color w:val="000000"/>
                 <w:sz w:val="18"/>
               </w:rPr>
-              <w:t>2026-08-02</w:t>
+              <w:t>[yyyy-mm-dd]</w:t>
             </w:r>
           </w:p>
         </w:tc>
         <w:tc>
           <w:tcPr>
-            <w:tcW w:type="dxa" w:w="2100"/>
+            <w:tcW w:type="dxa" w:w="2628"/>
           </w:tcPr>
           <w:p>
-            <w:pPr>
-              <w:spacing w:after="0"/>
-            </w:pPr>
             <w:r/>
             <w:r>
               <w:rPr>
-                <w:rFonts w:ascii="Arial" w:hAnsi="Arial" w:eastAsia="Arial"/>
+                <w:rFonts w:ascii="Arial" w:hAnsi="Arial"/>
                 <w:b w:val="0"/>
                 <w:i w:val="0"/>
                 <w:color w:val="000000"/>
                 <w:sz w:val="18"/>
               </w:rPr>
-              <w:t>APAC Data &amp; Analytics</w:t>
+              <w:t>[Name]</w:t>
             </w:r>
           </w:p>
         </w:tc>
         <w:tc>
           <w:tcPr>
-            <w:tcW w:type="dxa" w:w="4940"/>
+            <w:tcW w:type="dxa" w:w="2628"/>
           </w:tcPr>
           <w:p>
-            <w:pPr>
-              <w:spacing w:after="0"/>
-            </w:pPr>
             <w:r/>
             <w:r>
               <w:rPr>
-                <w:rFonts w:ascii="Arial" w:hAnsi="Arial" w:eastAsia="Arial"/>
+                <w:rFonts w:ascii="Arial" w:hAnsi="Arial"/>
                 <w:b w:val="0"/>
                 <w:i w:val="0"/>
                 <w:color w:val="000000"/>
                 <w:sz w:val="18"/>
               </w:rPr>
-              <w:t>Initial controlled design</w:t>
+              <w:t>Initial design</w:t>
             </w:r>
           </w:p>
         </w:tc>
@@ -611,16 +624,13 @@
       <w:tr>
         <w:tc>
           <w:tcPr>
-            <w:tcW w:type="dxa" w:w="900"/>
+            <w:tcW w:type="dxa" w:w="2628"/>
           </w:tcPr>
           <w:p>
-            <w:pPr>
-              <w:spacing w:after="0"/>
-            </w:pPr>
             <w:r/>
             <w:r>
               <w:rPr>
-                <w:rFonts w:ascii="Arial" w:hAnsi="Arial" w:eastAsia="Arial"/>
+                <w:rFonts w:ascii="Arial" w:hAnsi="Arial"/>
                 <w:b/>
                 <w:i w:val="0"/>
                 <w:color w:val="000000"/>
@@ -632,16 +642,13 @@
         </w:tc>
         <w:tc>
           <w:tcPr>
-            <w:tcW w:type="dxa" w:w="1300"/>
+            <w:tcW w:type="dxa" w:w="2628"/>
           </w:tcPr>
           <w:p>
-            <w:pPr>
-              <w:spacing w:after="0"/>
-            </w:pPr>
             <w:r/>
             <w:r>
               <w:rPr>
-                <w:rFonts w:ascii="Arial" w:hAnsi="Arial" w:eastAsia="Arial"/>
+                <w:rFonts w:ascii="Arial" w:hAnsi="Arial"/>
                 <w:b w:val="0"/>
                 <w:i w:val="0"/>
                 <w:color w:val="000000"/>
@@ -653,16 +660,13 @@
         </w:tc>
         <w:tc>
           <w:tcPr>
-            <w:tcW w:type="dxa" w:w="2100"/>
+            <w:tcW w:type="dxa" w:w="2628"/>
           </w:tcPr>
           <w:p>
-            <w:pPr>
-              <w:spacing w:after="0"/>
-            </w:pPr>
             <w:r/>
             <w:r>
               <w:rPr>
-                <w:rFonts w:ascii="Arial" w:hAnsi="Arial" w:eastAsia="Arial"/>
+                <w:rFonts w:ascii="Arial" w:hAnsi="Arial"/>
                 <w:b w:val="0"/>
                 <w:i w:val="0"/>
                 <w:color w:val="000000"/>
@@ -674,22 +678,19 @@
         </w:tc>
         <w:tc>
           <w:tcPr>
-            <w:tcW w:type="dxa" w:w="4940"/>
+            <w:tcW w:type="dxa" w:w="2628"/>
           </w:tcPr>
           <w:p>
-            <w:pPr>
-              <w:spacing w:after="0"/>
-            </w:pPr>
             <w:r/>
             <w:r>
               <w:rPr>
-                <w:rFonts w:ascii="Arial" w:hAnsi="Arial" w:eastAsia="Arial"/>
+                <w:rFonts w:ascii="Arial" w:hAnsi="Arial"/>
                 <w:b w:val="0"/>
                 <w:i w:val="0"/>
                 <w:color w:val="000000"/>
                 <w:sz w:val="18"/>
               </w:rPr>
-              <w:t>[Describe the approved change]</w:t>
+              <w:t>[Describe approved change]</w:t>
             </w:r>
           </w:p>
         </w:tc>
@@ -697,77 +698,53 @@
     </w:tbl>
     <w:p>
       <w:pPr>
-        <w:spacing w:after="80" w:before="0" w:line="259" w:lineRule="auto"/>
+        <w:spacing w:after="80" w:before="160" w:line="259" w:lineRule="auto"/>
+        <w:pBdr>
+          <w:bottom w:val="single" w:sz="12" w:space="1" w:color="000000"/>
+        </w:pBdr>
       </w:pPr>
       <w:r>
         <w:rPr>
-          <w:rFonts w:ascii="Arial" w:hAnsi="Arial" w:eastAsia="Arial"/>
-          <w:b w:val="0"/>
-          <w:i w:val="0"/>
-          <w:color w:val="000000"/>
-          <w:sz w:val="6"/>
-        </w:rPr>
-      </w:r>
-    </w:p>
-    <w:p>
-      <w:pPr>
-        <w:spacing w:after="80" w:before="160" w:line="259" w:lineRule="auto"/>
-        <w:pBdr>
-          <w:bottom w:val="single" w:sz="8" w:space="1" w:color="000000"/>
-        </w:pBdr>
-        <w:keepNext/>
-      </w:pPr>
-      <w:r>
-        <w:rPr>
-          <w:rFonts w:ascii="Arial" w:hAnsi="Arial" w:eastAsia="Arial"/>
+          <w:rFonts w:ascii="Arial" w:hAnsi="Arial"/>
           <w:b/>
           <w:i w:val="0"/>
           <w:color w:val="000000"/>
           <w:sz w:val="26"/>
         </w:rPr>
-        <w:t>Reviewers and distribution</w:t>
+        <w:t>Review and distribution</w:t>
       </w:r>
     </w:p>
     <w:tbl>
       <w:tblPr>
         <w:tblStyle w:val="TableGrid"/>
-        <w:tblW w:type="dxa" w:w="9240"/>
+        <w:tblW w:type="auto" w:w="0"/>
         <w:jc w:val="left"/>
         <w:tblLayout w:type="fixed"/>
         <w:tblLook w:firstColumn="1" w:firstRow="1" w:lastColumn="0" w:lastRow="0" w:noHBand="0" w:noVBand="1" w:val="04A0"/>
-        <w:tblInd w:w="120" w:type="dxa"/>
+        <w:tblW w:w="9360" w:type="dxa"/>
       </w:tblPr>
       <w:tblGrid>
-        <w:gridCol w:w="1800"/>
-        <w:gridCol w:w="1800"/>
-        <w:gridCol w:w="3600"/>
-        <w:gridCol w:w="2040"/>
+        <w:gridCol w:w="2628"/>
+        <w:gridCol w:w="2628"/>
+        <w:gridCol w:w="2628"/>
+        <w:gridCol w:w="2628"/>
       </w:tblGrid>
       <w:tr>
         <w:tc>
           <w:tcPr>
-            <w:tcW w:type="dxa" w:w="1800"/>
-            <w:tcMar>
-              <w:top w:w="90" w:type="dxa"/>
-              <w:start w:w="120" w:type="dxa"/>
-              <w:bottom w:w="90" w:type="dxa"/>
-              <w:end w:w="120" w:type="dxa"/>
-            </w:tcMar>
+            <w:tcW w:type="dxa" w:w="2628"/>
             <w:vAlign w:val="center"/>
             <w:shd w:fill="000000"/>
           </w:tcPr>
           <w:p>
-            <w:pPr>
-              <w:spacing w:after="0"/>
-            </w:pPr>
             <w:r/>
             <w:r>
               <w:rPr>
-                <w:rFonts w:ascii="Arial" w:hAnsi="Arial" w:eastAsia="Arial"/>
+                <w:rFonts w:ascii="Arial" w:hAnsi="Arial"/>
                 <w:b/>
                 <w:i w:val="0"/>
                 <w:color w:val="FFFFFF"/>
-                <w:sz w:val="19"/>
+                <w:sz w:val="18"/>
               </w:rPr>
               <w:t>Role</w:t>
             </w:r>
@@ -775,28 +752,19 @@
         </w:tc>
         <w:tc>
           <w:tcPr>
-            <w:tcW w:type="dxa" w:w="1800"/>
-            <w:tcMar>
-              <w:top w:w="90" w:type="dxa"/>
-              <w:start w:w="120" w:type="dxa"/>
-              <w:bottom w:w="90" w:type="dxa"/>
-              <w:end w:w="120" w:type="dxa"/>
-            </w:tcMar>
+            <w:tcW w:type="dxa" w:w="2628"/>
             <w:vAlign w:val="center"/>
             <w:shd w:fill="000000"/>
           </w:tcPr>
           <w:p>
-            <w:pPr>
-              <w:spacing w:after="0"/>
-            </w:pPr>
             <w:r/>
             <w:r>
               <w:rPr>
-                <w:rFonts w:ascii="Arial" w:hAnsi="Arial" w:eastAsia="Arial"/>
+                <w:rFonts w:ascii="Arial" w:hAnsi="Arial"/>
                 <w:b/>
                 <w:i w:val="0"/>
                 <w:color w:val="FFFFFF"/>
-                <w:sz w:val="19"/>
+                <w:sz w:val="18"/>
               </w:rPr>
               <w:t>Name</w:t>
             </w:r>
@@ -804,57 +772,39 @@
         </w:tc>
         <w:tc>
           <w:tcPr>
-            <w:tcW w:type="dxa" w:w="3600"/>
-            <w:tcMar>
-              <w:top w:w="90" w:type="dxa"/>
-              <w:start w:w="120" w:type="dxa"/>
-              <w:bottom w:w="90" w:type="dxa"/>
-              <w:end w:w="120" w:type="dxa"/>
-            </w:tcMar>
+            <w:tcW w:type="dxa" w:w="2628"/>
             <w:vAlign w:val="center"/>
             <w:shd w:fill="000000"/>
           </w:tcPr>
           <w:p>
-            <w:pPr>
-              <w:spacing w:after="0"/>
-            </w:pPr>
             <w:r/>
             <w:r>
               <w:rPr>
-                <w:rFonts w:ascii="Arial" w:hAnsi="Arial" w:eastAsia="Arial"/>
+                <w:rFonts w:ascii="Arial" w:hAnsi="Arial"/>
                 <w:b/>
                 <w:i w:val="0"/>
                 <w:color w:val="FFFFFF"/>
-                <w:sz w:val="19"/>
+                <w:sz w:val="18"/>
               </w:rPr>
-              <w:t>Review purpose</w:t>
+              <w:t>Review focus</w:t>
             </w:r>
           </w:p>
         </w:tc>
         <w:tc>
           <w:tcPr>
-            <w:tcW w:type="dxa" w:w="2040"/>
-            <w:tcMar>
-              <w:top w:w="90" w:type="dxa"/>
-              <w:start w:w="120" w:type="dxa"/>
-              <w:bottom w:w="90" w:type="dxa"/>
-              <w:end w:w="120" w:type="dxa"/>
-            </w:tcMar>
+            <w:tcW w:type="dxa" w:w="2628"/>
             <w:vAlign w:val="center"/>
             <w:shd w:fill="000000"/>
           </w:tcPr>
           <w:p>
-            <w:pPr>
-              <w:spacing w:after="0"/>
-            </w:pPr>
             <w:r/>
             <w:r>
               <w:rPr>
-                <w:rFonts w:ascii="Arial" w:hAnsi="Arial" w:eastAsia="Arial"/>
+                <w:rFonts w:ascii="Arial" w:hAnsi="Arial"/>
                 <w:b/>
                 <w:i w:val="0"/>
                 <w:color w:val="FFFFFF"/>
-                <w:sz w:val="19"/>
+                <w:sz w:val="18"/>
               </w:rPr>
               <w:t>Status</w:t>
             </w:r>
@@ -864,37 +814,31 @@
       <w:tr>
         <w:tc>
           <w:tcPr>
-            <w:tcW w:type="dxa" w:w="1800"/>
+            <w:tcW w:type="dxa" w:w="2628"/>
           </w:tcPr>
           <w:p>
-            <w:pPr>
-              <w:spacing w:after="0"/>
-            </w:pPr>
             <w:r/>
             <w:r>
               <w:rPr>
-                <w:rFonts w:ascii="Arial" w:hAnsi="Arial" w:eastAsia="Arial"/>
+                <w:rFonts w:ascii="Arial" w:hAnsi="Arial"/>
                 <w:b/>
                 <w:i w:val="0"/>
                 <w:color w:val="000000"/>
                 <w:sz w:val="18"/>
               </w:rPr>
-              <w:t>Business owner</w:t>
+              <w:t>End User</w:t>
             </w:r>
           </w:p>
         </w:tc>
         <w:tc>
           <w:tcPr>
-            <w:tcW w:type="dxa" w:w="1800"/>
+            <w:tcW w:type="dxa" w:w="2628"/>
           </w:tcPr>
           <w:p>
-            <w:pPr>
-              <w:spacing w:after="0"/>
-            </w:pPr>
             <w:r/>
             <w:r>
               <w:rPr>
-                <w:rFonts w:ascii="Arial" w:hAnsi="Arial" w:eastAsia="Arial"/>
+                <w:rFonts w:ascii="Arial" w:hAnsi="Arial"/>
                 <w:b w:val="0"/>
                 <w:i w:val="0"/>
                 <w:color w:val="000000"/>
@@ -906,37 +850,31 @@
         </w:tc>
         <w:tc>
           <w:tcPr>
-            <w:tcW w:type="dxa" w:w="3600"/>
+            <w:tcW w:type="dxa" w:w="2628"/>
           </w:tcPr>
           <w:p>
-            <w:pPr>
-              <w:spacing w:after="0"/>
-            </w:pPr>
             <w:r/>
             <w:r>
               <w:rPr>
-                <w:rFonts w:ascii="Arial" w:hAnsi="Arial" w:eastAsia="Arial"/>
+                <w:rFonts w:ascii="Arial" w:hAnsi="Arial"/>
                 <w:b w:val="0"/>
                 <w:i w:val="0"/>
                 <w:color w:val="000000"/>
                 <w:sz w:val="18"/>
               </w:rPr>
-              <w:t>Business outcome and acceptance</w:t>
+              <w:t>Outcome, usability and UAT</w:t>
             </w:r>
           </w:p>
         </w:tc>
         <w:tc>
           <w:tcPr>
-            <w:tcW w:type="dxa" w:w="2040"/>
+            <w:tcW w:type="dxa" w:w="2628"/>
           </w:tcPr>
           <w:p>
-            <w:pPr>
-              <w:spacing w:after="0"/>
-            </w:pPr>
             <w:r/>
             <w:r>
               <w:rPr>
-                <w:rFonts w:ascii="Arial" w:hAnsi="Arial" w:eastAsia="Arial"/>
+                <w:rFonts w:ascii="Arial" w:hAnsi="Arial"/>
                 <w:b w:val="0"/>
                 <w:i w:val="0"/>
                 <w:color w:val="000000"/>
@@ -950,37 +888,31 @@
       <w:tr>
         <w:tc>
           <w:tcPr>
-            <w:tcW w:type="dxa" w:w="1800"/>
+            <w:tcW w:type="dxa" w:w="2628"/>
           </w:tcPr>
           <w:p>
-            <w:pPr>
-              <w:spacing w:after="0"/>
-            </w:pPr>
             <w:r/>
             <w:r>
               <w:rPr>
-                <w:rFonts w:ascii="Arial" w:hAnsi="Arial" w:eastAsia="Arial"/>
+                <w:rFonts w:ascii="Arial" w:hAnsi="Arial"/>
                 <w:b/>
                 <w:i w:val="0"/>
                 <w:color w:val="000000"/>
                 <w:sz w:val="18"/>
               </w:rPr>
-              <w:t>ERP functional consultant</w:t>
+              <w:t>PMO Manager</w:t>
             </w:r>
           </w:p>
         </w:tc>
         <w:tc>
           <w:tcPr>
-            <w:tcW w:type="dxa" w:w="1800"/>
+            <w:tcW w:type="dxa" w:w="2628"/>
           </w:tcPr>
           <w:p>
-            <w:pPr>
-              <w:spacing w:after="0"/>
-            </w:pPr>
             <w:r/>
             <w:r>
               <w:rPr>
-                <w:rFonts w:ascii="Arial" w:hAnsi="Arial" w:eastAsia="Arial"/>
+                <w:rFonts w:ascii="Arial" w:hAnsi="Arial"/>
                 <w:b w:val="0"/>
                 <w:i w:val="0"/>
                 <w:color w:val="000000"/>
@@ -992,37 +924,31 @@
         </w:tc>
         <w:tc>
           <w:tcPr>
-            <w:tcW w:type="dxa" w:w="3600"/>
+            <w:tcW w:type="dxa" w:w="2628"/>
           </w:tcPr>
           <w:p>
-            <w:pPr>
-              <w:spacing w:after="0"/>
-            </w:pPr>
             <w:r/>
             <w:r>
               <w:rPr>
-                <w:rFonts w:ascii="Arial" w:hAnsi="Arial" w:eastAsia="Arial"/>
+                <w:rFonts w:ascii="Arial" w:hAnsi="Arial"/>
                 <w:b w:val="0"/>
                 <w:i w:val="0"/>
                 <w:color w:val="000000"/>
                 <w:sz w:val="18"/>
               </w:rPr>
-              <w:t>Source/process semantics</w:t>
+              <w:t>Priority, scope and coordination</w:t>
             </w:r>
           </w:p>
         </w:tc>
         <w:tc>
           <w:tcPr>
-            <w:tcW w:type="dxa" w:w="2040"/>
+            <w:tcW w:type="dxa" w:w="2628"/>
           </w:tcPr>
           <w:p>
-            <w:pPr>
-              <w:spacing w:after="0"/>
-            </w:pPr>
             <w:r/>
             <w:r>
               <w:rPr>
-                <w:rFonts w:ascii="Arial" w:hAnsi="Arial" w:eastAsia="Arial"/>
+                <w:rFonts w:ascii="Arial" w:hAnsi="Arial"/>
                 <w:b w:val="0"/>
                 <w:i w:val="0"/>
                 <w:color w:val="000000"/>
@@ -1036,37 +962,31 @@
       <w:tr>
         <w:tc>
           <w:tcPr>
-            <w:tcW w:type="dxa" w:w="1800"/>
+            <w:tcW w:type="dxa" w:w="2628"/>
           </w:tcPr>
           <w:p>
-            <w:pPr>
-              <w:spacing w:after="0"/>
-            </w:pPr>
             <w:r/>
             <w:r>
               <w:rPr>
-                <w:rFonts w:ascii="Arial" w:hAnsi="Arial" w:eastAsia="Arial"/>
+                <w:rFonts w:ascii="Arial" w:hAnsi="Arial"/>
                 <w:b/>
                 <w:i w:val="0"/>
                 <w:color w:val="000000"/>
                 <w:sz w:val="18"/>
               </w:rPr>
-              <w:t>Data / BI owner</w:t>
+              <w:t>Technical Analyst</w:t>
             </w:r>
           </w:p>
         </w:tc>
         <w:tc>
           <w:tcPr>
-            <w:tcW w:type="dxa" w:w="1800"/>
+            <w:tcW w:type="dxa" w:w="2628"/>
           </w:tcPr>
           <w:p>
-            <w:pPr>
-              <w:spacing w:after="0"/>
-            </w:pPr>
             <w:r/>
             <w:r>
               <w:rPr>
-                <w:rFonts w:ascii="Arial" w:hAnsi="Arial" w:eastAsia="Arial"/>
+                <w:rFonts w:ascii="Arial" w:hAnsi="Arial"/>
                 <w:b w:val="0"/>
                 <w:i w:val="0"/>
                 <w:color w:val="000000"/>
@@ -1078,37 +998,105 @@
         </w:tc>
         <w:tc>
           <w:tcPr>
-            <w:tcW w:type="dxa" w:w="3600"/>
+            <w:tcW w:type="dxa" w:w="2628"/>
           </w:tcPr>
           <w:p>
-            <w:pPr>
-              <w:spacing w:after="0"/>
-            </w:pPr>
             <w:r/>
             <w:r>
               <w:rPr>
-                <w:rFonts w:ascii="Arial" w:hAnsi="Arial" w:eastAsia="Arial"/>
+                <w:rFonts w:ascii="Arial" w:hAnsi="Arial"/>
                 <w:b w:val="0"/>
                 <w:i w:val="0"/>
                 <w:color w:val="000000"/>
                 <w:sz w:val="18"/>
               </w:rPr>
-              <w:t>Technical design and operability</w:t>
+              <w:t>Build, controls and support</w:t>
             </w:r>
           </w:p>
         </w:tc>
         <w:tc>
           <w:tcPr>
-            <w:tcW w:type="dxa" w:w="2040"/>
+            <w:tcW w:type="dxa" w:w="2628"/>
           </w:tcPr>
           <w:p>
-            <w:pPr>
-              <w:spacing w:after="0"/>
-            </w:pPr>
             <w:r/>
             <w:r>
               <w:rPr>
-                <w:rFonts w:ascii="Arial" w:hAnsi="Arial" w:eastAsia="Arial"/>
+                <w:rFonts w:ascii="Arial" w:hAnsi="Arial"/>
+                <w:b w:val="0"/>
+                <w:i w:val="0"/>
+                <w:color w:val="000000"/>
+                <w:sz w:val="18"/>
+              </w:rPr>
+              <w:t>[Pending / approved]</w:t>
+            </w:r>
+          </w:p>
+        </w:tc>
+      </w:tr>
+      <w:tr>
+        <w:tc>
+          <w:tcPr>
+            <w:tcW w:type="dxa" w:w="2628"/>
+          </w:tcPr>
+          <w:p>
+            <w:r/>
+            <w:r>
+              <w:rPr>
+                <w:rFonts w:ascii="Arial" w:hAnsi="Arial"/>
+                <w:b/>
+                <w:i w:val="0"/>
+                <w:color w:val="000000"/>
+                <w:sz w:val="18"/>
+              </w:rPr>
+              <w:t>ERP Consultant</w:t>
+            </w:r>
+          </w:p>
+        </w:tc>
+        <w:tc>
+          <w:tcPr>
+            <w:tcW w:type="dxa" w:w="2628"/>
+          </w:tcPr>
+          <w:p>
+            <w:r/>
+            <w:r>
+              <w:rPr>
+                <w:rFonts w:ascii="Arial" w:hAnsi="Arial"/>
+                <w:b w:val="0"/>
+                <w:i w:val="0"/>
+                <w:color w:val="000000"/>
+                <w:sz w:val="18"/>
+              </w:rPr>
+              <w:t>[Name]</w:t>
+            </w:r>
+          </w:p>
+        </w:tc>
+        <w:tc>
+          <w:tcPr>
+            <w:tcW w:type="dxa" w:w="2628"/>
+          </w:tcPr>
+          <w:p>
+            <w:r/>
+            <w:r>
+              <w:rPr>
+                <w:rFonts w:ascii="Arial" w:hAnsi="Arial"/>
+                <w:b w:val="0"/>
+                <w:i w:val="0"/>
+                <w:color w:val="000000"/>
+                <w:sz w:val="18"/>
+              </w:rPr>
+              <w:t>ERP process and source semantics</w:t>
+            </w:r>
+          </w:p>
+        </w:tc>
+        <w:tc>
+          <w:tcPr>
+            <w:tcW w:type="dxa" w:w="2628"/>
+          </w:tcPr>
+          <w:p>
+            <w:r/>
+            <w:r>
+              <w:rPr>
+                <w:rFonts w:ascii="Arial" w:hAnsi="Arial"/>
                 <w:b w:val="0"/>
                 <w:i w:val="0"/>
                 <w:color w:val="000000"/>
@@ -1121,49 +1109,494 @@
       </w:tr>
     </w:tbl>
     <w:p>
-      <w:pPr>
-        <w:spacing w:after="80" w:before="0" w:line="259" w:lineRule="auto"/>
-      </w:pPr>
       <w:r>
-        <w:rPr>
-          <w:rFonts w:ascii="Arial" w:hAnsi="Arial" w:eastAsia="Arial"/>
-          <w:b w:val="0"/>
-          <w:i w:val="0"/>
-          <w:color w:val="000000"/>
-          <w:sz w:val="6"/>
-        </w:rPr>
+        <w:br w:type="page"/>
       </w:r>
     </w:p>
     <w:p>
       <w:pPr>
-        <w:spacing w:before="100" w:after="160"/>
-        <w:ind w:left="115" w:right="115"/>
-        <w:shd w:fill="EAF3FB"/>
-        <w:pBdr>
-          <w:left w:val="single" w:sz="18" w:space="3" w:color="0000FF"/>
-        </w:pBdr>
+        <w:spacing w:before="160" w:after="140" w:line="140" w:lineRule="exact"/>
+        <w:shd w:fill="000000"/>
+      </w:pPr>
+      <w:r>
+        <w:t xml:space="preserve"> </w:t>
+      </w:r>
+    </w:p>
+    <w:p>
+      <w:pPr>
+        <w:spacing w:after="140" w:before="0" w:line="259" w:lineRule="auto"/>
       </w:pPr>
       <w:r>
         <w:rPr>
-          <w:rFonts w:ascii="Arial" w:hAnsi="Arial" w:eastAsia="Arial"/>
+          <w:rFonts w:ascii="Arial" w:hAnsi="Arial"/>
           <w:b/>
           <w:i w:val="0"/>
           <w:color w:val="000000"/>
-          <w:sz w:val="20"/>
+          <w:sz w:val="38"/>
         </w:rPr>
-        <w:t xml:space="preserve">Document rule.  </w:t>
+        <w:t>1. Enhancement Summary</w:t>
       </w:r>
+    </w:p>
+    <w:p>
+      <w:pPr>
+        <w:spacing w:after="120" w:before="0" w:line="259" w:lineRule="auto"/>
+      </w:pPr>
       <w:r>
         <w:rPr>
-          <w:rFonts w:ascii="Arial" w:hAnsi="Arial" w:eastAsia="Arial"/>
+          <w:rFonts w:ascii="Arial" w:hAnsi="Arial"/>
           <w:b w:val="0"/>
           <w:i w:val="0"/>
           <w:color w:val="000000"/>
           <w:sz w:val="20"/>
         </w:rPr>
-        <w:t>Only include sections that apply to the change. Preserve the end-to-end lineage, validation evidence and release decision for every delivery.</w:t>
+        <w:t>This enhancement-design standard connects one business purpose to the component documents, governed data consumption, validation evidence and final output.</w:t>
       </w:r>
     </w:p>
+    <w:p>
+      <w:pPr>
+        <w:spacing w:after="80" w:before="160" w:line="259" w:lineRule="auto"/>
+        <w:pBdr>
+          <w:bottom w:val="single" w:sz="12" w:space="1" w:color="000000"/>
+        </w:pBdr>
+      </w:pPr>
+      <w:r>
+        <w:rPr>
+          <w:rFonts w:ascii="Arial" w:hAnsi="Arial"/>
+          <w:b/>
+          <w:i w:val="0"/>
+          <w:color w:val="000000"/>
+          <w:sz w:val="26"/>
+        </w:rPr>
+        <w:t>Business purpose and business logic</w:t>
+      </w:r>
+    </w:p>
+    <w:p>
+      <w:pPr>
+        <w:spacing w:after="120" w:before="0" w:line="259" w:lineRule="auto"/>
+      </w:pPr>
+      <w:r>
+        <w:rPr>
+          <w:rFonts w:ascii="Arial" w:hAnsi="Arial"/>
+          <w:b w:val="0"/>
+          <w:i w:val="0"/>
+          <w:color w:val="000000"/>
+          <w:sz w:val="20"/>
+        </w:rPr>
+        <w:t>Business logic must be explained in plain English before any technical implementation. Record the intended grain, metric definitions, scope and exception treatment so users and delivery teams test the same outcome.</w:t>
+      </w:r>
+    </w:p>
+    <w:p>
+      <w:pPr>
+        <w:spacing w:after="80" w:before="160" w:line="259" w:lineRule="auto"/>
+        <w:pBdr>
+          <w:bottom w:val="single" w:sz="12" w:space="1" w:color="000000"/>
+        </w:pBdr>
+      </w:pPr>
+      <w:r>
+        <w:rPr>
+          <w:rFonts w:ascii="Arial" w:hAnsi="Arial"/>
+          <w:b/>
+          <w:i w:val="0"/>
+          <w:color w:val="000000"/>
+          <w:sz w:val="26"/>
+        </w:rPr>
+        <w:t>Component document register</w:t>
+      </w:r>
+    </w:p>
+    <w:tbl>
+      <w:tblPr>
+        <w:tblStyle w:val="TableGrid"/>
+        <w:tblW w:type="auto" w:w="0"/>
+        <w:jc w:val="left"/>
+        <w:tblLayout w:type="fixed"/>
+        <w:tblLook w:firstColumn="1" w:firstRow="1" w:lastColumn="0" w:lastRow="0" w:noHBand="0" w:noVBand="1" w:val="04A0"/>
+        <w:tblW w:w="9360" w:type="dxa"/>
+      </w:tblPr>
+      <w:tblGrid>
+        <w:gridCol w:w="2628"/>
+        <w:gridCol w:w="2628"/>
+        <w:gridCol w:w="2628"/>
+        <w:gridCol w:w="2628"/>
+      </w:tblGrid>
+      <w:tr>
+        <w:tc>
+          <w:tcPr>
+            <w:tcW w:type="dxa" w:w="2628"/>
+            <w:vAlign w:val="center"/>
+            <w:shd w:fill="000000"/>
+          </w:tcPr>
+          <w:p>
+            <w:r/>
+            <w:r>
+              <w:rPr>
+                <w:rFonts w:ascii="Arial" w:hAnsi="Arial"/>
+                <w:b/>
+                <w:i w:val="0"/>
+                <w:color w:val="FFFFFF"/>
+                <w:sz w:val="18"/>
+              </w:rPr>
+              <w:t>Document type</w:t>
+            </w:r>
+          </w:p>
+        </w:tc>
+        <w:tc>
+          <w:tcPr>
+            <w:tcW w:type="dxa" w:w="2628"/>
+            <w:vAlign w:val="center"/>
+            <w:shd w:fill="000000"/>
+          </w:tcPr>
+          <w:p>
+            <w:r/>
+            <w:r>
+              <w:rPr>
+                <w:rFonts w:ascii="Arial" w:hAnsi="Arial"/>
+                <w:b/>
+                <w:i w:val="0"/>
+                <w:color w:val="FFFFFF"/>
+                <w:sz w:val="18"/>
+              </w:rPr>
+              <w:t>Document name / SharePoint link</w:t>
+            </w:r>
+          </w:p>
+        </w:tc>
+        <w:tc>
+          <w:tcPr>
+            <w:tcW w:type="dxa" w:w="2628"/>
+            <w:vAlign w:val="center"/>
+            <w:shd w:fill="000000"/>
+          </w:tcPr>
+          <w:p>
+            <w:r/>
+            <w:r>
+              <w:rPr>
+                <w:rFonts w:ascii="Arial" w:hAnsi="Arial"/>
+                <w:b/>
+                <w:i w:val="0"/>
+                <w:color w:val="FFFFFF"/>
+                <w:sz w:val="18"/>
+              </w:rPr>
+              <w:t>Status</w:t>
+            </w:r>
+          </w:p>
+        </w:tc>
+        <w:tc>
+          <w:tcPr>
+            <w:tcW w:type="dxa" w:w="2628"/>
+            <w:vAlign w:val="center"/>
+            <w:shd w:fill="000000"/>
+          </w:tcPr>
+          <w:p>
+            <w:r/>
+            <w:r>
+              <w:rPr>
+                <w:rFonts w:ascii="Arial" w:hAnsi="Arial"/>
+                <w:b/>
+                <w:i w:val="0"/>
+                <w:color w:val="FFFFFF"/>
+                <w:sz w:val="18"/>
+              </w:rPr>
+              <w:t>Owner</w:t>
+            </w:r>
+          </w:p>
+        </w:tc>
+      </w:tr>
+      <w:tr>
+        <w:tc>
+          <w:tcPr>
+            <w:tcW w:type="dxa" w:w="2628"/>
+          </w:tcPr>
+          <w:p>
+            <w:r/>
+            <w:r>
+              <w:rPr>
+                <w:rFonts w:ascii="Arial" w:hAnsi="Arial"/>
+                <w:b/>
+                <w:i w:val="0"/>
+                <w:color w:val="000000"/>
+                <w:sz w:val="18"/>
+              </w:rPr>
+              <w:t>DA</w:t>
+            </w:r>
+          </w:p>
+        </w:tc>
+        <w:tc>
+          <w:tcPr>
+            <w:tcW w:type="dxa" w:w="2628"/>
+          </w:tcPr>
+          <w:p>
+            <w:r/>
+            <w:r>
+              <w:rPr>
+                <w:rFonts w:ascii="Arial" w:hAnsi="Arial"/>
+                <w:b w:val="0"/>
+                <w:i w:val="0"/>
+                <w:color w:val="000000"/>
+                <w:sz w:val="18"/>
+              </w:rPr>
+              <w:t>[DA document filename and link]</w:t>
+            </w:r>
+          </w:p>
+        </w:tc>
+        <w:tc>
+          <w:tcPr>
+            <w:tcW w:type="dxa" w:w="2628"/>
+          </w:tcPr>
+          <w:p>
+            <w:r/>
+            <w:r>
+              <w:rPr>
+                <w:rFonts w:ascii="Arial" w:hAnsi="Arial"/>
+                <w:b w:val="0"/>
+                <w:i w:val="0"/>
+                <w:color w:val="000000"/>
+                <w:sz w:val="18"/>
+              </w:rPr>
+              <w:t>[Draft / approved]</w:t>
+            </w:r>
+          </w:p>
+        </w:tc>
+        <w:tc>
+          <w:tcPr>
+            <w:tcW w:type="dxa" w:w="2628"/>
+          </w:tcPr>
+          <w:p>
+            <w:r/>
+            <w:r>
+              <w:rPr>
+                <w:rFonts w:ascii="Arial" w:hAnsi="Arial"/>
+                <w:b w:val="0"/>
+                <w:i w:val="0"/>
+                <w:color w:val="000000"/>
+                <w:sz w:val="18"/>
+              </w:rPr>
+              <w:t>Technical Analyst</w:t>
+            </w:r>
+          </w:p>
+        </w:tc>
+      </w:tr>
+      <w:tr>
+        <w:tc>
+          <w:tcPr>
+            <w:tcW w:type="dxa" w:w="2628"/>
+          </w:tcPr>
+          <w:p>
+            <w:r/>
+            <w:r>
+              <w:rPr>
+                <w:rFonts w:ascii="Arial" w:hAnsi="Arial"/>
+                <w:b/>
+                <w:i w:val="0"/>
+                <w:color w:val="000000"/>
+                <w:sz w:val="18"/>
+              </w:rPr>
+              <w:t>IV</w:t>
+            </w:r>
+          </w:p>
+        </w:tc>
+        <w:tc>
+          <w:tcPr>
+            <w:tcW w:type="dxa" w:w="2628"/>
+          </w:tcPr>
+          <w:p>
+            <w:r/>
+            <w:r>
+              <w:rPr>
+                <w:rFonts w:ascii="Arial" w:hAnsi="Arial"/>
+                <w:b w:val="0"/>
+                <w:i w:val="0"/>
+                <w:color w:val="000000"/>
+                <w:sz w:val="18"/>
+              </w:rPr>
+              <w:t>[IV document filename and link]</w:t>
+            </w:r>
+          </w:p>
+        </w:tc>
+        <w:tc>
+          <w:tcPr>
+            <w:tcW w:type="dxa" w:w="2628"/>
+          </w:tcPr>
+          <w:p>
+            <w:r/>
+            <w:r>
+              <w:rPr>
+                <w:rFonts w:ascii="Arial" w:hAnsi="Arial"/>
+                <w:b w:val="0"/>
+                <w:i w:val="0"/>
+                <w:color w:val="000000"/>
+                <w:sz w:val="18"/>
+              </w:rPr>
+              <w:t>[Draft / approved]</w:t>
+            </w:r>
+          </w:p>
+        </w:tc>
+        <w:tc>
+          <w:tcPr>
+            <w:tcW w:type="dxa" w:w="2628"/>
+          </w:tcPr>
+          <w:p>
+            <w:r/>
+            <w:r>
+              <w:rPr>
+                <w:rFonts w:ascii="Arial" w:hAnsi="Arial"/>
+                <w:b w:val="0"/>
+                <w:i w:val="0"/>
+                <w:color w:val="000000"/>
+                <w:sz w:val="18"/>
+              </w:rPr>
+              <w:t>Technical Analyst</w:t>
+            </w:r>
+          </w:p>
+        </w:tc>
+      </w:tr>
+      <w:tr>
+        <w:tc>
+          <w:tcPr>
+            <w:tcW w:type="dxa" w:w="2628"/>
+          </w:tcPr>
+          <w:p>
+            <w:r/>
+            <w:r>
+              <w:rPr>
+                <w:rFonts w:ascii="Arial" w:hAnsi="Arial"/>
+                <w:b/>
+                <w:i w:val="0"/>
+                <w:color w:val="000000"/>
+                <w:sz w:val="18"/>
+              </w:rPr>
+              <w:t>RP</w:t>
+            </w:r>
+          </w:p>
+        </w:tc>
+        <w:tc>
+          <w:tcPr>
+            <w:tcW w:type="dxa" w:w="2628"/>
+          </w:tcPr>
+          <w:p>
+            <w:r/>
+            <w:r>
+              <w:rPr>
+                <w:rFonts w:ascii="Arial" w:hAnsi="Arial"/>
+                <w:b w:val="0"/>
+                <w:i w:val="0"/>
+                <w:color w:val="000000"/>
+                <w:sz w:val="18"/>
+              </w:rPr>
+              <w:t>[RP document filename and link]</w:t>
+            </w:r>
+          </w:p>
+        </w:tc>
+        <w:tc>
+          <w:tcPr>
+            <w:tcW w:type="dxa" w:w="2628"/>
+          </w:tcPr>
+          <w:p>
+            <w:r/>
+            <w:r>
+              <w:rPr>
+                <w:rFonts w:ascii="Arial" w:hAnsi="Arial"/>
+                <w:b w:val="0"/>
+                <w:i w:val="0"/>
+                <w:color w:val="000000"/>
+                <w:sz w:val="18"/>
+              </w:rPr>
+              <w:t>[Draft / approved]</w:t>
+            </w:r>
+          </w:p>
+        </w:tc>
+        <w:tc>
+          <w:tcPr>
+            <w:tcW w:type="dxa" w:w="2628"/>
+          </w:tcPr>
+          <w:p>
+            <w:r/>
+            <w:r>
+              <w:rPr>
+                <w:rFonts w:ascii="Arial" w:hAnsi="Arial"/>
+                <w:b w:val="0"/>
+                <w:i w:val="0"/>
+                <w:color w:val="000000"/>
+                <w:sz w:val="18"/>
+              </w:rPr>
+              <w:t>Technical Analyst</w:t>
+            </w:r>
+          </w:p>
+        </w:tc>
+      </w:tr>
+      <w:tr>
+        <w:tc>
+          <w:tcPr>
+            <w:tcW w:type="dxa" w:w="2628"/>
+          </w:tcPr>
+          <w:p>
+            <w:r/>
+            <w:r>
+              <w:rPr>
+                <w:rFonts w:ascii="Arial" w:hAnsi="Arial"/>
+                <w:b/>
+                <w:i w:val="0"/>
+                <w:color w:val="000000"/>
+                <w:sz w:val="18"/>
+              </w:rPr>
+              <w:t>EX</w:t>
+            </w:r>
+          </w:p>
+        </w:tc>
+        <w:tc>
+          <w:tcPr>
+            <w:tcW w:type="dxa" w:w="2628"/>
+          </w:tcPr>
+          <w:p>
+            <w:r/>
+            <w:r>
+              <w:rPr>
+                <w:rFonts w:ascii="Arial" w:hAnsi="Arial"/>
+                <w:b w:val="0"/>
+                <w:i w:val="0"/>
+                <w:color w:val="000000"/>
+                <w:sz w:val="18"/>
+              </w:rPr>
+              <w:t>[EX document filename and link, if applicable]</w:t>
+            </w:r>
+          </w:p>
+        </w:tc>
+        <w:tc>
+          <w:tcPr>
+            <w:tcW w:type="dxa" w:w="2628"/>
+          </w:tcPr>
+          <w:p>
+            <w:r/>
+            <w:r>
+              <w:rPr>
+                <w:rFonts w:ascii="Arial" w:hAnsi="Arial"/>
+                <w:b w:val="0"/>
+                <w:i w:val="0"/>
+                <w:color w:val="000000"/>
+                <w:sz w:val="18"/>
+              </w:rPr>
+              <w:t>[Draft / approved]</w:t>
+            </w:r>
+          </w:p>
+        </w:tc>
+        <w:tc>
+          <w:tcPr>
+            <w:tcW w:type="dxa" w:w="2628"/>
+          </w:tcPr>
+          <w:p>
+            <w:r/>
+            <w:r>
+              <w:rPr>
+                <w:rFonts w:ascii="Arial" w:hAnsi="Arial"/>
+                <w:b w:val="0"/>
+                <w:i w:val="0"/>
+                <w:color w:val="000000"/>
+                <w:sz w:val="18"/>
+              </w:rPr>
+              <w:t>Technical Analyst</w:t>
+            </w:r>
+          </w:p>
+        </w:tc>
+      </w:tr>
+    </w:tbl>
     <w:p>
       <w:r>
         <w:br w:type="page"/>
@@ -1175,191 +1608,333 @@
         <w:shd w:fill="000000"/>
       </w:pPr>
       <w:r>
-        <w:rPr>
-          <w:rFonts w:ascii="Arial" w:hAnsi="Arial" w:eastAsia="Arial"/>
-          <w:b w:val="0"/>
-          <w:i w:val="0"/>
-          <w:color w:val="000000"/>
-          <w:sz w:val="4"/>
-        </w:rPr>
         <w:t xml:space="preserve"> </w:t>
       </w:r>
     </w:p>
     <w:p>
       <w:pPr>
         <w:spacing w:after="140" w:before="0" w:line="259" w:lineRule="auto"/>
-        <w:keepNext/>
       </w:pPr>
       <w:r>
         <w:rPr>
-          <w:rFonts w:ascii="Arial" w:hAnsi="Arial" w:eastAsia="Arial"/>
+          <w:rFonts w:ascii="Arial" w:hAnsi="Arial"/>
           <w:b/>
           <w:i w:val="0"/>
           <w:color w:val="000000"/>
           <w:sz w:val="38"/>
         </w:rPr>
-        <w:t>Contents</w:t>
+        <w:t>2. End-to-End Enhancement Flow</w:t>
       </w:r>
     </w:p>
     <w:p>
       <w:pPr>
-        <w:spacing w:after="100"/>
-        <w:ind w:left="461"/>
+        <w:spacing w:after="120" w:before="0" w:line="259" w:lineRule="auto"/>
       </w:pPr>
       <w:r>
         <w:rPr>
-          <w:rFonts w:ascii="Arial" w:hAnsi="Arial" w:eastAsia="Arial"/>
+          <w:rFonts w:ascii="Arial" w:hAnsi="Arial"/>
           <w:b w:val="0"/>
           <w:i w:val="0"/>
           <w:color w:val="000000"/>
-          <w:sz w:val="22"/>
+          <w:sz w:val="20"/>
         </w:rPr>
-        <w:t>1. Business and technical overview</w:t>
+        <w:t>Global EDI owns the Medallion data warehouse, Gold View and upstream ETL. APAC consumes the Gold View through Refined Coat (RC), optional Sealer Coat (SC) and Top Coat (TC) to provide controlled local business outputs.</w:t>
       </w:r>
     </w:p>
     <w:p>
       <w:pPr>
-        <w:spacing w:after="100"/>
-        <w:ind w:left="461"/>
+        <w:spacing w:after="40" w:before="0" w:line="259" w:lineRule="auto"/>
+        <w:shd w:fill="F2F4F7"/>
+        <w:pBdr>
+          <w:top w:val="single" w:sz="8" w:space="1" w:color="A6A6A6"/>
+          <w:left w:val="single" w:sz="8" w:space="1" w:color="A6A6A6"/>
+          <w:bottom w:val="single" w:sz="8" w:space="1" w:color="A6A6A6"/>
+          <w:right w:val="single" w:sz="8" w:space="1" w:color="A6A6A6"/>
+        </w:pBdr>
       </w:pPr>
       <w:r>
         <w:rPr>
-          <w:rFonts w:ascii="Arial" w:hAnsi="Arial" w:eastAsia="Arial"/>
+          <w:rFonts w:ascii="Arial" w:hAnsi="Arial"/>
           <w:b w:val="0"/>
           <w:i w:val="0"/>
           <w:color w:val="000000"/>
-          <w:sz w:val="22"/>
+          <w:sz w:val="20"/>
         </w:rPr>
-        <w:t>2. Business logic and user outcome</w:t>
+      </w:r>
+      <w:r>
+        <w:rPr>
+          <w:rFonts w:ascii="Arial" w:hAnsi="Arial"/>
+          <w:b/>
+          <w:i w:val="0"/>
+          <w:color w:val="0000FF"/>
+          <w:sz w:val="20"/>
+        </w:rPr>
+        <w:t>FIGURE / SCREENSHOT PLACEHOLDER</w:t>
+        <w:br/>
+      </w:r>
+      <w:r>
+        <w:rPr>
+          <w:rFonts w:ascii="Arial" w:hAnsi="Arial"/>
+          <w:b/>
+          <w:i w:val="0"/>
+          <w:color w:val="000000"/>
+          <w:sz w:val="26"/>
+        </w:rPr>
+        <w:t>Overall enhancement flow</w:t>
+        <w:br/>
+      </w:r>
+      <w:r>
+        <w:rPr>
+          <w:rFonts w:ascii="Arial" w:hAnsi="Arial"/>
+          <w:b w:val="0"/>
+          <w:i/>
+          <w:color w:val="666666"/>
+          <w:sz w:val="18"/>
+        </w:rPr>
+        <w:t>Insert the flow diagram with Gold View, RC, SC, TC, component documents and the final result.</w:t>
       </w:r>
     </w:p>
     <w:p>
       <w:pPr>
-        <w:spacing w:after="100"/>
-        <w:ind w:left="461"/>
+        <w:spacing w:after="140" w:before="0" w:line="259" w:lineRule="auto"/>
       </w:pPr>
       <w:r>
         <w:rPr>
-          <w:rFonts w:ascii="Arial" w:hAnsi="Arial" w:eastAsia="Arial"/>
-          <w:b w:val="0"/>
-          <w:i w:val="0"/>
-          <w:color w:val="000000"/>
-          <w:sz w:val="22"/>
-        </w:rPr>
-        <w:t>3. Controlled consumption architecture</w:t>
-      </w:r>
-    </w:p>
-    <w:p>
-      <w:pPr>
-        <w:spacing w:after="100"/>
-        <w:ind w:left="461"/>
-      </w:pPr>
-      <w:r>
-        <w:rPr>
-          <w:rFonts w:ascii="Arial" w:hAnsi="Arial" w:eastAsia="Arial"/>
-          <w:b w:val="0"/>
-          <w:i w:val="0"/>
-          <w:color w:val="000000"/>
-          <w:sz w:val="22"/>
-        </w:rPr>
-        <w:t>4. Data lineage and semantic contract</w:t>
-      </w:r>
-    </w:p>
-    <w:p>
-      <w:pPr>
-        <w:spacing w:after="100"/>
-        <w:ind w:left="461"/>
-      </w:pPr>
-      <w:r>
-        <w:rPr>
-          <w:rFonts w:ascii="Arial" w:hAnsi="Arial" w:eastAsia="Arial"/>
-          <w:b w:val="0"/>
-          <w:i w:val="0"/>
-          <w:color w:val="000000"/>
-          <w:sz w:val="22"/>
-        </w:rPr>
-        <w:t>5. Component design: DA / VI / RP / EX</w:t>
-      </w:r>
-    </w:p>
-    <w:p>
-      <w:pPr>
-        <w:spacing w:after="100"/>
-        <w:ind w:left="461"/>
-      </w:pPr>
-      <w:r>
-        <w:rPr>
-          <w:rFonts w:ascii="Arial" w:hAnsi="Arial" w:eastAsia="Arial"/>
-          <w:b w:val="0"/>
-          <w:i w:val="0"/>
-          <w:color w:val="000000"/>
-          <w:sz w:val="22"/>
-        </w:rPr>
-        <w:t>6. Validation, security and acceptance</w:t>
-      </w:r>
-    </w:p>
-    <w:p>
-      <w:pPr>
-        <w:spacing w:after="100"/>
-        <w:ind w:left="461"/>
-      </w:pPr>
-      <w:r>
-        <w:rPr>
-          <w:rFonts w:ascii="Arial" w:hAnsi="Arial" w:eastAsia="Arial"/>
-          <w:b w:val="0"/>
-          <w:i w:val="0"/>
-          <w:color w:val="000000"/>
-          <w:sz w:val="22"/>
-        </w:rPr>
-        <w:t>7. Operations, release and recovery</w:t>
-      </w:r>
-    </w:p>
-    <w:p>
-      <w:pPr>
-        <w:spacing w:after="100"/>
-        <w:ind w:left="461"/>
-      </w:pPr>
-      <w:r>
-        <w:rPr>
-          <w:rFonts w:ascii="Arial" w:hAnsi="Arial" w:eastAsia="Arial"/>
-          <w:b w:val="0"/>
-          <w:i w:val="0"/>
-          <w:color w:val="000000"/>
-          <w:sz w:val="22"/>
-        </w:rPr>
-        <w:t>Appendix A. Data dictionary and field controls</w:t>
-      </w:r>
-    </w:p>
-    <w:p>
-      <w:pPr>
-        <w:spacing w:after="100"/>
-        <w:ind w:left="461"/>
-      </w:pPr>
-      <w:r>
-        <w:rPr>
-          <w:rFonts w:ascii="Arial" w:hAnsi="Arial" w:eastAsia="Arial"/>
-          <w:b w:val="0"/>
-          <w:i w:val="0"/>
-          <w:color w:val="000000"/>
-          <w:sz w:val="22"/>
-        </w:rPr>
-        <w:t>Appendix B. Code, configuration and figure register</w:t>
-      </w:r>
-    </w:p>
-    <w:p>
-      <w:pPr>
-        <w:spacing w:after="0" w:before="0" w:line="259" w:lineRule="auto"/>
-      </w:pPr>
-      <w:r>
-        <w:rPr>
-          <w:rFonts w:ascii="Arial" w:hAnsi="Arial" w:eastAsia="Arial"/>
+          <w:rFonts w:ascii="Arial" w:hAnsi="Arial"/>
           <w:b w:val="0"/>
           <w:i/>
           <w:color w:val="666666"/>
           <w:sz w:val="17"/>
         </w:rPr>
-        <w:t>Tip: use Word headings when adding sections so the Table of Contents can be refreshed if a dynamic TOC is enabled in your corporate template.</w:t>
+        <w:t>Figure [#]. [Replace with a concise caption.]</w:t>
       </w:r>
     </w:p>
+    <w:p>
+      <w:pPr>
+        <w:spacing w:after="80" w:before="160" w:line="259" w:lineRule="auto"/>
+        <w:pBdr>
+          <w:bottom w:val="single" w:sz="12" w:space="1" w:color="000000"/>
+        </w:pBdr>
+      </w:pPr>
+      <w:r>
+        <w:rPr>
+          <w:rFonts w:ascii="Arial" w:hAnsi="Arial"/>
+          <w:b/>
+          <w:i w:val="0"/>
+          <w:color w:val="000000"/>
+          <w:sz w:val="26"/>
+        </w:rPr>
+        <w:t>Ownership and decisions</w:t>
+      </w:r>
+    </w:p>
+    <w:tbl>
+      <w:tblPr>
+        <w:tblStyle w:val="TableGrid"/>
+        <w:tblW w:type="auto" w:w="0"/>
+        <w:jc w:val="left"/>
+        <w:tblLayout w:type="fixed"/>
+        <w:tblLook w:firstColumn="1" w:firstRow="1" w:lastColumn="0" w:lastRow="0" w:noHBand="0" w:noVBand="1" w:val="04A0"/>
+        <w:tblW w:w="9360" w:type="dxa"/>
+      </w:tblPr>
+      <w:tblGrid>
+        <w:gridCol w:w="5256"/>
+        <w:gridCol w:w="5256"/>
+      </w:tblGrid>
+      <w:tr>
+        <w:tc>
+          <w:tcPr>
+            <w:tcW w:type="dxa" w:w="5256"/>
+            <w:vAlign w:val="center"/>
+            <w:shd w:fill="000000"/>
+          </w:tcPr>
+          <w:p>
+            <w:r/>
+            <w:r>
+              <w:rPr>
+                <w:rFonts w:ascii="Arial" w:hAnsi="Arial"/>
+                <w:b/>
+                <w:i w:val="0"/>
+                <w:color w:val="FFFFFF"/>
+                <w:sz w:val="18"/>
+              </w:rPr>
+              <w:t>Role</w:t>
+            </w:r>
+          </w:p>
+        </w:tc>
+        <w:tc>
+          <w:tcPr>
+            <w:tcW w:type="dxa" w:w="5256"/>
+            <w:vAlign w:val="center"/>
+            <w:shd w:fill="000000"/>
+          </w:tcPr>
+          <w:p>
+            <w:r/>
+            <w:r>
+              <w:rPr>
+                <w:rFonts w:ascii="Arial" w:hAnsi="Arial"/>
+                <w:b/>
+                <w:i w:val="0"/>
+                <w:color w:val="FFFFFF"/>
+                <w:sz w:val="18"/>
+              </w:rPr>
+              <w:t>Decision / contribution</w:t>
+            </w:r>
+          </w:p>
+        </w:tc>
+      </w:tr>
+      <w:tr>
+        <w:tc>
+          <w:tcPr>
+            <w:tcW w:type="dxa" w:w="5256"/>
+          </w:tcPr>
+          <w:p>
+            <w:r/>
+            <w:r>
+              <w:rPr>
+                <w:rFonts w:ascii="Arial" w:hAnsi="Arial"/>
+                <w:b/>
+                <w:i w:val="0"/>
+                <w:color w:val="000000"/>
+                <w:sz w:val="18"/>
+              </w:rPr>
+              <w:t>End User</w:t>
+            </w:r>
+          </w:p>
+        </w:tc>
+        <w:tc>
+          <w:tcPr>
+            <w:tcW w:type="dxa" w:w="5256"/>
+          </w:tcPr>
+          <w:p>
+            <w:r/>
+            <w:r>
+              <w:rPr>
+                <w:rFonts w:ascii="Arial" w:hAnsi="Arial"/>
+                <w:b w:val="0"/>
+                <w:i w:val="0"/>
+                <w:color w:val="000000"/>
+                <w:sz w:val="18"/>
+              </w:rPr>
+              <w:t>Defines the outcome, validates representative results and accepts UAT.</w:t>
+            </w:r>
+          </w:p>
+        </w:tc>
+      </w:tr>
+      <w:tr>
+        <w:tc>
+          <w:tcPr>
+            <w:tcW w:type="dxa" w:w="5256"/>
+          </w:tcPr>
+          <w:p>
+            <w:r/>
+            <w:r>
+              <w:rPr>
+                <w:rFonts w:ascii="Arial" w:hAnsi="Arial"/>
+                <w:b/>
+                <w:i w:val="0"/>
+                <w:color w:val="000000"/>
+                <w:sz w:val="18"/>
+              </w:rPr>
+              <w:t>PMO Manager</w:t>
+            </w:r>
+          </w:p>
+        </w:tc>
+        <w:tc>
+          <w:tcPr>
+            <w:tcW w:type="dxa" w:w="5256"/>
+          </w:tcPr>
+          <w:p>
+            <w:r/>
+            <w:r>
+              <w:rPr>
+                <w:rFonts w:ascii="Arial" w:hAnsi="Arial"/>
+                <w:b w:val="0"/>
+                <w:i w:val="0"/>
+                <w:color w:val="000000"/>
+                <w:sz w:val="18"/>
+              </w:rPr>
+              <w:t>Coordinates scope, priority, dependencies and delivery status.</w:t>
+            </w:r>
+          </w:p>
+        </w:tc>
+      </w:tr>
+      <w:tr>
+        <w:tc>
+          <w:tcPr>
+            <w:tcW w:type="dxa" w:w="5256"/>
+          </w:tcPr>
+          <w:p>
+            <w:r/>
+            <w:r>
+              <w:rPr>
+                <w:rFonts w:ascii="Arial" w:hAnsi="Arial"/>
+                <w:b/>
+                <w:i w:val="0"/>
+                <w:color w:val="000000"/>
+                <w:sz w:val="18"/>
+              </w:rPr>
+              <w:t>Technical Analyst</w:t>
+            </w:r>
+          </w:p>
+        </w:tc>
+        <w:tc>
+          <w:tcPr>
+            <w:tcW w:type="dxa" w:w="5256"/>
+          </w:tcPr>
+          <w:p>
+            <w:r/>
+            <w:r>
+              <w:rPr>
+                <w:rFonts w:ascii="Arial" w:hAnsi="Arial"/>
+                <w:b w:val="0"/>
+                <w:i w:val="0"/>
+                <w:color w:val="000000"/>
+                <w:sz w:val="18"/>
+              </w:rPr>
+              <w:t>Maintains DA/IV/RP/EX design, builds controls and owns technical release evidence.</w:t>
+            </w:r>
+          </w:p>
+        </w:tc>
+      </w:tr>
+      <w:tr>
+        <w:tc>
+          <w:tcPr>
+            <w:tcW w:type="dxa" w:w="5256"/>
+          </w:tcPr>
+          <w:p>
+            <w:r/>
+            <w:r>
+              <w:rPr>
+                <w:rFonts w:ascii="Arial" w:hAnsi="Arial"/>
+                <w:b/>
+                <w:i w:val="0"/>
+                <w:color w:val="000000"/>
+                <w:sz w:val="18"/>
+              </w:rPr>
+              <w:t>ERP Consultant</w:t>
+            </w:r>
+          </w:p>
+        </w:tc>
+        <w:tc>
+          <w:tcPr>
+            <w:tcW w:type="dxa" w:w="5256"/>
+          </w:tcPr>
+          <w:p>
+            <w:r/>
+            <w:r>
+              <w:rPr>
+                <w:rFonts w:ascii="Arial" w:hAnsi="Arial"/>
+                <w:b w:val="0"/>
+                <w:i w:val="0"/>
+                <w:color w:val="000000"/>
+                <w:sz w:val="18"/>
+              </w:rPr>
+              <w:t>Confirms ERP source/process semantics, field meaning and known exceptions.</w:t>
+            </w:r>
+          </w:p>
+        </w:tc>
+      </w:tr>
+    </w:tbl>
     <w:p>
       <w:r>
         <w:br w:type="page"/>
@@ -1371,660 +1946,27 @@
         <w:shd w:fill="000000"/>
       </w:pPr>
       <w:r>
-        <w:rPr>
-          <w:rFonts w:ascii="Arial" w:hAnsi="Arial" w:eastAsia="Arial"/>
-          <w:b w:val="0"/>
-          <w:i w:val="0"/>
-          <w:color w:val="000000"/>
-          <w:sz w:val="4"/>
-        </w:rPr>
         <w:t xml:space="preserve"> </w:t>
       </w:r>
     </w:p>
     <w:p>
       <w:pPr>
         <w:spacing w:after="140" w:before="0" w:line="259" w:lineRule="auto"/>
-        <w:keepNext/>
       </w:pPr>
       <w:r>
         <w:rPr>
-          <w:rFonts w:ascii="Arial" w:hAnsi="Arial" w:eastAsia="Arial"/>
+          <w:rFonts w:ascii="Arial" w:hAnsi="Arial"/>
           <w:b/>
           <w:i w:val="0"/>
           <w:color w:val="000000"/>
           <w:sz w:val="38"/>
         </w:rPr>
-        <w:t>1. Business and Technical Overview</w:t>
+        <w:t>3. Final Result and Release Evidence</w:t>
       </w:r>
     </w:p>
     <w:p>
       <w:pPr>
-        <w:spacing w:after="60" w:before="0" w:line="259" w:lineRule="auto"/>
-      </w:pPr>
-      <w:r>
-        <w:rPr>
-          <w:rFonts w:ascii="Arial" w:hAnsi="Arial" w:eastAsia="Arial"/>
-          <w:b/>
-          <w:i w:val="0"/>
-          <w:color w:val="000000"/>
-          <w:sz w:val="26"/>
-        </w:rPr>
-        <w:t>Purpose</w:t>
-      </w:r>
-    </w:p>
-    <w:p>
-      <w:pPr>
-        <w:spacing w:after="120" w:before="0" w:line="259" w:lineRule="auto"/>
-      </w:pPr>
-      <w:r>
-        <w:rPr>
-          <w:rFonts w:ascii="Arial" w:hAnsi="Arial" w:eastAsia="Arial"/>
-          <w:b w:val="0"/>
-          <w:i w:val="0"/>
-          <w:color w:val="000000"/>
-          <w:sz w:val="21"/>
-        </w:rPr>
-        <w:t>Provide APAC business teams with a governed and reusable way to consume Global EDI-curated data in dashboards, structured reports and authorised extensions.</w:t>
-      </w:r>
-    </w:p>
-    <w:p>
-      <w:pPr>
-        <w:spacing w:after="60" w:before="0" w:line="259" w:lineRule="auto"/>
-      </w:pPr>
-      <w:r>
-        <w:rPr>
-          <w:rFonts w:ascii="Arial" w:hAnsi="Arial" w:eastAsia="Arial"/>
-          <w:b/>
-          <w:i w:val="0"/>
-          <w:color w:val="000000"/>
-          <w:sz w:val="26"/>
-        </w:rPr>
-        <w:t>Business outcome</w:t>
-      </w:r>
-    </w:p>
-    <w:p>
-      <w:pPr>
-        <w:spacing w:after="120" w:before="0" w:line="259" w:lineRule="auto"/>
-      </w:pPr>
-      <w:r>
-        <w:rPr>
-          <w:rFonts w:ascii="Arial" w:hAnsi="Arial" w:eastAsia="Arial"/>
-          <w:b w:val="0"/>
-          <w:i w:val="0"/>
-          <w:color w:val="000000"/>
-          <w:sz w:val="21"/>
-        </w:rPr>
-        <w:t>Users receive consistent metrics and traceable data definitions for recurring operational and finance decisions, without relying on manual extracts or rebuilding upstream ETL.</w:t>
-      </w:r>
-    </w:p>
-    <w:p>
-      <w:pPr>
-        <w:spacing w:after="60" w:before="0" w:line="259" w:lineRule="auto"/>
-      </w:pPr>
-      <w:r>
-        <w:rPr>
-          <w:rFonts w:ascii="Arial" w:hAnsi="Arial" w:eastAsia="Arial"/>
-          <w:b/>
-          <w:i w:val="0"/>
-          <w:color w:val="000000"/>
-          <w:sz w:val="26"/>
-        </w:rPr>
-        <w:t>Architecture intent</w:t>
-      </w:r>
-    </w:p>
-    <w:p>
-      <w:pPr>
-        <w:spacing w:after="120" w:before="0" w:line="259" w:lineRule="auto"/>
-      </w:pPr>
-      <w:r>
-        <w:rPr>
-          <w:rFonts w:ascii="Arial" w:hAnsi="Arial" w:eastAsia="Arial"/>
-          <w:b w:val="0"/>
-          <w:i w:val="0"/>
-          <w:color w:val="000000"/>
-          <w:sz w:val="21"/>
-        </w:rPr>
-        <w:t>Global EDI remains the authoritative team for source extraction, ETL and the Gold View. SW Data Mart is a governed consumption capability: it applies only the APAC logic required to make that curated output usable, stable and secure for local consumers.</w:t>
-      </w:r>
-    </w:p>
-    <w:p>
-      <w:pPr>
-        <w:spacing w:before="100" w:after="160"/>
-        <w:ind w:left="115" w:right="115"/>
-        <w:shd w:fill="EAF3FB"/>
-        <w:pBdr>
-          <w:left w:val="single" w:sz="18" w:space="3" w:color="0000FF"/>
-        </w:pBdr>
-      </w:pPr>
-      <w:r>
-        <w:rPr>
-          <w:rFonts w:ascii="Arial" w:hAnsi="Arial" w:eastAsia="Arial"/>
-          <w:b/>
-          <w:i w:val="0"/>
-          <w:color w:val="000000"/>
-          <w:sz w:val="20"/>
-        </w:rPr>
-        <w:t xml:space="preserve">Boundary of responsibility.  </w:t>
-      </w:r>
-      <w:r>
-        <w:rPr>
-          <w:rFonts w:ascii="Arial" w:hAnsi="Arial" w:eastAsia="Arial"/>
-          <w:b w:val="0"/>
-          <w:i w:val="0"/>
-          <w:color w:val="000000"/>
-          <w:sz w:val="20"/>
-        </w:rPr>
-        <w:t>Global EDI owns source-to-Gold-View extraction and upstream ETL. APAC owns documented consumption logic, local semantic definitions, output experience, validation and support for its approved downstream deliverables.</w:t>
-      </w:r>
-    </w:p>
-    <w:p>
-      <w:pPr>
-        <w:spacing w:after="80" w:before="160" w:line="259" w:lineRule="auto"/>
-        <w:pBdr>
-          <w:bottom w:val="single" w:sz="8" w:space="1" w:color="000000"/>
-        </w:pBdr>
-        <w:keepNext/>
-      </w:pPr>
-      <w:r>
-        <w:rPr>
-          <w:rFonts w:ascii="Arial" w:hAnsi="Arial" w:eastAsia="Arial"/>
-          <w:b/>
-          <w:i w:val="0"/>
-          <w:color w:val="000000"/>
-          <w:sz w:val="26"/>
-        </w:rPr>
-        <w:t>Scope and exclusions</w:t>
-      </w:r>
-    </w:p>
-    <w:tbl>
-      <w:tblPr>
-        <w:tblStyle w:val="TableGrid"/>
-        <w:tblW w:type="dxa" w:w="9360"/>
-        <w:jc w:val="left"/>
-        <w:tblLayout w:type="fixed"/>
-        <w:tblLook w:firstColumn="1" w:firstRow="1" w:lastColumn="0" w:lastRow="0" w:noHBand="0" w:noVBand="1" w:val="04A0"/>
-        <w:tblInd w:w="120" w:type="dxa"/>
-      </w:tblPr>
-      <w:tblGrid>
-        <w:gridCol w:w="4680"/>
-        <w:gridCol w:w="4680"/>
-      </w:tblGrid>
-      <w:tr>
-        <w:tc>
-          <w:tcPr>
-            <w:tcW w:type="dxa" w:w="4680"/>
-            <w:tcMar>
-              <w:top w:w="90" w:type="dxa"/>
-              <w:start w:w="120" w:type="dxa"/>
-              <w:bottom w:w="90" w:type="dxa"/>
-              <w:end w:w="120" w:type="dxa"/>
-            </w:tcMar>
-            <w:vAlign w:val="center"/>
-            <w:shd w:fill="000000"/>
-          </w:tcPr>
-          <w:p>
-            <w:pPr>
-              <w:spacing w:after="0"/>
-            </w:pPr>
-            <w:r/>
-            <w:r>
-              <w:rPr>
-                <w:rFonts w:ascii="Arial" w:hAnsi="Arial" w:eastAsia="Arial"/>
-                <w:b/>
-                <w:i w:val="0"/>
-                <w:color w:val="FFFFFF"/>
-                <w:sz w:val="19"/>
-              </w:rPr>
-              <w:t>In scope</w:t>
-            </w:r>
-          </w:p>
-        </w:tc>
-        <w:tc>
-          <w:tcPr>
-            <w:tcW w:type="dxa" w:w="4680"/>
-            <w:tcMar>
-              <w:top w:w="90" w:type="dxa"/>
-              <w:start w:w="120" w:type="dxa"/>
-              <w:bottom w:w="90" w:type="dxa"/>
-              <w:end w:w="120" w:type="dxa"/>
-            </w:tcMar>
-            <w:vAlign w:val="center"/>
-            <w:shd w:fill="000000"/>
-          </w:tcPr>
-          <w:p>
-            <w:pPr>
-              <w:spacing w:after="0"/>
-            </w:pPr>
-            <w:r/>
-            <w:r>
-              <w:rPr>
-                <w:rFonts w:ascii="Arial" w:hAnsi="Arial" w:eastAsia="Arial"/>
-                <w:b/>
-                <w:i w:val="0"/>
-                <w:color w:val="FFFFFF"/>
-                <w:sz w:val="19"/>
-              </w:rPr>
-              <w:t>Out of scope</w:t>
-            </w:r>
-          </w:p>
-        </w:tc>
-      </w:tr>
-      <w:tr>
-        <w:tc>
-          <w:tcPr>
-            <w:tcW w:type="dxa" w:w="4680"/>
-          </w:tcPr>
-          <w:p>
-            <w:pPr>
-              <w:spacing w:after="0"/>
-            </w:pPr>
-            <w:r/>
-            <w:r>
-              <w:rPr>
-                <w:rFonts w:ascii="Arial" w:hAnsi="Arial" w:eastAsia="Arial"/>
-                <w:b/>
-                <w:i w:val="0"/>
-                <w:color w:val="000000"/>
-                <w:sz w:val="18"/>
-              </w:rPr>
-              <w:t>APAC consumption views, business definitions, dashboards, reports and approved extensions that use named Global EDI Gold View objects.</w:t>
-            </w:r>
-          </w:p>
-        </w:tc>
-        <w:tc>
-          <w:tcPr>
-            <w:tcW w:type="dxa" w:w="4680"/>
-          </w:tcPr>
-          <w:p>
-            <w:pPr>
-              <w:spacing w:after="0"/>
-            </w:pPr>
-            <w:r/>
-            <w:r>
-              <w:rPr>
-                <w:rFonts w:ascii="Arial" w:hAnsi="Arial" w:eastAsia="Arial"/>
-                <w:b w:val="0"/>
-                <w:i w:val="0"/>
-                <w:color w:val="000000"/>
-                <w:sz w:val="18"/>
-              </w:rPr>
-              <w:t>Source-system extraction, enterprise ETL redesign, changes to Global EDI Gold View logic unless raised and approved through the Global EDI process.</w:t>
-            </w:r>
-          </w:p>
-        </w:tc>
-      </w:tr>
-    </w:tbl>
-    <w:p>
-      <w:pPr>
-        <w:spacing w:after="80" w:before="0" w:line="259" w:lineRule="auto"/>
-      </w:pPr>
-      <w:r>
-        <w:rPr>
-          <w:rFonts w:ascii="Arial" w:hAnsi="Arial" w:eastAsia="Arial"/>
-          <w:b w:val="0"/>
-          <w:i w:val="0"/>
-          <w:color w:val="000000"/>
-          <w:sz w:val="6"/>
-        </w:rPr>
-      </w:r>
-    </w:p>
-    <w:p>
-      <w:r>
-        <w:br w:type="page"/>
-      </w:r>
-    </w:p>
-    <w:p>
-      <w:pPr>
-        <w:spacing w:before="160" w:after="140" w:line="140" w:lineRule="exact"/>
-        <w:shd w:fill="000000"/>
-      </w:pPr>
-      <w:r>
-        <w:rPr>
-          <w:rFonts w:ascii="Arial" w:hAnsi="Arial" w:eastAsia="Arial"/>
-          <w:b w:val="0"/>
-          <w:i w:val="0"/>
-          <w:color w:val="000000"/>
-          <w:sz w:val="4"/>
-        </w:rPr>
-        <w:t xml:space="preserve"> </w:t>
-      </w:r>
-    </w:p>
-    <w:p>
-      <w:pPr>
-        <w:spacing w:after="140" w:before="0" w:line="259" w:lineRule="auto"/>
-        <w:keepNext/>
-      </w:pPr>
-      <w:r>
-        <w:rPr>
-          <w:rFonts w:ascii="Arial" w:hAnsi="Arial" w:eastAsia="Arial"/>
-          <w:b/>
-          <w:i w:val="0"/>
-          <w:color w:val="000000"/>
-          <w:sz w:val="38"/>
-        </w:rPr>
-        <w:t>2. Business Logic and User Outcome</w:t>
-      </w:r>
-    </w:p>
-    <w:p>
-      <w:pPr>
-        <w:spacing w:after="80" w:before="160" w:line="259" w:lineRule="auto"/>
-        <w:pBdr>
-          <w:bottom w:val="single" w:sz="8" w:space="1" w:color="000000"/>
-        </w:pBdr>
-        <w:keepNext/>
-      </w:pPr>
-      <w:r>
-        <w:rPr>
-          <w:rFonts w:ascii="Arial" w:hAnsi="Arial" w:eastAsia="Arial"/>
-          <w:b/>
-          <w:i w:val="0"/>
-          <w:color w:val="000000"/>
-          <w:sz w:val="26"/>
-        </w:rPr>
-        <w:t>Decision and business rules</w:t>
-      </w:r>
-    </w:p>
-    <w:p>
-      <w:pPr>
-        <w:spacing w:after="120" w:before="0" w:line="259" w:lineRule="auto"/>
-      </w:pPr>
-      <w:r>
-        <w:rPr>
-          <w:rFonts w:ascii="Arial" w:hAnsi="Arial" w:eastAsia="Arial"/>
-          <w:b w:val="0"/>
-          <w:i w:val="0"/>
-          <w:color w:val="000000"/>
-          <w:sz w:val="21"/>
-        </w:rPr>
-        <w:t>Each published metric must have one declared grain, a named business owner, an approved period and currency policy, and an explicit treatment for exclusions, late changes and Finance overrides.</w:t>
-      </w:r>
-    </w:p>
-    <w:tbl>
-      <w:tblPr>
-        <w:tblStyle w:val="TableGrid"/>
-        <w:tblW w:type="dxa" w:w="9360"/>
-        <w:jc w:val="left"/>
-        <w:tblLayout w:type="fixed"/>
-        <w:tblLook w:firstColumn="1" w:firstRow="1" w:lastColumn="0" w:lastRow="0" w:noHBand="0" w:noVBand="1" w:val="04A0"/>
-        <w:tblInd w:w="120" w:type="dxa"/>
-      </w:tblPr>
-      <w:tblGrid>
-        <w:gridCol w:w="2100"/>
-        <w:gridCol w:w="5000"/>
-        <w:gridCol w:w="2260"/>
-      </w:tblGrid>
-      <w:tr>
-        <w:tc>
-          <w:tcPr>
-            <w:tcW w:type="dxa" w:w="2100"/>
-            <w:tcMar>
-              <w:top w:w="90" w:type="dxa"/>
-              <w:start w:w="120" w:type="dxa"/>
-              <w:bottom w:w="90" w:type="dxa"/>
-              <w:end w:w="120" w:type="dxa"/>
-            </w:tcMar>
-            <w:vAlign w:val="center"/>
-            <w:shd w:fill="000000"/>
-          </w:tcPr>
-          <w:p>
-            <w:pPr>
-              <w:spacing w:after="0"/>
-            </w:pPr>
-            <w:r/>
-            <w:r>
-              <w:rPr>
-                <w:rFonts w:ascii="Arial" w:hAnsi="Arial" w:eastAsia="Arial"/>
-                <w:b/>
-                <w:i w:val="0"/>
-                <w:color w:val="FFFFFF"/>
-                <w:sz w:val="19"/>
-              </w:rPr>
-              <w:t>Rule / measure</w:t>
-            </w:r>
-          </w:p>
-        </w:tc>
-        <w:tc>
-          <w:tcPr>
-            <w:tcW w:type="dxa" w:w="5000"/>
-            <w:tcMar>
-              <w:top w:w="90" w:type="dxa"/>
-              <w:start w:w="120" w:type="dxa"/>
-              <w:bottom w:w="90" w:type="dxa"/>
-              <w:end w:w="120" w:type="dxa"/>
-            </w:tcMar>
-            <w:vAlign w:val="center"/>
-            <w:shd w:fill="000000"/>
-          </w:tcPr>
-          <w:p>
-            <w:pPr>
-              <w:spacing w:after="0"/>
-            </w:pPr>
-            <w:r/>
-            <w:r>
-              <w:rPr>
-                <w:rFonts w:ascii="Arial" w:hAnsi="Arial" w:eastAsia="Arial"/>
-                <w:b/>
-                <w:i w:val="0"/>
-                <w:color w:val="FFFFFF"/>
-                <w:sz w:val="19"/>
-              </w:rPr>
-              <w:t>Definition and grain</w:t>
-            </w:r>
-          </w:p>
-        </w:tc>
-        <w:tc>
-          <w:tcPr>
-            <w:tcW w:type="dxa" w:w="2260"/>
-            <w:tcMar>
-              <w:top w:w="90" w:type="dxa"/>
-              <w:start w:w="120" w:type="dxa"/>
-              <w:bottom w:w="90" w:type="dxa"/>
-              <w:end w:w="120" w:type="dxa"/>
-            </w:tcMar>
-            <w:vAlign w:val="center"/>
-            <w:shd w:fill="000000"/>
-          </w:tcPr>
-          <w:p>
-            <w:pPr>
-              <w:spacing w:after="0"/>
-            </w:pPr>
-            <w:r/>
-            <w:r>
-              <w:rPr>
-                <w:rFonts w:ascii="Arial" w:hAnsi="Arial" w:eastAsia="Arial"/>
-                <w:b/>
-                <w:i w:val="0"/>
-                <w:color w:val="FFFFFF"/>
-                <w:sz w:val="19"/>
-              </w:rPr>
-              <w:t>Owner / approver</w:t>
-            </w:r>
-          </w:p>
-        </w:tc>
-      </w:tr>
-      <w:tr>
-        <w:tc>
-          <w:tcPr>
-            <w:tcW w:type="dxa" w:w="2100"/>
-          </w:tcPr>
-          <w:p>
-            <w:pPr>
-              <w:spacing w:after="0"/>
-            </w:pPr>
-            <w:r/>
-            <w:r>
-              <w:rPr>
-                <w:rFonts w:ascii="Arial" w:hAnsi="Arial" w:eastAsia="Arial"/>
-                <w:b/>
-                <w:i w:val="0"/>
-                <w:color w:val="000000"/>
-                <w:sz w:val="18"/>
-              </w:rPr>
-              <w:t>Net sales</w:t>
-            </w:r>
-          </w:p>
-        </w:tc>
-        <w:tc>
-          <w:tcPr>
-            <w:tcW w:type="dxa" w:w="5000"/>
-          </w:tcPr>
-          <w:p>
-            <w:pPr>
-              <w:spacing w:after="0"/>
-            </w:pPr>
-            <w:r/>
-            <w:r>
-              <w:rPr>
-                <w:rFonts w:ascii="Arial" w:hAnsi="Arial" w:eastAsia="Arial"/>
-                <w:b w:val="0"/>
-                <w:i w:val="0"/>
-                <w:color w:val="000000"/>
-                <w:sz w:val="18"/>
-              </w:rPr>
-              <w:t>Recognised sales at customer-product-period grain, after approved adjustments.</w:t>
-            </w:r>
-          </w:p>
-        </w:tc>
-        <w:tc>
-          <w:tcPr>
-            <w:tcW w:type="dxa" w:w="2260"/>
-          </w:tcPr>
-          <w:p>
-            <w:pPr>
-              <w:spacing w:after="0"/>
-            </w:pPr>
-            <w:r/>
-            <w:r>
-              <w:rPr>
-                <w:rFonts w:ascii="Arial" w:hAnsi="Arial" w:eastAsia="Arial"/>
-                <w:b w:val="0"/>
-                <w:i w:val="0"/>
-                <w:color w:val="000000"/>
-                <w:sz w:val="18"/>
-              </w:rPr>
-              <w:t>Finance business owner</w:t>
-            </w:r>
-          </w:p>
-        </w:tc>
-      </w:tr>
-      <w:tr>
-        <w:tc>
-          <w:tcPr>
-            <w:tcW w:type="dxa" w:w="2100"/>
-          </w:tcPr>
-          <w:p>
-            <w:pPr>
-              <w:spacing w:after="0"/>
-            </w:pPr>
-            <w:r/>
-            <w:r>
-              <w:rPr>
-                <w:rFonts w:ascii="Arial" w:hAnsi="Arial" w:eastAsia="Arial"/>
-                <w:b/>
-                <w:i w:val="0"/>
-                <w:color w:val="000000"/>
-                <w:sz w:val="18"/>
-              </w:rPr>
-              <w:t>Order fulfilment</w:t>
-            </w:r>
-          </w:p>
-        </w:tc>
-        <w:tc>
-          <w:tcPr>
-            <w:tcW w:type="dxa" w:w="5000"/>
-          </w:tcPr>
-          <w:p>
-            <w:pPr>
-              <w:spacing w:after="0"/>
-            </w:pPr>
-            <w:r/>
-            <w:r>
-              <w:rPr>
-                <w:rFonts w:ascii="Arial" w:hAnsi="Arial" w:eastAsia="Arial"/>
-                <w:b w:val="0"/>
-                <w:i w:val="0"/>
-                <w:color w:val="000000"/>
-                <w:sz w:val="18"/>
-              </w:rPr>
-              <w:t>Order-line outcome assessed against confirmed delivery commitment.</w:t>
-            </w:r>
-          </w:p>
-        </w:tc>
-        <w:tc>
-          <w:tcPr>
-            <w:tcW w:type="dxa" w:w="2260"/>
-          </w:tcPr>
-          <w:p>
-            <w:pPr>
-              <w:spacing w:after="0"/>
-            </w:pPr>
-            <w:r/>
-            <w:r>
-              <w:rPr>
-                <w:rFonts w:ascii="Arial" w:hAnsi="Arial" w:eastAsia="Arial"/>
-                <w:b w:val="0"/>
-                <w:i w:val="0"/>
-                <w:color w:val="000000"/>
-                <w:sz w:val="18"/>
-              </w:rPr>
-              <w:t>Operations owner</w:t>
-            </w:r>
-          </w:p>
-        </w:tc>
-      </w:tr>
-    </w:tbl>
-    <w:p>
-      <w:pPr>
-        <w:spacing w:after="80" w:before="0" w:line="259" w:lineRule="auto"/>
-      </w:pPr>
-      <w:r>
-        <w:rPr>
-          <w:rFonts w:ascii="Arial" w:hAnsi="Arial" w:eastAsia="Arial"/>
-          <w:b w:val="0"/>
-          <w:i w:val="0"/>
-          <w:color w:val="000000"/>
-          <w:sz w:val="6"/>
-        </w:rPr>
-      </w:r>
-    </w:p>
-    <w:p>
-      <w:pPr>
-        <w:spacing w:after="80" w:before="160" w:line="259" w:lineRule="auto"/>
-        <w:pBdr>
-          <w:bottom w:val="single" w:sz="8" w:space="1" w:color="000000"/>
-        </w:pBdr>
-        <w:keepNext/>
-      </w:pPr>
-      <w:r>
-        <w:rPr>
-          <w:rFonts w:ascii="Arial" w:hAnsi="Arial" w:eastAsia="Arial"/>
-          <w:b/>
-          <w:i w:val="0"/>
-          <w:color w:val="000000"/>
-          <w:sz w:val="26"/>
-        </w:rPr>
-        <w:t>User experience and output</w:t>
-      </w:r>
-    </w:p>
-    <w:p>
-      <w:pPr>
-        <w:spacing w:after="120" w:before="0" w:line="259" w:lineRule="auto"/>
-      </w:pPr>
-      <w:r>
-        <w:rPr>
-          <w:rFonts w:ascii="Arial" w:hAnsi="Arial" w:eastAsia="Arial"/>
-          <w:b w:val="0"/>
-          <w:i w:val="0"/>
-          <w:color w:val="000000"/>
-          <w:sz w:val="21"/>
-        </w:rPr>
-        <w:t>Business users access approved dashboards and reports with a common definition set, discover the responsible owner, and drill to the record context allowed by their security entitlement.</w:t>
-      </w:r>
-    </w:p>
-    <w:p>
-      <w:pPr>
-        <w:spacing w:before="120" w:after="40" w:line="259" w:lineRule="auto"/>
-        <w:ind w:left="173" w:right="173"/>
+        <w:spacing w:after="40" w:before="0" w:line="259" w:lineRule="auto"/>
         <w:shd w:fill="F2F4F7"/>
         <w:pBdr>
           <w:top w:val="single" w:sz="8" w:space="1" w:color="A6A6A6"/>
@@ -2035,35 +1977,44 @@
       </w:pPr>
       <w:r>
         <w:rPr>
-          <w:rFonts w:ascii="Arial" w:hAnsi="Arial" w:eastAsia="Arial"/>
+          <w:rFonts w:ascii="Arial" w:hAnsi="Arial"/>
+          <w:b w:val="0"/>
+          <w:i w:val="0"/>
+          <w:color w:val="000000"/>
+          <w:sz w:val="20"/>
+        </w:rPr>
+      </w:r>
+      <w:r>
+        <w:rPr>
+          <w:rFonts w:ascii="Arial" w:hAnsi="Arial"/>
           <w:b/>
           <w:i w:val="0"/>
           <w:color w:val="0000FF"/>
           <w:sz w:val="20"/>
         </w:rPr>
-        <w:t>FIGURE PLACEHOLDER</w:t>
+        <w:t>FIGURE / SCREENSHOT PLACEHOLDER</w:t>
         <w:br/>
       </w:r>
       <w:r>
         <w:rPr>
-          <w:rFonts w:ascii="Arial" w:hAnsi="Arial" w:eastAsia="Arial"/>
+          <w:rFonts w:ascii="Arial" w:hAnsi="Arial"/>
           <w:b/>
           <w:i w:val="0"/>
           <w:color w:val="000000"/>
           <w:sz w:val="26"/>
         </w:rPr>
-        <w:t>Business journey, dashboard wireframe or report sample</w:t>
+        <w:t>Final dashboard, report, Power Apps or Power Automate result</w:t>
         <w:br/>
       </w:r>
       <w:r>
         <w:rPr>
-          <w:rFonts w:ascii="Arial" w:hAnsi="Arial" w:eastAsia="Arial"/>
+          <w:rFonts w:ascii="Arial" w:hAnsi="Arial"/>
           <w:b w:val="0"/>
           <w:i/>
           <w:color w:val="666666"/>
-          <w:sz w:val="19"/>
+          <w:sz w:val="18"/>
         </w:rPr>
-        <w:t>Insert a diagram or screenshot that makes the intended user action clear. Use callouts to explain what the user can decide or do.</w:t>
+        <w:t>Insert a final screenshot that shows the delivered result from the End User perspective.</w:t>
       </w:r>
     </w:p>
     <w:p>
@@ -2072,1168 +2023,103 @@
       </w:pPr>
       <w:r>
         <w:rPr>
-          <w:rFonts w:ascii="Arial" w:hAnsi="Arial" w:eastAsia="Arial"/>
+          <w:rFonts w:ascii="Arial" w:hAnsi="Arial"/>
           <w:b w:val="0"/>
           <w:i/>
           <w:color w:val="666666"/>
           <w:sz w:val="17"/>
         </w:rPr>
-        <w:t>Figure [#]. [Replace with a concise, meaningful caption.]</w:t>
-      </w:r>
-    </w:p>
-    <w:p>
-      <w:r>
-        <w:br w:type="page"/>
-      </w:r>
-    </w:p>
-    <w:p>
-      <w:pPr>
-        <w:spacing w:before="160" w:after="140" w:line="140" w:lineRule="exact"/>
-        <w:shd w:fill="000000"/>
-      </w:pPr>
-      <w:r>
-        <w:rPr>
-          <w:rFonts w:ascii="Arial" w:hAnsi="Arial" w:eastAsia="Arial"/>
-          <w:b w:val="0"/>
-          <w:i w:val="0"/>
-          <w:color w:val="000000"/>
-          <w:sz w:val="4"/>
-        </w:rPr>
-        <w:t xml:space="preserve"> </w:t>
-      </w:r>
-    </w:p>
-    <w:p>
-      <w:pPr>
-        <w:spacing w:after="140" w:before="0" w:line="259" w:lineRule="auto"/>
-        <w:keepNext/>
-      </w:pPr>
-      <w:r>
-        <w:rPr>
-          <w:rFonts w:ascii="Arial" w:hAnsi="Arial" w:eastAsia="Arial"/>
-          <w:b/>
-          <w:i w:val="0"/>
-          <w:color w:val="000000"/>
-          <w:sz w:val="38"/>
-        </w:rPr>
-        <w:t>3. Controlled Consumption Architecture</w:t>
-      </w:r>
-    </w:p>
-    <w:p>
-      <w:pPr>
-        <w:spacing w:after="120" w:before="0" w:line="259" w:lineRule="auto"/>
-      </w:pPr>
-      <w:r>
-        <w:rPr>
-          <w:rFonts w:ascii="Arial" w:hAnsi="Arial" w:eastAsia="Arial"/>
-          <w:b w:val="0"/>
-          <w:i w:val="0"/>
-          <w:color w:val="000000"/>
-          <w:sz w:val="21"/>
-        </w:rPr>
-        <w:t>The architecture is deliberately described as a consumption pattern, not as a second enterprise ingestion platform. The approved upstream starting point is the named Global EDI Gold View. The APAC delivery team only adds local logic when it is necessary to provide an agreed consumer contract.</w:t>
-      </w:r>
-    </w:p>
-    <w:p>
-      <w:pPr>
-        <w:spacing w:before="120" w:after="40" w:line="259" w:lineRule="auto"/>
-        <w:ind w:left="173" w:right="173"/>
-        <w:shd w:fill="F2F4F7"/>
-        <w:pBdr>
-          <w:top w:val="single" w:sz="8" w:space="1" w:color="A6A6A6"/>
-          <w:left w:val="single" w:sz="8" w:space="1" w:color="A6A6A6"/>
-          <w:bottom w:val="single" w:sz="8" w:space="1" w:color="A6A6A6"/>
-          <w:right w:val="single" w:sz="8" w:space="1" w:color="A6A6A6"/>
-        </w:pBdr>
-      </w:pPr>
-      <w:r>
-        <w:rPr>
-          <w:rFonts w:ascii="Arial" w:hAnsi="Arial" w:eastAsia="Arial"/>
-          <w:b/>
-          <w:i w:val="0"/>
-          <w:color w:val="0000FF"/>
-          <w:sz w:val="20"/>
-        </w:rPr>
-        <w:t>FIGURE PLACEHOLDER</w:t>
-        <w:br/>
-      </w:r>
-      <w:r>
-        <w:rPr>
-          <w:rFonts w:ascii="Arial" w:hAnsi="Arial" w:eastAsia="Arial"/>
-          <w:b/>
-          <w:i w:val="0"/>
-          <w:color w:val="000000"/>
-          <w:sz w:val="26"/>
-        </w:rPr>
-        <w:t>Global EDI Gold View → APAC consumption views / semantic model → authorised outputs</w:t>
-        <w:br/>
-      </w:r>
-      <w:r>
-        <w:rPr>
-          <w:rFonts w:ascii="Arial" w:hAnsi="Arial" w:eastAsia="Arial"/>
-          <w:b w:val="0"/>
-          <w:i/>
-          <w:color w:val="666666"/>
-          <w:sz w:val="19"/>
-        </w:rPr>
-        <w:t>Show ownership boundaries. Global EDI is upstream owner; APAC owns documented consumption logic; dashboards, reports and extensions consume only approved views or semantic models.</w:t>
-      </w:r>
-    </w:p>
-    <w:p>
-      <w:pPr>
-        <w:spacing w:after="140" w:before="0" w:line="259" w:lineRule="auto"/>
-      </w:pPr>
-      <w:r>
-        <w:rPr>
-          <w:rFonts w:ascii="Arial" w:hAnsi="Arial" w:eastAsia="Arial"/>
-          <w:b w:val="0"/>
-          <w:i/>
-          <w:color w:val="666666"/>
-          <w:sz w:val="17"/>
-        </w:rPr>
-        <w:t>Figure [#]. [Replace with a concise, meaningful caption.]</w:t>
+        <w:t>Figure [#]. [Replace with a concise caption.]</w:t>
       </w:r>
     </w:p>
     <w:p>
       <w:pPr>
         <w:spacing w:after="80" w:before="160" w:line="259" w:lineRule="auto"/>
         <w:pBdr>
-          <w:bottom w:val="single" w:sz="8" w:space="1" w:color="000000"/>
+          <w:bottom w:val="single" w:sz="12" w:space="1" w:color="000000"/>
         </w:pBdr>
-        <w:keepNext/>
       </w:pPr>
       <w:r>
         <w:rPr>
-          <w:rFonts w:ascii="Arial" w:hAnsi="Arial" w:eastAsia="Arial"/>
+          <w:rFonts w:ascii="Arial" w:hAnsi="Arial"/>
           <w:b/>
           <w:i w:val="0"/>
           <w:color w:val="000000"/>
           <w:sz w:val="26"/>
         </w:rPr>
-        <w:t>Local processing pattern</w:t>
-      </w:r>
-    </w:p>
-    <w:p>
-      <w:pPr>
-        <w:spacing w:after="120" w:before="0" w:line="259" w:lineRule="auto"/>
-      </w:pPr>
-      <w:r>
-        <w:rPr>
-          <w:rFonts w:ascii="Arial" w:hAnsi="Arial" w:eastAsia="Arial"/>
-          <w:b w:val="0"/>
-          <w:i w:val="0"/>
-          <w:color w:val="000000"/>
-          <w:sz w:val="21"/>
-        </w:rPr>
-        <w:t>Use the already implemented RC / SC / TC object names where needed for delivery traceability. Describe their job in functional terms: integration staging, optional local harmonisation, and certified consumption views. Do not present them as a separate enterprise data platform.</w:t>
+        <w:t>Acceptance and release</w:t>
       </w:r>
     </w:p>
     <w:tbl>
       <w:tblPr>
         <w:tblStyle w:val="TableGrid"/>
-        <w:tblW w:type="dxa" w:w="9360"/>
+        <w:tblW w:type="auto" w:w="0"/>
         <w:jc w:val="left"/>
         <w:tblLayout w:type="fixed"/>
         <w:tblLook w:firstColumn="1" w:firstRow="1" w:lastColumn="0" w:lastRow="0" w:noHBand="0" w:noVBand="1" w:val="04A0"/>
-        <w:tblInd w:w="120" w:type="dxa"/>
+        <w:tblW w:w="9360" w:type="dxa"/>
       </w:tblPr>
       <w:tblGrid>
-        <w:gridCol w:w="2200"/>
-        <w:gridCol w:w="3940"/>
-        <w:gridCol w:w="3220"/>
+        <w:gridCol w:w="3504"/>
+        <w:gridCol w:w="3504"/>
+        <w:gridCol w:w="3504"/>
       </w:tblGrid>
       <w:tr>
         <w:tc>
           <w:tcPr>
-            <w:tcW w:type="dxa" w:w="2200"/>
-            <w:tcMar>
-              <w:top w:w="90" w:type="dxa"/>
-              <w:start w:w="120" w:type="dxa"/>
-              <w:bottom w:w="90" w:type="dxa"/>
-              <w:end w:w="120" w:type="dxa"/>
-            </w:tcMar>
+            <w:tcW w:type="dxa" w:w="3504"/>
             <w:vAlign w:val="center"/>
             <w:shd w:fill="000000"/>
           </w:tcPr>
           <w:p>
-            <w:pPr>
-              <w:spacing w:after="0"/>
-            </w:pPr>
             <w:r/>
             <w:r>
               <w:rPr>
-                <w:rFonts w:ascii="Arial" w:hAnsi="Arial" w:eastAsia="Arial"/>
+                <w:rFonts w:ascii="Arial" w:hAnsi="Arial"/>
                 <w:b/>
                 <w:i w:val="0"/>
                 <w:color w:val="FFFFFF"/>
-                <w:sz w:val="19"/>
+                <w:sz w:val="18"/>
               </w:rPr>
-              <w:t>Logical function</w:t>
+              <w:t>Evidence</w:t>
             </w:r>
           </w:p>
         </w:tc>
         <w:tc>
           <w:tcPr>
-            <w:tcW w:type="dxa" w:w="3940"/>
-            <w:tcMar>
-              <w:top w:w="90" w:type="dxa"/>
-              <w:start w:w="120" w:type="dxa"/>
-              <w:bottom w:w="90" w:type="dxa"/>
-              <w:end w:w="120" w:type="dxa"/>
-            </w:tcMar>
+            <w:tcW w:type="dxa" w:w="3504"/>
             <w:vAlign w:val="center"/>
             <w:shd w:fill="000000"/>
           </w:tcPr>
           <w:p>
-            <w:pPr>
-              <w:spacing w:after="0"/>
-            </w:pPr>
             <w:r/>
             <w:r>
               <w:rPr>
-                <w:rFonts w:ascii="Arial" w:hAnsi="Arial" w:eastAsia="Arial"/>
+                <w:rFonts w:ascii="Arial" w:hAnsi="Arial"/>
                 <w:b/>
                 <w:i w:val="0"/>
                 <w:color w:val="FFFFFF"/>
-                <w:sz w:val="19"/>
+                <w:sz w:val="18"/>
               </w:rPr>
-              <w:t>When used</w:t>
+              <w:t>Link / status</w:t>
             </w:r>
           </w:p>
         </w:tc>
         <w:tc>
           <w:tcPr>
-            <w:tcW w:type="dxa" w:w="3220"/>
-            <w:tcMar>
-              <w:top w:w="90" w:type="dxa"/>
-              <w:start w:w="120" w:type="dxa"/>
-              <w:bottom w:w="90" w:type="dxa"/>
-              <w:end w:w="120" w:type="dxa"/>
-            </w:tcMar>
+            <w:tcW w:type="dxa" w:w="3504"/>
             <w:vAlign w:val="center"/>
             <w:shd w:fill="000000"/>
           </w:tcPr>
           <w:p>
-            <w:pPr>
-              <w:spacing w:after="0"/>
-            </w:pPr>
             <w:r/>
             <w:r>
               <w:rPr>
-                <w:rFonts w:ascii="Arial" w:hAnsi="Arial" w:eastAsia="Arial"/>
+                <w:rFonts w:ascii="Arial" w:hAnsi="Arial"/>
                 <w:b/>
                 <w:i w:val="0"/>
                 <w:color w:val="FFFFFF"/>
-                <w:sz w:val="19"/>
-              </w:rPr>
-              <w:t>Consumer rule</w:t>
-            </w:r>
-          </w:p>
-        </w:tc>
-      </w:tr>
-      <w:tr>
-        <w:tc>
-          <w:tcPr>
-            <w:tcW w:type="dxa" w:w="2200"/>
-          </w:tcPr>
-          <w:p>
-            <w:pPr>
-              <w:spacing w:after="0"/>
-            </w:pPr>
-            <w:r/>
-            <w:r>
-              <w:rPr>
-                <w:rFonts w:ascii="Arial" w:hAnsi="Arial" w:eastAsia="Arial"/>
-                <w:b/>
-                <w:i w:val="0"/>
-                <w:color w:val="000000"/>
                 <w:sz w:val="18"/>
-              </w:rPr>
-              <w:t>Integration staging (RC)</w:t>
-            </w:r>
-          </w:p>
-        </w:tc>
-        <w:tc>
-          <w:tcPr>
-            <w:tcW w:type="dxa" w:w="3940"/>
-          </w:tcPr>
-          <w:p>
-            <w:pPr>
-              <w:spacing w:after="0"/>
-            </w:pPr>
-            <w:r/>
-            <w:r>
-              <w:rPr>
-                <w:rFonts w:ascii="Arial" w:hAnsi="Arial" w:eastAsia="Arial"/>
-                <w:b w:val="0"/>
-                <w:i w:val="0"/>
-                <w:color w:val="000000"/>
-                <w:sz w:val="18"/>
-              </w:rPr>
-              <w:t>Combine approved Gold View objects while retaining source keys and audit attributes.</w:t>
-            </w:r>
-          </w:p>
-        </w:tc>
-        <w:tc>
-          <w:tcPr>
-            <w:tcW w:type="dxa" w:w="3220"/>
-          </w:tcPr>
-          <w:p>
-            <w:pPr>
-              <w:spacing w:after="0"/>
-            </w:pPr>
-            <w:r/>
-            <w:r>
-              <w:rPr>
-                <w:rFonts w:ascii="Arial" w:hAnsi="Arial" w:eastAsia="Arial"/>
-                <w:b w:val="0"/>
-                <w:i w:val="0"/>
-                <w:color w:val="000000"/>
-                <w:sz w:val="18"/>
-              </w:rPr>
-              <w:t>Not a direct end-user or BI consumption source.</w:t>
-            </w:r>
-          </w:p>
-        </w:tc>
-      </w:tr>
-      <w:tr>
-        <w:tc>
-          <w:tcPr>
-            <w:tcW w:type="dxa" w:w="2200"/>
-          </w:tcPr>
-          <w:p>
-            <w:pPr>
-              <w:spacing w:after="0"/>
-            </w:pPr>
-            <w:r/>
-            <w:r>
-              <w:rPr>
-                <w:rFonts w:ascii="Arial" w:hAnsi="Arial" w:eastAsia="Arial"/>
-                <w:b/>
-                <w:i w:val="0"/>
-                <w:color w:val="000000"/>
-                <w:sz w:val="18"/>
-              </w:rPr>
-              <w:t>Optional local harmonisation (SC)</w:t>
-            </w:r>
-          </w:p>
-        </w:tc>
-        <w:tc>
-          <w:tcPr>
-            <w:tcW w:type="dxa" w:w="3940"/>
-          </w:tcPr>
-          <w:p>
-            <w:pPr>
-              <w:spacing w:after="0"/>
-            </w:pPr>
-            <w:r/>
-            <w:r>
-              <w:rPr>
-                <w:rFonts w:ascii="Arial" w:hAnsi="Arial" w:eastAsia="Arial"/>
-                <w:b w:val="0"/>
-                <w:i w:val="0"/>
-                <w:color w:val="000000"/>
-                <w:sz w:val="18"/>
-              </w:rPr>
-              <w:t>Apply justified local correction, mapping or enrichment that cannot be represented safely at serving time.</w:t>
-            </w:r>
-          </w:p>
-        </w:tc>
-        <w:tc>
-          <w:tcPr>
-            <w:tcW w:type="dxa" w:w="3220"/>
-          </w:tcPr>
-          <w:p>
-            <w:pPr>
-              <w:spacing w:after="0"/>
-            </w:pPr>
-            <w:r/>
-            <w:r>
-              <w:rPr>
-                <w:rFonts w:ascii="Arial" w:hAnsi="Arial" w:eastAsia="Arial"/>
-                <w:b w:val="0"/>
-                <w:i w:val="0"/>
-                <w:color w:val="000000"/>
-                <w:sz w:val="18"/>
-              </w:rPr>
-              <w:t>Use only where documented business logic requires it.</w:t>
-            </w:r>
-          </w:p>
-        </w:tc>
-      </w:tr>
-      <w:tr>
-        <w:tc>
-          <w:tcPr>
-            <w:tcW w:type="dxa" w:w="2200"/>
-          </w:tcPr>
-          <w:p>
-            <w:pPr>
-              <w:spacing w:after="0"/>
-            </w:pPr>
-            <w:r/>
-            <w:r>
-              <w:rPr>
-                <w:rFonts w:ascii="Arial" w:hAnsi="Arial" w:eastAsia="Arial"/>
-                <w:b/>
-                <w:i w:val="0"/>
-                <w:color w:val="000000"/>
-                <w:sz w:val="18"/>
-              </w:rPr>
-              <w:t>Certified consumption view (TC)</w:t>
-            </w:r>
-          </w:p>
-        </w:tc>
-        <w:tc>
-          <w:tcPr>
-            <w:tcW w:type="dxa" w:w="3940"/>
-          </w:tcPr>
-          <w:p>
-            <w:pPr>
-              <w:spacing w:after="0"/>
-            </w:pPr>
-            <w:r/>
-            <w:r>
-              <w:rPr>
-                <w:rFonts w:ascii="Arial" w:hAnsi="Arial" w:eastAsia="Arial"/>
-                <w:b w:val="0"/>
-                <w:i w:val="0"/>
-                <w:color w:val="000000"/>
-                <w:sz w:val="18"/>
-              </w:rPr>
-              <w:t>Publish stable business fields, approved measures and ownership metadata.</w:t>
-            </w:r>
-          </w:p>
-        </w:tc>
-        <w:tc>
-          <w:tcPr>
-            <w:tcW w:type="dxa" w:w="3220"/>
-          </w:tcPr>
-          <w:p>
-            <w:pPr>
-              <w:spacing w:after="0"/>
-            </w:pPr>
-            <w:r/>
-            <w:r>
-              <w:rPr>
-                <w:rFonts w:ascii="Arial" w:hAnsi="Arial" w:eastAsia="Arial"/>
-                <w:b w:val="0"/>
-                <w:i w:val="0"/>
-                <w:color w:val="000000"/>
-                <w:sz w:val="18"/>
-              </w:rPr>
-              <w:t>Dashboards, reports and extensions consume this view or its approved semantic model.</w:t>
-            </w:r>
-          </w:p>
-        </w:tc>
-      </w:tr>
-    </w:tbl>
-    <w:p>
-      <w:pPr>
-        <w:spacing w:after="80" w:before="0" w:line="259" w:lineRule="auto"/>
-      </w:pPr>
-      <w:r>
-        <w:rPr>
-          <w:rFonts w:ascii="Arial" w:hAnsi="Arial" w:eastAsia="Arial"/>
-          <w:b w:val="0"/>
-          <w:i w:val="0"/>
-          <w:color w:val="000000"/>
-          <w:sz w:val="6"/>
-        </w:rPr>
-      </w:r>
-    </w:p>
-    <w:p>
-      <w:r>
-        <w:br w:type="page"/>
-      </w:r>
-    </w:p>
-    <w:p>
-      <w:pPr>
-        <w:spacing w:before="160" w:after="140" w:line="140" w:lineRule="exact"/>
-        <w:shd w:fill="000000"/>
-      </w:pPr>
-      <w:r>
-        <w:rPr>
-          <w:rFonts w:ascii="Arial" w:hAnsi="Arial" w:eastAsia="Arial"/>
-          <w:b w:val="0"/>
-          <w:i w:val="0"/>
-          <w:color w:val="000000"/>
-          <w:sz w:val="4"/>
-        </w:rPr>
-        <w:t xml:space="preserve"> </w:t>
-      </w:r>
-    </w:p>
-    <w:p>
-      <w:pPr>
-        <w:spacing w:after="140" w:before="0" w:line="259" w:lineRule="auto"/>
-        <w:keepNext/>
-      </w:pPr>
-      <w:r>
-        <w:rPr>
-          <w:rFonts w:ascii="Arial" w:hAnsi="Arial" w:eastAsia="Arial"/>
-          <w:b/>
-          <w:i w:val="0"/>
-          <w:color w:val="000000"/>
-          <w:sz w:val="38"/>
-        </w:rPr>
-        <w:t>4. Data Lineage and Semantic Contract</w:t>
-      </w:r>
-    </w:p>
-    <w:p>
-      <w:pPr>
-        <w:spacing w:after="80" w:before="160" w:line="259" w:lineRule="auto"/>
-        <w:pBdr>
-          <w:bottom w:val="single" w:sz="8" w:space="1" w:color="000000"/>
-        </w:pBdr>
-        <w:keepNext/>
-      </w:pPr>
-      <w:r>
-        <w:rPr>
-          <w:rFonts w:ascii="Arial" w:hAnsi="Arial" w:eastAsia="Arial"/>
-          <w:b/>
-          <w:i w:val="0"/>
-          <w:color w:val="000000"/>
-          <w:sz w:val="26"/>
-        </w:rPr>
-        <w:t>Lineage narrative</w:t>
-      </w:r>
-    </w:p>
-    <w:p>
-      <w:pPr>
-        <w:spacing w:after="120" w:before="0" w:line="259" w:lineRule="auto"/>
-      </w:pPr>
-      <w:r>
-        <w:rPr>
-          <w:rFonts w:ascii="Arial" w:hAnsi="Arial" w:eastAsia="Arial"/>
-          <w:b w:val="0"/>
-          <w:i w:val="0"/>
-          <w:color w:val="000000"/>
-          <w:sz w:val="21"/>
-        </w:rPr>
-        <w:t>Every release traces one named Global EDI Gold View object through any approved APAC consumption processing, into a certified view or semantic model, and finally into a named dashboard, report or extension.</w:t>
-      </w:r>
-    </w:p>
-    <w:p>
-      <w:pPr>
-        <w:spacing w:before="120" w:after="40" w:line="259" w:lineRule="auto"/>
-        <w:ind w:left="173" w:right="173"/>
-        <w:shd w:fill="F2F4F7"/>
-        <w:pBdr>
-          <w:top w:val="single" w:sz="8" w:space="1" w:color="A6A6A6"/>
-          <w:left w:val="single" w:sz="8" w:space="1" w:color="A6A6A6"/>
-          <w:bottom w:val="single" w:sz="8" w:space="1" w:color="A6A6A6"/>
-          <w:right w:val="single" w:sz="8" w:space="1" w:color="A6A6A6"/>
-        </w:pBdr>
-      </w:pPr>
-      <w:r>
-        <w:rPr>
-          <w:rFonts w:ascii="Arial" w:hAnsi="Arial" w:eastAsia="Arial"/>
-          <w:b/>
-          <w:i w:val="0"/>
-          <w:color w:val="0000FF"/>
-          <w:sz w:val="20"/>
-        </w:rPr>
-        <w:t>FIGURE PLACEHOLDER</w:t>
-        <w:br/>
-      </w:r>
-      <w:r>
-        <w:rPr>
-          <w:rFonts w:ascii="Arial" w:hAnsi="Arial" w:eastAsia="Arial"/>
-          <w:b/>
-          <w:i w:val="0"/>
-          <w:color w:val="000000"/>
-          <w:sz w:val="26"/>
-        </w:rPr>
-        <w:t>End-to-end lineage</w:t>
-        <w:br/>
-      </w:r>
-      <w:r>
-        <w:rPr>
-          <w:rFonts w:ascii="Arial" w:hAnsi="Arial" w:eastAsia="Arial"/>
-          <w:b w:val="0"/>
-          <w:i/>
-          <w:color w:val="666666"/>
-          <w:sz w:val="19"/>
-        </w:rPr>
-        <w:t>Insert the current lineage diagram. Include object names, ownership boundary, refresh frequency and links to source-to-target mapping.</w:t>
-      </w:r>
-    </w:p>
-    <w:p>
-      <w:pPr>
-        <w:spacing w:after="140" w:before="0" w:line="259" w:lineRule="auto"/>
-      </w:pPr>
-      <w:r>
-        <w:rPr>
-          <w:rFonts w:ascii="Arial" w:hAnsi="Arial" w:eastAsia="Arial"/>
-          <w:b w:val="0"/>
-          <w:i/>
-          <w:color w:val="666666"/>
-          <w:sz w:val="17"/>
-        </w:rPr>
-        <w:t>Figure [#]. [Replace with a concise, meaningful caption.]</w:t>
-      </w:r>
-    </w:p>
-    <w:p>
-      <w:pPr>
-        <w:spacing w:after="80" w:before="160" w:line="259" w:lineRule="auto"/>
-        <w:pBdr>
-          <w:bottom w:val="single" w:sz="8" w:space="1" w:color="000000"/>
-        </w:pBdr>
-        <w:keepNext/>
-      </w:pPr>
-      <w:r>
-        <w:rPr>
-          <w:rFonts w:ascii="Arial" w:hAnsi="Arial" w:eastAsia="Arial"/>
-          <w:b/>
-          <w:i w:val="0"/>
-          <w:color w:val="000000"/>
-          <w:sz w:val="26"/>
-        </w:rPr>
-        <w:t>Semantic contract</w:t>
-      </w:r>
-    </w:p>
-    <w:tbl>
-      <w:tblPr>
-        <w:tblStyle w:val="TableGrid"/>
-        <w:tblW w:type="dxa" w:w="9360"/>
-        <w:jc w:val="left"/>
-        <w:tblLayout w:type="fixed"/>
-        <w:tblLook w:firstColumn="1" w:firstRow="1" w:lastColumn="0" w:lastRow="0" w:noHBand="0" w:noVBand="1" w:val="04A0"/>
-        <w:tblInd w:w="120" w:type="dxa"/>
-      </w:tblPr>
-      <w:tblGrid>
-        <w:gridCol w:w="2100"/>
-        <w:gridCol w:w="7260"/>
-      </w:tblGrid>
-      <w:tr>
-        <w:tc>
-          <w:tcPr>
-            <w:tcW w:type="dxa" w:w="2100"/>
-            <w:tcMar>
-              <w:top w:w="90" w:type="dxa"/>
-              <w:start w:w="120" w:type="dxa"/>
-              <w:bottom w:w="90" w:type="dxa"/>
-              <w:end w:w="120" w:type="dxa"/>
-            </w:tcMar>
-            <w:vAlign w:val="center"/>
-            <w:shd w:fill="000000"/>
-          </w:tcPr>
-          <w:p>
-            <w:pPr>
-              <w:spacing w:after="0"/>
-            </w:pPr>
-            <w:r/>
-            <w:r>
-              <w:rPr>
-                <w:rFonts w:ascii="Arial" w:hAnsi="Arial" w:eastAsia="Arial"/>
-                <w:b/>
-                <w:i w:val="0"/>
-                <w:color w:val="FFFFFF"/>
-                <w:sz w:val="19"/>
-              </w:rPr>
-              <w:t>Element</w:t>
-            </w:r>
-          </w:p>
-        </w:tc>
-        <w:tc>
-          <w:tcPr>
-            <w:tcW w:type="dxa" w:w="7260"/>
-            <w:tcMar>
-              <w:top w:w="90" w:type="dxa"/>
-              <w:start w:w="120" w:type="dxa"/>
-              <w:bottom w:w="90" w:type="dxa"/>
-              <w:end w:w="120" w:type="dxa"/>
-            </w:tcMar>
-            <w:vAlign w:val="center"/>
-            <w:shd w:fill="000000"/>
-          </w:tcPr>
-          <w:p>
-            <w:pPr>
-              <w:spacing w:after="0"/>
-            </w:pPr>
-            <w:r/>
-            <w:r>
-              <w:rPr>
-                <w:rFonts w:ascii="Arial" w:hAnsi="Arial" w:eastAsia="Arial"/>
-                <w:b/>
-                <w:i w:val="0"/>
-                <w:color w:val="FFFFFF"/>
-                <w:sz w:val="19"/>
-              </w:rPr>
-              <w:t>Required definition</w:t>
-            </w:r>
-          </w:p>
-        </w:tc>
-      </w:tr>
-      <w:tr>
-        <w:tc>
-          <w:tcPr>
-            <w:tcW w:type="dxa" w:w="2100"/>
-          </w:tcPr>
-          <w:p>
-            <w:pPr>
-              <w:spacing w:after="0"/>
-            </w:pPr>
-            <w:r/>
-            <w:r>
-              <w:rPr>
-                <w:rFonts w:ascii="Arial" w:hAnsi="Arial" w:eastAsia="Arial"/>
-                <w:b/>
-                <w:i w:val="0"/>
-                <w:color w:val="000000"/>
-                <w:sz w:val="18"/>
-              </w:rPr>
-              <w:t>Business grain</w:t>
-            </w:r>
-          </w:p>
-        </w:tc>
-        <w:tc>
-          <w:tcPr>
-            <w:tcW w:type="dxa" w:w="7260"/>
-          </w:tcPr>
-          <w:p>
-            <w:pPr>
-              <w:spacing w:after="0"/>
-            </w:pPr>
-            <w:r/>
-            <w:r>
-              <w:rPr>
-                <w:rFonts w:ascii="Arial" w:hAnsi="Arial" w:eastAsia="Arial"/>
-                <w:b w:val="0"/>
-                <w:i w:val="0"/>
-                <w:color w:val="000000"/>
-                <w:sz w:val="18"/>
-              </w:rPr>
-              <w:t>One declared event or snapshot grain; record uniqueness must be testable.</w:t>
-            </w:r>
-          </w:p>
-        </w:tc>
-      </w:tr>
-      <w:tr>
-        <w:tc>
-          <w:tcPr>
-            <w:tcW w:type="dxa" w:w="2100"/>
-          </w:tcPr>
-          <w:p>
-            <w:pPr>
-              <w:spacing w:after="0"/>
-            </w:pPr>
-            <w:r/>
-            <w:r>
-              <w:rPr>
-                <w:rFonts w:ascii="Arial" w:hAnsi="Arial" w:eastAsia="Arial"/>
-                <w:b/>
-                <w:i w:val="0"/>
-                <w:color w:val="000000"/>
-                <w:sz w:val="18"/>
-              </w:rPr>
-              <w:t>Reference / REF</w:t>
-            </w:r>
-          </w:p>
-        </w:tc>
-        <w:tc>
-          <w:tcPr>
-            <w:tcW w:type="dxa" w:w="7260"/>
-          </w:tcPr>
-          <w:p>
-            <w:pPr>
-              <w:spacing w:after="0"/>
-            </w:pPr>
-            <w:r/>
-            <w:r>
-              <w:rPr>
-                <w:rFonts w:ascii="Arial" w:hAnsi="Arial" w:eastAsia="Arial"/>
-                <w:b w:val="0"/>
-                <w:i w:val="0"/>
-                <w:color w:val="000000"/>
-                <w:sz w:val="18"/>
-              </w:rPr>
-              <w:t>Conformed business context, natural key, effective dates and owner.</w:t>
-            </w:r>
-          </w:p>
-        </w:tc>
-      </w:tr>
-      <w:tr>
-        <w:tc>
-          <w:tcPr>
-            <w:tcW w:type="dxa" w:w="2100"/>
-          </w:tcPr>
-          <w:p>
-            <w:pPr>
-              <w:spacing w:after="0"/>
-            </w:pPr>
-            <w:r/>
-            <w:r>
-              <w:rPr>
-                <w:rFonts w:ascii="Arial" w:hAnsi="Arial" w:eastAsia="Arial"/>
-                <w:b/>
-                <w:i w:val="0"/>
-                <w:color w:val="000000"/>
-                <w:sz w:val="18"/>
-              </w:rPr>
-              <w:t>Metric / MET</w:t>
-            </w:r>
-          </w:p>
-        </w:tc>
-        <w:tc>
-          <w:tcPr>
-            <w:tcW w:type="dxa" w:w="7260"/>
-          </w:tcPr>
-          <w:p>
-            <w:pPr>
-              <w:spacing w:after="0"/>
-            </w:pPr>
-            <w:r/>
-            <w:r>
-              <w:rPr>
-                <w:rFonts w:ascii="Arial" w:hAnsi="Arial" w:eastAsia="Arial"/>
-                <w:b w:val="0"/>
-                <w:i w:val="0"/>
-                <w:color w:val="000000"/>
-                <w:sz w:val="18"/>
-              </w:rPr>
-              <w:t>Declared grain, dimension keys, measures and event/as-of date.</w:t>
-            </w:r>
-          </w:p>
-        </w:tc>
-      </w:tr>
-      <w:tr>
-        <w:tc>
-          <w:tcPr>
-            <w:tcW w:type="dxa" w:w="2100"/>
-          </w:tcPr>
-          <w:p>
-            <w:pPr>
-              <w:spacing w:after="0"/>
-            </w:pPr>
-            <w:r/>
-            <w:r>
-              <w:rPr>
-                <w:rFonts w:ascii="Arial" w:hAnsi="Arial" w:eastAsia="Arial"/>
-                <w:b/>
-                <w:i w:val="0"/>
-                <w:color w:val="000000"/>
-                <w:sz w:val="18"/>
-              </w:rPr>
-              <w:t>Link / LNK</w:t>
-            </w:r>
-          </w:p>
-        </w:tc>
-        <w:tc>
-          <w:tcPr>
-            <w:tcW w:type="dxa" w:w="7260"/>
-          </w:tcPr>
-          <w:p>
-            <w:pPr>
-              <w:spacing w:after="0"/>
-            </w:pPr>
-            <w:r/>
-            <w:r>
-              <w:rPr>
-                <w:rFonts w:ascii="Arial" w:hAnsi="Arial" w:eastAsia="Arial"/>
-                <w:b w:val="0"/>
-                <w:i w:val="0"/>
-                <w:color w:val="000000"/>
-                <w:sz w:val="18"/>
-              </w:rPr>
-              <w:t>Both keys, relationship type, allocation rule and validity dates.</w:t>
-            </w:r>
-          </w:p>
-        </w:tc>
-      </w:tr>
-      <w:tr>
-        <w:tc>
-          <w:tcPr>
-            <w:tcW w:type="dxa" w:w="2100"/>
-          </w:tcPr>
-          <w:p>
-            <w:pPr>
-              <w:spacing w:after="0"/>
-            </w:pPr>
-            <w:r/>
-            <w:r>
-              <w:rPr>
-                <w:rFonts w:ascii="Arial" w:hAnsi="Arial" w:eastAsia="Arial"/>
-                <w:b/>
-                <w:i w:val="0"/>
-                <w:color w:val="000000"/>
-                <w:sz w:val="18"/>
-              </w:rPr>
-              <w:t>Rollup / RUP</w:t>
-            </w:r>
-          </w:p>
-        </w:tc>
-        <w:tc>
-          <w:tcPr>
-            <w:tcW w:type="dxa" w:w="7260"/>
-          </w:tcPr>
-          <w:p>
-            <w:pPr>
-              <w:spacing w:after="0"/>
-            </w:pPr>
-            <w:r/>
-            <w:r>
-              <w:rPr>
-                <w:rFonts w:ascii="Arial" w:hAnsi="Arial" w:eastAsia="Arial"/>
-                <w:b w:val="0"/>
-                <w:i w:val="0"/>
-                <w:color w:val="000000"/>
-                <w:sz w:val="18"/>
-              </w:rPr>
-              <w:t>Aggregation grain, period/as-of rule, refresh timestamp and owner.</w:t>
-            </w:r>
-          </w:p>
-        </w:tc>
-      </w:tr>
-    </w:tbl>
-    <w:p>
-      <w:pPr>
-        <w:spacing w:after="80" w:before="0" w:line="259" w:lineRule="auto"/>
-      </w:pPr>
-      <w:r>
-        <w:rPr>
-          <w:rFonts w:ascii="Arial" w:hAnsi="Arial" w:eastAsia="Arial"/>
-          <w:b w:val="0"/>
-          <w:i w:val="0"/>
-          <w:color w:val="000000"/>
-          <w:sz w:val="6"/>
-        </w:rPr>
-      </w:r>
-    </w:p>
-    <w:p>
-      <w:pPr>
-        <w:spacing w:after="80" w:before="160" w:line="259" w:lineRule="auto"/>
-        <w:pBdr>
-          <w:bottom w:val="single" w:sz="8" w:space="1" w:color="000000"/>
-        </w:pBdr>
-        <w:keepNext/>
-      </w:pPr>
-      <w:r>
-        <w:rPr>
-          <w:rFonts w:ascii="Arial" w:hAnsi="Arial" w:eastAsia="Arial"/>
-          <w:b/>
-          <w:i w:val="0"/>
-          <w:color w:val="000000"/>
-          <w:sz w:val="26"/>
-        </w:rPr>
-        <w:t>Code or configuration evidence</w:t>
-      </w:r>
-    </w:p>
-    <w:p>
-      <w:pPr>
-        <w:spacing w:after="120" w:before="0" w:line="259" w:lineRule="auto"/>
-      </w:pPr>
-      <w:r>
-        <w:rPr>
-          <w:rFonts w:ascii="Arial" w:hAnsi="Arial" w:eastAsia="Arial"/>
-          <w:b w:val="0"/>
-          <w:i/>
-          <w:color w:val="666666"/>
-          <w:sz w:val="19"/>
-        </w:rPr>
-        <w:t>Paste only the relevant SQL, DAX, Dataiku recipe logic, configuration or pseudo-code. Use a source-control link for longer code and identify the version reviewed.</w:t>
-      </w:r>
-    </w:p>
-    <w:p>
-      <w:pPr>
-        <w:spacing w:before="100" w:after="140" w:line="240" w:lineRule="auto"/>
-        <w:ind w:left="173" w:right="173"/>
-        <w:shd w:fill="1F2937"/>
-      </w:pPr>
-      <w:r>
-        <w:rPr>
-          <w:rFonts w:ascii="Consolas" w:hAnsi="Consolas" w:eastAsia="Consolas"/>
-          <w:b w:val="0"/>
-          <w:i w:val="0"/>
-          <w:color w:val="F9FAFB"/>
-          <w:sz w:val="17"/>
-        </w:rPr>
-        <w:t>/* Example evidence only — replace with release-controlled code link */</w:t>
-        <w:br/>
-        <w:t>SELECT business_key, metric_value, refresh_timestamp</w:t>
-        <w:br/>
-        <w:t>FROM SW_APAC_TC_&lt;SUBJECT&gt;_MET</w:t>
-        <w:br/>
-        <w:t>WHERE reporting_period = :reporting_period;</w:t>
-      </w:r>
-    </w:p>
-    <w:p>
-      <w:r>
-        <w:br w:type="page"/>
-      </w:r>
-    </w:p>
-    <w:p>
-      <w:pPr>
-        <w:spacing w:before="160" w:after="140" w:line="140" w:lineRule="exact"/>
-        <w:shd w:fill="000000"/>
-      </w:pPr>
-      <w:r>
-        <w:rPr>
-          <w:rFonts w:ascii="Arial" w:hAnsi="Arial" w:eastAsia="Arial"/>
-          <w:b w:val="0"/>
-          <w:i w:val="0"/>
-          <w:color w:val="000000"/>
-          <w:sz w:val="4"/>
-        </w:rPr>
-        <w:t xml:space="preserve"> </w:t>
-      </w:r>
-    </w:p>
-    <w:p>
-      <w:pPr>
-        <w:spacing w:after="140" w:before="0" w:line="259" w:lineRule="auto"/>
-        <w:keepNext/>
-      </w:pPr>
-      <w:r>
-        <w:rPr>
-          <w:rFonts w:ascii="Arial" w:hAnsi="Arial" w:eastAsia="Arial"/>
-          <w:b/>
-          <w:i w:val="0"/>
-          <w:color w:val="000000"/>
-          <w:sz w:val="38"/>
-        </w:rPr>
-        <w:t>5. Component Design: DA / VI / RP / EX</w:t>
-      </w:r>
-    </w:p>
-    <w:p>
-      <w:pPr>
-        <w:spacing w:after="120" w:before="0" w:line="259" w:lineRule="auto"/>
-      </w:pPr>
-      <w:r>
-        <w:rPr>
-          <w:rFonts w:ascii="Arial" w:hAnsi="Arial" w:eastAsia="Arial"/>
-          <w:b w:val="0"/>
-          <w:i w:val="0"/>
-          <w:color w:val="000000"/>
-          <w:sz w:val="21"/>
-        </w:rPr>
-        <w:t>Select only the components that are in scope. The table is an inventory, not a replacement for explanatory design notes, screenshots or code evidence.</w:t>
-      </w:r>
-    </w:p>
-    <w:tbl>
-      <w:tblPr>
-        <w:tblStyle w:val="TableGrid"/>
-        <w:tblW w:type="dxa" w:w="9360"/>
-        <w:jc w:val="left"/>
-        <w:tblLayout w:type="fixed"/>
-        <w:tblLook w:firstColumn="1" w:firstRow="1" w:lastColumn="0" w:lastRow="0" w:noHBand="0" w:noVBand="1" w:val="04A0"/>
-        <w:tblInd w:w="120" w:type="dxa"/>
-      </w:tblPr>
-      <w:tblGrid>
-        <w:gridCol w:w="850"/>
-        <w:gridCol w:w="3150"/>
-        <w:gridCol w:w="3500"/>
-        <w:gridCol w:w="1860"/>
-      </w:tblGrid>
-      <w:tr>
-        <w:tc>
-          <w:tcPr>
-            <w:tcW w:type="dxa" w:w="850"/>
-            <w:tcMar>
-              <w:top w:w="90" w:type="dxa"/>
-              <w:start w:w="120" w:type="dxa"/>
-              <w:bottom w:w="90" w:type="dxa"/>
-              <w:end w:w="120" w:type="dxa"/>
-            </w:tcMar>
-            <w:vAlign w:val="center"/>
-            <w:shd w:fill="000000"/>
-          </w:tcPr>
-          <w:p>
-            <w:pPr>
-              <w:spacing w:after="0"/>
-            </w:pPr>
-            <w:r/>
-            <w:r>
-              <w:rPr>
-                <w:rFonts w:ascii="Arial" w:hAnsi="Arial" w:eastAsia="Arial"/>
-                <w:b/>
-                <w:i w:val="0"/>
-                <w:color w:val="FFFFFF"/>
-                <w:sz w:val="19"/>
-              </w:rPr>
-              <w:t>Component</w:t>
-            </w:r>
-          </w:p>
-        </w:tc>
-        <w:tc>
-          <w:tcPr>
-            <w:tcW w:type="dxa" w:w="3150"/>
-            <w:tcMar>
-              <w:top w:w="90" w:type="dxa"/>
-              <w:start w:w="120" w:type="dxa"/>
-              <w:bottom w:w="90" w:type="dxa"/>
-              <w:end w:w="120" w:type="dxa"/>
-            </w:tcMar>
-            <w:vAlign w:val="center"/>
-            <w:shd w:fill="000000"/>
-          </w:tcPr>
-          <w:p>
-            <w:pPr>
-              <w:spacing w:after="0"/>
-            </w:pPr>
-            <w:r/>
-            <w:r>
-              <w:rPr>
-                <w:rFonts w:ascii="Arial" w:hAnsi="Arial" w:eastAsia="Arial"/>
-                <w:b/>
-                <w:i w:val="0"/>
-                <w:color w:val="FFFFFF"/>
-                <w:sz w:val="19"/>
-              </w:rPr>
-              <w:t>Purpose / user value</w:t>
-            </w:r>
-          </w:p>
-        </w:tc>
-        <w:tc>
-          <w:tcPr>
-            <w:tcW w:type="dxa" w:w="3500"/>
-            <w:tcMar>
-              <w:top w:w="90" w:type="dxa"/>
-              <w:start w:w="120" w:type="dxa"/>
-              <w:bottom w:w="90" w:type="dxa"/>
-              <w:end w:w="120" w:type="dxa"/>
-            </w:tcMar>
-            <w:vAlign w:val="center"/>
-            <w:shd w:fill="000000"/>
-          </w:tcPr>
-          <w:p>
-            <w:pPr>
-              <w:spacing w:after="0"/>
-            </w:pPr>
-            <w:r/>
-            <w:r>
-              <w:rPr>
-                <w:rFonts w:ascii="Arial" w:hAnsi="Arial" w:eastAsia="Arial"/>
-                <w:b/>
-                <w:i w:val="0"/>
-                <w:color w:val="FFFFFF"/>
-                <w:sz w:val="19"/>
-              </w:rPr>
-              <w:t>Design evidence</w:t>
-            </w:r>
-          </w:p>
-        </w:tc>
-        <w:tc>
-          <w:tcPr>
-            <w:tcW w:type="dxa" w:w="1860"/>
-            <w:tcMar>
-              <w:top w:w="90" w:type="dxa"/>
-              <w:start w:w="120" w:type="dxa"/>
-              <w:bottom w:w="90" w:type="dxa"/>
-              <w:end w:w="120" w:type="dxa"/>
-            </w:tcMar>
-            <w:vAlign w:val="center"/>
-            <w:shd w:fill="000000"/>
-          </w:tcPr>
-          <w:p>
-            <w:pPr>
-              <w:spacing w:after="0"/>
-            </w:pPr>
-            <w:r/>
-            <w:r>
-              <w:rPr>
-                <w:rFonts w:ascii="Arial" w:hAnsi="Arial" w:eastAsia="Arial"/>
-                <w:b/>
-                <w:i w:val="0"/>
-                <w:color w:val="FFFFFF"/>
-                <w:sz w:val="19"/>
               </w:rPr>
               <w:t>Owner</w:t>
             </w:r>
@@ -3243,85 +2129,55 @@
       <w:tr>
         <w:tc>
           <w:tcPr>
-            <w:tcW w:type="dxa" w:w="850"/>
+            <w:tcW w:type="dxa" w:w="3504"/>
           </w:tcPr>
           <w:p>
-            <w:pPr>
-              <w:spacing w:after="0"/>
-            </w:pPr>
             <w:r/>
             <w:r>
               <w:rPr>
-                <w:rFonts w:ascii="Arial" w:hAnsi="Arial" w:eastAsia="Arial"/>
+                <w:rFonts w:ascii="Arial" w:hAnsi="Arial"/>
                 <w:b/>
                 <w:i w:val="0"/>
                 <w:color w:val="000000"/>
                 <w:sz w:val="18"/>
               </w:rPr>
-              <w:t>DA</w:t>
+              <w:t>Business logic and UAT</w:t>
             </w:r>
           </w:p>
         </w:tc>
         <w:tc>
           <w:tcPr>
-            <w:tcW w:type="dxa" w:w="3150"/>
+            <w:tcW w:type="dxa" w:w="3504"/>
           </w:tcPr>
           <w:p>
-            <w:pPr>
-              <w:spacing w:after="0"/>
-            </w:pPr>
             <w:r/>
             <w:r>
               <w:rPr>
-                <w:rFonts w:ascii="Arial" w:hAnsi="Arial" w:eastAsia="Arial"/>
+                <w:rFonts w:ascii="Arial" w:hAnsi="Arial"/>
                 <w:b w:val="0"/>
                 <w:i w:val="0"/>
                 <w:color w:val="000000"/>
                 <w:sz w:val="18"/>
               </w:rPr>
-              <w:t>Named Gold View inputs, certified consumption view, lineage and field controls.</w:t>
+              <w:t>[Link / approved status]</w:t>
             </w:r>
           </w:p>
         </w:tc>
         <w:tc>
           <w:tcPr>
-            <w:tcW w:type="dxa" w:w="3500"/>
+            <w:tcW w:type="dxa" w:w="3504"/>
           </w:tcPr>
           <w:p>
-            <w:pPr>
-              <w:spacing w:after="0"/>
-            </w:pPr>
             <w:r/>
             <w:r>
               <w:rPr>
-                <w:rFonts w:ascii="Arial" w:hAnsi="Arial" w:eastAsia="Arial"/>
+                <w:rFonts w:ascii="Arial" w:hAnsi="Arial"/>
                 <w:b w:val="0"/>
                 <w:i w:val="0"/>
                 <w:color w:val="000000"/>
                 <w:sz w:val="18"/>
               </w:rPr>
-              <w:t>Lineage diagram, dictionary and DQ rules.</w:t>
-            </w:r>
-          </w:p>
-        </w:tc>
-        <w:tc>
-          <w:tcPr>
-            <w:tcW w:type="dxa" w:w="1860"/>
-          </w:tcPr>
-          <w:p>
-            <w:pPr>
-              <w:spacing w:after="0"/>
-            </w:pPr>
-            <w:r/>
-            <w:r>
-              <w:rPr>
-                <w:rFonts w:ascii="Arial" w:hAnsi="Arial" w:eastAsia="Arial"/>
-                <w:b w:val="0"/>
-                <w:i w:val="0"/>
-                <w:color w:val="000000"/>
-                <w:sz w:val="18"/>
-              </w:rPr>
-              <w:t>[Name]</w:t>
+              <w:t>End User</w:t>
             </w:r>
           </w:p>
         </w:tc>
@@ -3329,85 +2185,55 @@
       <w:tr>
         <w:tc>
           <w:tcPr>
-            <w:tcW w:type="dxa" w:w="850"/>
+            <w:tcW w:type="dxa" w:w="3504"/>
           </w:tcPr>
           <w:p>
-            <w:pPr>
-              <w:spacing w:after="0"/>
-            </w:pPr>
             <w:r/>
             <w:r>
               <w:rPr>
-                <w:rFonts w:ascii="Arial" w:hAnsi="Arial" w:eastAsia="Arial"/>
+                <w:rFonts w:ascii="Arial" w:hAnsi="Arial"/>
                 <w:b/>
                 <w:i w:val="0"/>
                 <w:color w:val="000000"/>
                 <w:sz w:val="18"/>
               </w:rPr>
-              <w:t>VI</w:t>
+              <w:t>Delivery coordination</w:t>
             </w:r>
           </w:p>
         </w:tc>
         <w:tc>
           <w:tcPr>
-            <w:tcW w:type="dxa" w:w="3150"/>
+            <w:tcW w:type="dxa" w:w="3504"/>
           </w:tcPr>
           <w:p>
-            <w:pPr>
-              <w:spacing w:after="0"/>
-            </w:pPr>
             <w:r/>
             <w:r>
               <w:rPr>
-                <w:rFonts w:ascii="Arial" w:hAnsi="Arial" w:eastAsia="Arial"/>
+                <w:rFonts w:ascii="Arial" w:hAnsi="Arial"/>
                 <w:b w:val="0"/>
                 <w:i w:val="0"/>
                 <w:color w:val="000000"/>
                 <w:sz w:val="18"/>
               </w:rPr>
-              <w:t>Decision-oriented dashboard with approved measures, filters and RLS.</w:t>
+              <w:t>[Link / approved status]</w:t>
             </w:r>
           </w:p>
         </w:tc>
         <w:tc>
           <w:tcPr>
-            <w:tcW w:type="dxa" w:w="3500"/>
+            <w:tcW w:type="dxa" w:w="3504"/>
           </w:tcPr>
           <w:p>
-            <w:pPr>
-              <w:spacing w:after="0"/>
-            </w:pPr>
             <w:r/>
             <w:r>
               <w:rPr>
-                <w:rFonts w:ascii="Arial" w:hAnsi="Arial" w:eastAsia="Arial"/>
+                <w:rFonts w:ascii="Arial" w:hAnsi="Arial"/>
                 <w:b w:val="0"/>
                 <w:i w:val="0"/>
                 <w:color w:val="000000"/>
                 <w:sz w:val="18"/>
               </w:rPr>
-              <w:t>Wireframe, measure catalogue and UAT.</w:t>
-            </w:r>
-          </w:p>
-        </w:tc>
-        <w:tc>
-          <w:tcPr>
-            <w:tcW w:type="dxa" w:w="1860"/>
-          </w:tcPr>
-          <w:p>
-            <w:pPr>
-              <w:spacing w:after="0"/>
-            </w:pPr>
-            <w:r/>
-            <w:r>
-              <w:rPr>
-                <w:rFonts w:ascii="Arial" w:hAnsi="Arial" w:eastAsia="Arial"/>
-                <w:b w:val="0"/>
-                <w:i w:val="0"/>
-                <w:color w:val="000000"/>
-                <w:sz w:val="18"/>
-              </w:rPr>
-              <w:t>[Name]</w:t>
+              <w:t>PMO Manager</w:t>
             </w:r>
           </w:p>
         </w:tc>
@@ -3415,85 +2241,55 @@
       <w:tr>
         <w:tc>
           <w:tcPr>
-            <w:tcW w:type="dxa" w:w="850"/>
+            <w:tcW w:type="dxa" w:w="3504"/>
           </w:tcPr>
           <w:p>
-            <w:pPr>
-              <w:spacing w:after="0"/>
-            </w:pPr>
             <w:r/>
             <w:r>
               <w:rPr>
-                <w:rFonts w:ascii="Arial" w:hAnsi="Arial" w:eastAsia="Arial"/>
+                <w:rFonts w:ascii="Arial" w:hAnsi="Arial"/>
                 <w:b/>
                 <w:i w:val="0"/>
                 <w:color w:val="000000"/>
                 <w:sz w:val="18"/>
               </w:rPr>
-              <w:t>RP</w:t>
+              <w:t>Technical validation and release</w:t>
             </w:r>
           </w:p>
         </w:tc>
         <w:tc>
           <w:tcPr>
-            <w:tcW w:type="dxa" w:w="3150"/>
+            <w:tcW w:type="dxa" w:w="3504"/>
           </w:tcPr>
           <w:p>
-            <w:pPr>
-              <w:spacing w:after="0"/>
-            </w:pPr>
             <w:r/>
             <w:r>
               <w:rPr>
-                <w:rFonts w:ascii="Arial" w:hAnsi="Arial" w:eastAsia="Arial"/>
+                <w:rFonts w:ascii="Arial" w:hAnsi="Arial"/>
                 <w:b w:val="0"/>
                 <w:i w:val="0"/>
                 <w:color w:val="000000"/>
                 <w:sz w:val="18"/>
               </w:rPr>
-              <w:t>Controlled report with schedule, snapshot and Finance policy where applicable.</w:t>
+              <w:t>[Link / approved status]</w:t>
             </w:r>
           </w:p>
         </w:tc>
         <w:tc>
           <w:tcPr>
-            <w:tcW w:type="dxa" w:w="3500"/>
+            <w:tcW w:type="dxa" w:w="3504"/>
           </w:tcPr>
           <w:p>
-            <w:pPr>
-              <w:spacing w:after="0"/>
-            </w:pPr>
             <w:r/>
             <w:r>
               <w:rPr>
-                <w:rFonts w:ascii="Arial" w:hAnsi="Arial" w:eastAsia="Arial"/>
+                <w:rFonts w:ascii="Arial" w:hAnsi="Arial"/>
                 <w:b w:val="0"/>
                 <w:i w:val="0"/>
                 <w:color w:val="000000"/>
                 <w:sz w:val="18"/>
               </w:rPr>
-              <w:t>Layout, reconciliation and distribution test.</w:t>
-            </w:r>
-          </w:p>
-        </w:tc>
-        <w:tc>
-          <w:tcPr>
-            <w:tcW w:type="dxa" w:w="1860"/>
-          </w:tcPr>
-          <w:p>
-            <w:pPr>
-              <w:spacing w:after="0"/>
-            </w:pPr>
-            <w:r/>
-            <w:r>
-              <w:rPr>
-                <w:rFonts w:ascii="Arial" w:hAnsi="Arial" w:eastAsia="Arial"/>
-                <w:b w:val="0"/>
-                <w:i w:val="0"/>
-                <w:color w:val="000000"/>
-                <w:sz w:val="18"/>
-              </w:rPr>
-              <w:t>[Name]</w:t>
+              <w:t>Technical Analyst</w:t>
             </w:r>
           </w:p>
         </w:tc>
@@ -3501,85 +2297,55 @@
       <w:tr>
         <w:tc>
           <w:tcPr>
-            <w:tcW w:type="dxa" w:w="850"/>
+            <w:tcW w:type="dxa" w:w="3504"/>
           </w:tcPr>
           <w:p>
-            <w:pPr>
-              <w:spacing w:after="0"/>
-            </w:pPr>
             <w:r/>
             <w:r>
               <w:rPr>
-                <w:rFonts w:ascii="Arial" w:hAnsi="Arial" w:eastAsia="Arial"/>
+                <w:rFonts w:ascii="Arial" w:hAnsi="Arial"/>
                 <w:b/>
                 <w:i w:val="0"/>
                 <w:color w:val="000000"/>
                 <w:sz w:val="18"/>
               </w:rPr>
-              <w:t>EX</w:t>
+              <w:t>ERP source confirmation</w:t>
             </w:r>
           </w:p>
         </w:tc>
         <w:tc>
           <w:tcPr>
-            <w:tcW w:type="dxa" w:w="3150"/>
+            <w:tcW w:type="dxa" w:w="3504"/>
           </w:tcPr>
           <w:p>
-            <w:pPr>
-              <w:spacing w:after="0"/>
-            </w:pPr>
             <w:r/>
             <w:r>
               <w:rPr>
-                <w:rFonts w:ascii="Arial" w:hAnsi="Arial" w:eastAsia="Arial"/>
+                <w:rFonts w:ascii="Arial" w:hAnsi="Arial"/>
                 <w:b w:val="0"/>
                 <w:i w:val="0"/>
                 <w:color w:val="000000"/>
                 <w:sz w:val="18"/>
               </w:rPr>
-              <w:t>Approved extension with explicit entitlement, interface and support model.</w:t>
+              <w:t>[Link / approved status]</w:t>
             </w:r>
           </w:p>
         </w:tc>
         <w:tc>
           <w:tcPr>
-            <w:tcW w:type="dxa" w:w="3500"/>
+            <w:tcW w:type="dxa" w:w="3504"/>
           </w:tcPr>
           <w:p>
-            <w:pPr>
-              <w:spacing w:after="0"/>
-            </w:pPr>
             <w:r/>
             <w:r>
               <w:rPr>
-                <w:rFonts w:ascii="Arial" w:hAnsi="Arial" w:eastAsia="Arial"/>
+                <w:rFonts w:ascii="Arial" w:hAnsi="Arial"/>
                 <w:b w:val="0"/>
                 <w:i w:val="0"/>
                 <w:color w:val="000000"/>
                 <w:sz w:val="18"/>
               </w:rPr>
-              <w:t>Code/configuration, security test and failure handling.</w:t>
-            </w:r>
-          </w:p>
-        </w:tc>
-        <w:tc>
-          <w:tcPr>
-            <w:tcW w:type="dxa" w:w="1860"/>
-          </w:tcPr>
-          <w:p>
-            <w:pPr>
-              <w:spacing w:after="0"/>
-            </w:pPr>
-            <w:r/>
-            <w:r>
-              <w:rPr>
-                <w:rFonts w:ascii="Arial" w:hAnsi="Arial" w:eastAsia="Arial"/>
-                <w:b w:val="0"/>
-                <w:i w:val="0"/>
-                <w:color w:val="000000"/>
-                <w:sz w:val="18"/>
-              </w:rPr>
-              <w:t>[Name]</w:t>
+              <w:t>ERP Consultant</w:t>
             </w:r>
           </w:p>
         </w:tc>
@@ -3587,1950 +2353,40 @@
     </w:tbl>
     <w:p>
       <w:pPr>
-        <w:spacing w:after="80" w:before="0" w:line="259" w:lineRule="auto"/>
-      </w:pPr>
-      <w:r>
-        <w:rPr>
-          <w:rFonts w:ascii="Arial" w:hAnsi="Arial" w:eastAsia="Arial"/>
-          <w:b w:val="0"/>
-          <w:i w:val="0"/>
-          <w:color w:val="000000"/>
-          <w:sz w:val="6"/>
-        </w:rPr>
-      </w:r>
-    </w:p>
-    <w:p>
-      <w:pPr>
-        <w:spacing w:after="80" w:before="160" w:line="259" w:lineRule="auto"/>
-        <w:pBdr>
-          <w:bottom w:val="single" w:sz="8" w:space="1" w:color="000000"/>
-        </w:pBdr>
-        <w:keepNext/>
-      </w:pPr>
-      <w:r>
-        <w:rPr>
-          <w:rFonts w:ascii="Arial" w:hAnsi="Arial" w:eastAsia="Arial"/>
-          <w:b/>
-          <w:i w:val="0"/>
-          <w:color w:val="000000"/>
-          <w:sz w:val="26"/>
-        </w:rPr>
-        <w:t>Data dictionary and controls</w:t>
-      </w:r>
-    </w:p>
-    <w:tbl>
-      <w:tblPr>
-        <w:tblStyle w:val="TableGrid"/>
-        <w:tblW w:type="dxa" w:w="9360"/>
-        <w:jc w:val="left"/>
-        <w:tblLayout w:type="fixed"/>
-        <w:tblLook w:firstColumn="1" w:firstRow="1" w:lastColumn="0" w:lastRow="0" w:noHBand="0" w:noVBand="1" w:val="04A0"/>
-        <w:tblInd w:w="120" w:type="dxa"/>
-      </w:tblPr>
-      <w:tblGrid>
-        <w:gridCol w:w="2100"/>
-        <w:gridCol w:w="3950"/>
-        <w:gridCol w:w="3310"/>
-      </w:tblGrid>
-      <w:tr>
-        <w:tc>
-          <w:tcPr>
-            <w:tcW w:type="dxa" w:w="2100"/>
-            <w:tcMar>
-              <w:top w:w="90" w:type="dxa"/>
-              <w:start w:w="120" w:type="dxa"/>
-              <w:bottom w:w="90" w:type="dxa"/>
-              <w:end w:w="120" w:type="dxa"/>
-            </w:tcMar>
-            <w:vAlign w:val="center"/>
-            <w:shd w:fill="000000"/>
-          </w:tcPr>
-          <w:p>
-            <w:pPr>
-              <w:spacing w:after="0"/>
-            </w:pPr>
-            <w:r/>
-            <w:r>
-              <w:rPr>
-                <w:rFonts w:ascii="Arial" w:hAnsi="Arial" w:eastAsia="Arial"/>
-                <w:b/>
-                <w:i w:val="0"/>
-                <w:color w:val="FFFFFF"/>
-                <w:sz w:val="19"/>
-              </w:rPr>
-              <w:t>Field / object</w:t>
-            </w:r>
-          </w:p>
-        </w:tc>
-        <w:tc>
-          <w:tcPr>
-            <w:tcW w:type="dxa" w:w="3950"/>
-            <w:tcMar>
-              <w:top w:w="90" w:type="dxa"/>
-              <w:start w:w="120" w:type="dxa"/>
-              <w:bottom w:w="90" w:type="dxa"/>
-              <w:end w:w="120" w:type="dxa"/>
-            </w:tcMar>
-            <w:vAlign w:val="center"/>
-            <w:shd w:fill="000000"/>
-          </w:tcPr>
-          <w:p>
-            <w:pPr>
-              <w:spacing w:after="0"/>
-            </w:pPr>
-            <w:r/>
-            <w:r>
-              <w:rPr>
-                <w:rFonts w:ascii="Arial" w:hAnsi="Arial" w:eastAsia="Arial"/>
-                <w:b/>
-                <w:i w:val="0"/>
-                <w:color w:val="FFFFFF"/>
-                <w:sz w:val="19"/>
-              </w:rPr>
-              <w:t>Business definition</w:t>
-            </w:r>
-          </w:p>
-        </w:tc>
-        <w:tc>
-          <w:tcPr>
-            <w:tcW w:type="dxa" w:w="3310"/>
-            <w:tcMar>
-              <w:top w:w="90" w:type="dxa"/>
-              <w:start w:w="120" w:type="dxa"/>
-              <w:bottom w:w="90" w:type="dxa"/>
-              <w:end w:w="120" w:type="dxa"/>
-            </w:tcMar>
-            <w:vAlign w:val="center"/>
-            <w:shd w:fill="000000"/>
-          </w:tcPr>
-          <w:p>
-            <w:pPr>
-              <w:spacing w:after="0"/>
-            </w:pPr>
-            <w:r/>
-            <w:r>
-              <w:rPr>
-                <w:rFonts w:ascii="Arial" w:hAnsi="Arial" w:eastAsia="Arial"/>
-                <w:b/>
-                <w:i w:val="0"/>
-                <w:color w:val="FFFFFF"/>
-                <w:sz w:val="19"/>
-              </w:rPr>
-              <w:t>WHO / WHEN / control</w:t>
-            </w:r>
-          </w:p>
-        </w:tc>
-      </w:tr>
-      <w:tr>
-        <w:tc>
-          <w:tcPr>
-            <w:tcW w:type="dxa" w:w="2100"/>
-          </w:tcPr>
-          <w:p>
-            <w:pPr>
-              <w:spacing w:after="0"/>
-            </w:pPr>
-            <w:r/>
-            <w:r>
-              <w:rPr>
-                <w:rFonts w:ascii="Arial" w:hAnsi="Arial" w:eastAsia="Arial"/>
-                <w:b/>
-                <w:i w:val="0"/>
-                <w:color w:val="000000"/>
-                <w:sz w:val="18"/>
-              </w:rPr>
-              <w:t>[Object or field name]</w:t>
-            </w:r>
-          </w:p>
-        </w:tc>
-        <w:tc>
-          <w:tcPr>
-            <w:tcW w:type="dxa" w:w="3950"/>
-          </w:tcPr>
-          <w:p>
-            <w:pPr>
-              <w:spacing w:after="0"/>
-            </w:pPr>
-            <w:r/>
-            <w:r>
-              <w:rPr>
-                <w:rFonts w:ascii="Arial" w:hAnsi="Arial" w:eastAsia="Arial"/>
-                <w:b w:val="0"/>
-                <w:i w:val="0"/>
-                <w:color w:val="000000"/>
-                <w:sz w:val="18"/>
-              </w:rPr>
-              <w:t>[Plain-English definition, type and derivation]</w:t>
-            </w:r>
-          </w:p>
-        </w:tc>
-        <w:tc>
-          <w:tcPr>
-            <w:tcW w:type="dxa" w:w="3310"/>
-          </w:tcPr>
-          <w:p>
-            <w:pPr>
-              <w:spacing w:after="0"/>
-            </w:pPr>
-            <w:r/>
-            <w:r>
-              <w:rPr>
-                <w:rFonts w:ascii="Arial" w:hAnsi="Arial" w:eastAsia="Arial"/>
-                <w:b w:val="0"/>
-                <w:i w:val="0"/>
-                <w:color w:val="000000"/>
-                <w:sz w:val="18"/>
-              </w:rPr>
-              <w:t>WHO: [owner/steward]  WHEN: [effective / refresh time]  Control: [DQ / sensitivity / rule version]</w:t>
-            </w:r>
-          </w:p>
-        </w:tc>
-      </w:tr>
-      <w:tr>
-        <w:tc>
-          <w:tcPr>
-            <w:tcW w:type="dxa" w:w="2100"/>
-          </w:tcPr>
-          <w:p>
-            <w:pPr>
-              <w:spacing w:after="0"/>
-            </w:pPr>
-            <w:r/>
-            <w:r>
-              <w:rPr>
-                <w:rFonts w:ascii="Arial" w:hAnsi="Arial" w:eastAsia="Arial"/>
-                <w:b/>
-                <w:i w:val="0"/>
-                <w:color w:val="000000"/>
-                <w:sz w:val="18"/>
-              </w:rPr>
-              <w:t>[Object or field name]</w:t>
-            </w:r>
-          </w:p>
-        </w:tc>
-        <w:tc>
-          <w:tcPr>
-            <w:tcW w:type="dxa" w:w="3950"/>
-          </w:tcPr>
-          <w:p>
-            <w:pPr>
-              <w:spacing w:after="0"/>
-            </w:pPr>
-            <w:r/>
-            <w:r>
-              <w:rPr>
-                <w:rFonts w:ascii="Arial" w:hAnsi="Arial" w:eastAsia="Arial"/>
-                <w:b w:val="0"/>
-                <w:i w:val="0"/>
-                <w:color w:val="000000"/>
-                <w:sz w:val="18"/>
-              </w:rPr>
-              <w:t>[Plain-English definition, type and derivation]</w:t>
-            </w:r>
-          </w:p>
-        </w:tc>
-        <w:tc>
-          <w:tcPr>
-            <w:tcW w:type="dxa" w:w="3310"/>
-          </w:tcPr>
-          <w:p>
-            <w:pPr>
-              <w:spacing w:after="0"/>
-            </w:pPr>
-            <w:r/>
-            <w:r>
-              <w:rPr>
-                <w:rFonts w:ascii="Arial" w:hAnsi="Arial" w:eastAsia="Arial"/>
-                <w:b w:val="0"/>
-                <w:i w:val="0"/>
-                <w:color w:val="000000"/>
-                <w:sz w:val="18"/>
-              </w:rPr>
-              <w:t>WHO: [owner/steward]  WHEN: [effective / refresh time]  Control: [DQ / sensitivity / rule version]</w:t>
-            </w:r>
-          </w:p>
-        </w:tc>
-      </w:tr>
-    </w:tbl>
-    <w:p>
-      <w:pPr>
-        <w:spacing w:after="80" w:before="0" w:line="259" w:lineRule="auto"/>
-      </w:pPr>
-      <w:r>
-        <w:rPr>
-          <w:rFonts w:ascii="Arial" w:hAnsi="Arial" w:eastAsia="Arial"/>
-          <w:b w:val="0"/>
-          <w:i w:val="0"/>
-          <w:color w:val="000000"/>
-          <w:sz w:val="6"/>
-        </w:rPr>
-      </w:r>
-    </w:p>
-    <w:p>
-      <w:r>
-        <w:br w:type="page"/>
-      </w:r>
-    </w:p>
-    <w:p>
-      <w:pPr>
-        <w:spacing w:before="160" w:after="140" w:line="140" w:lineRule="exact"/>
-        <w:shd w:fill="000000"/>
-      </w:pPr>
-      <w:r>
-        <w:rPr>
-          <w:rFonts w:ascii="Arial" w:hAnsi="Arial" w:eastAsia="Arial"/>
-          <w:b w:val="0"/>
-          <w:i w:val="0"/>
-          <w:color w:val="000000"/>
-          <w:sz w:val="4"/>
-        </w:rPr>
-        <w:t xml:space="preserve"> </w:t>
-      </w:r>
-    </w:p>
-    <w:p>
-      <w:pPr>
-        <w:spacing w:after="140" w:before="0" w:line="259" w:lineRule="auto"/>
-        <w:keepNext/>
-      </w:pPr>
-      <w:r>
-        <w:rPr>
-          <w:rFonts w:ascii="Arial" w:hAnsi="Arial" w:eastAsia="Arial"/>
-          <w:b/>
-          <w:i w:val="0"/>
-          <w:color w:val="000000"/>
-          <w:sz w:val="38"/>
-        </w:rPr>
-        <w:t>6. Validation, Security and Acceptance</w:t>
-      </w:r>
-    </w:p>
-    <w:tbl>
-      <w:tblPr>
-        <w:tblStyle w:val="TableGrid"/>
-        <w:tblW w:type="dxa" w:w="9360"/>
-        <w:jc w:val="left"/>
-        <w:tblLayout w:type="fixed"/>
-        <w:tblLook w:firstColumn="1" w:firstRow="1" w:lastColumn="0" w:lastRow="0" w:noHBand="0" w:noVBand="1" w:val="04A0"/>
-        <w:tblInd w:w="120" w:type="dxa"/>
-      </w:tblPr>
-      <w:tblGrid>
-        <w:gridCol w:w="1900"/>
-        <w:gridCol w:w="4750"/>
-        <w:gridCol w:w="2710"/>
-      </w:tblGrid>
-      <w:tr>
-        <w:tc>
-          <w:tcPr>
-            <w:tcW w:type="dxa" w:w="1900"/>
-            <w:tcMar>
-              <w:top w:w="90" w:type="dxa"/>
-              <w:start w:w="120" w:type="dxa"/>
-              <w:bottom w:w="90" w:type="dxa"/>
-              <w:end w:w="120" w:type="dxa"/>
-            </w:tcMar>
-            <w:vAlign w:val="center"/>
-            <w:shd w:fill="000000"/>
-          </w:tcPr>
-          <w:p>
-            <w:pPr>
-              <w:spacing w:after="0"/>
-            </w:pPr>
-            <w:r/>
-            <w:r>
-              <w:rPr>
-                <w:rFonts w:ascii="Arial" w:hAnsi="Arial" w:eastAsia="Arial"/>
-                <w:b/>
-                <w:i w:val="0"/>
-                <w:color w:val="FFFFFF"/>
-                <w:sz w:val="19"/>
-              </w:rPr>
-              <w:t>Control</w:t>
-            </w:r>
-          </w:p>
-        </w:tc>
-        <w:tc>
-          <w:tcPr>
-            <w:tcW w:type="dxa" w:w="4750"/>
-            <w:tcMar>
-              <w:top w:w="90" w:type="dxa"/>
-              <w:start w:w="120" w:type="dxa"/>
-              <w:bottom w:w="90" w:type="dxa"/>
-              <w:end w:w="120" w:type="dxa"/>
-            </w:tcMar>
-            <w:vAlign w:val="center"/>
-            <w:shd w:fill="000000"/>
-          </w:tcPr>
-          <w:p>
-            <w:pPr>
-              <w:spacing w:after="0"/>
-            </w:pPr>
-            <w:r/>
-            <w:r>
-              <w:rPr>
-                <w:rFonts w:ascii="Arial" w:hAnsi="Arial" w:eastAsia="Arial"/>
-                <w:b/>
-                <w:i w:val="0"/>
-                <w:color w:val="FFFFFF"/>
-                <w:sz w:val="19"/>
-              </w:rPr>
-              <w:t>Test and expected result</w:t>
-            </w:r>
-          </w:p>
-        </w:tc>
-        <w:tc>
-          <w:tcPr>
-            <w:tcW w:type="dxa" w:w="2710"/>
-            <w:tcMar>
-              <w:top w:w="90" w:type="dxa"/>
-              <w:start w:w="120" w:type="dxa"/>
-              <w:bottom w:w="90" w:type="dxa"/>
-              <w:end w:w="120" w:type="dxa"/>
-            </w:tcMar>
-            <w:vAlign w:val="center"/>
-            <w:shd w:fill="000000"/>
-          </w:tcPr>
-          <w:p>
-            <w:pPr>
-              <w:spacing w:after="0"/>
-            </w:pPr>
-            <w:r/>
-            <w:r>
-              <w:rPr>
-                <w:rFonts w:ascii="Arial" w:hAnsi="Arial" w:eastAsia="Arial"/>
-                <w:b/>
-                <w:i w:val="0"/>
-                <w:color w:val="FFFFFF"/>
-                <w:sz w:val="19"/>
-              </w:rPr>
-              <w:t>Evidence / approver</w:t>
-            </w:r>
-          </w:p>
-        </w:tc>
-      </w:tr>
-      <w:tr>
-        <w:tc>
-          <w:tcPr>
-            <w:tcW w:type="dxa" w:w="1900"/>
-          </w:tcPr>
-          <w:p>
-            <w:pPr>
-              <w:spacing w:after="0"/>
-            </w:pPr>
-            <w:r/>
-            <w:r>
-              <w:rPr>
-                <w:rFonts w:ascii="Arial" w:hAnsi="Arial" w:eastAsia="Arial"/>
-                <w:b/>
-                <w:i w:val="0"/>
-                <w:color w:val="000000"/>
-                <w:sz w:val="18"/>
-              </w:rPr>
-              <w:t>Data quality</w:t>
-            </w:r>
-          </w:p>
-        </w:tc>
-        <w:tc>
-          <w:tcPr>
-            <w:tcW w:type="dxa" w:w="4750"/>
-          </w:tcPr>
-          <w:p>
-            <w:pPr>
-              <w:spacing w:after="0"/>
-            </w:pPr>
-            <w:r/>
-            <w:r>
-              <w:rPr>
-                <w:rFonts w:ascii="Arial" w:hAnsi="Arial" w:eastAsia="Arial"/>
-                <w:b w:val="0"/>
-                <w:i w:val="0"/>
-                <w:color w:val="000000"/>
-                <w:sz w:val="18"/>
-              </w:rPr>
-              <w:t>[Completeness, duplicates, referential integrity, late-arrival or reconciliation check.]</w:t>
-            </w:r>
-          </w:p>
-        </w:tc>
-        <w:tc>
-          <w:tcPr>
-            <w:tcW w:type="dxa" w:w="2710"/>
-          </w:tcPr>
-          <w:p>
-            <w:pPr>
-              <w:spacing w:after="0"/>
-            </w:pPr>
-            <w:r/>
-            <w:r>
-              <w:rPr>
-                <w:rFonts w:ascii="Arial" w:hAnsi="Arial" w:eastAsia="Arial"/>
-                <w:b w:val="0"/>
-                <w:i w:val="0"/>
-                <w:color w:val="000000"/>
-                <w:sz w:val="18"/>
-              </w:rPr>
-              <w:t>[Link / owner]</w:t>
-            </w:r>
-          </w:p>
-        </w:tc>
-      </w:tr>
-      <w:tr>
-        <w:tc>
-          <w:tcPr>
-            <w:tcW w:type="dxa" w:w="1900"/>
-          </w:tcPr>
-          <w:p>
-            <w:pPr>
-              <w:spacing w:after="0"/>
-            </w:pPr>
-            <w:r/>
-            <w:r>
-              <w:rPr>
-                <w:rFonts w:ascii="Arial" w:hAnsi="Arial" w:eastAsia="Arial"/>
-                <w:b/>
-                <w:i w:val="0"/>
-                <w:color w:val="000000"/>
-                <w:sz w:val="18"/>
-              </w:rPr>
-              <w:t>Semantic validation</w:t>
-            </w:r>
-          </w:p>
-        </w:tc>
-        <w:tc>
-          <w:tcPr>
-            <w:tcW w:type="dxa" w:w="4750"/>
-          </w:tcPr>
-          <w:p>
-            <w:pPr>
-              <w:spacing w:after="0"/>
-            </w:pPr>
-            <w:r/>
-            <w:r>
-              <w:rPr>
-                <w:rFonts w:ascii="Arial" w:hAnsi="Arial" w:eastAsia="Arial"/>
-                <w:b w:val="0"/>
-                <w:i w:val="0"/>
-                <w:color w:val="000000"/>
-                <w:sz w:val="18"/>
-              </w:rPr>
-              <w:t>[Business owner confirms measure, grain, hierarchy, period/currency and exception treatment.]</w:t>
-            </w:r>
-          </w:p>
-        </w:tc>
-        <w:tc>
-          <w:tcPr>
-            <w:tcW w:type="dxa" w:w="2710"/>
-          </w:tcPr>
-          <w:p>
-            <w:pPr>
-              <w:spacing w:after="0"/>
-            </w:pPr>
-            <w:r/>
-            <w:r>
-              <w:rPr>
-                <w:rFonts w:ascii="Arial" w:hAnsi="Arial" w:eastAsia="Arial"/>
-                <w:b w:val="0"/>
-                <w:i w:val="0"/>
-                <w:color w:val="000000"/>
-                <w:sz w:val="18"/>
-              </w:rPr>
-              <w:t>[Link / owner]</w:t>
-            </w:r>
-          </w:p>
-        </w:tc>
-      </w:tr>
-      <w:tr>
-        <w:tc>
-          <w:tcPr>
-            <w:tcW w:type="dxa" w:w="1900"/>
-          </w:tcPr>
-          <w:p>
-            <w:pPr>
-              <w:spacing w:after="0"/>
-            </w:pPr>
-            <w:r/>
-            <w:r>
-              <w:rPr>
-                <w:rFonts w:ascii="Arial" w:hAnsi="Arial" w:eastAsia="Arial"/>
-                <w:b/>
-                <w:i w:val="0"/>
-                <w:color w:val="000000"/>
-                <w:sz w:val="18"/>
-              </w:rPr>
-              <w:t>Security / RLS</w:t>
-            </w:r>
-          </w:p>
-        </w:tc>
-        <w:tc>
-          <w:tcPr>
-            <w:tcW w:type="dxa" w:w="4750"/>
-          </w:tcPr>
-          <w:p>
-            <w:pPr>
-              <w:spacing w:after="0"/>
-            </w:pPr>
-            <w:r/>
-            <w:r>
-              <w:rPr>
-                <w:rFonts w:ascii="Arial" w:hAnsi="Arial" w:eastAsia="Arial"/>
-                <w:b w:val="0"/>
-                <w:i w:val="0"/>
-                <w:color w:val="000000"/>
-                <w:sz w:val="18"/>
-              </w:rPr>
-              <w:t>[Only entitled roles can see allowed data; export behavior is checked.]</w:t>
-            </w:r>
-          </w:p>
-        </w:tc>
-        <w:tc>
-          <w:tcPr>
-            <w:tcW w:type="dxa" w:w="2710"/>
-          </w:tcPr>
-          <w:p>
-            <w:pPr>
-              <w:spacing w:after="0"/>
-            </w:pPr>
-            <w:r/>
-            <w:r>
-              <w:rPr>
-                <w:rFonts w:ascii="Arial" w:hAnsi="Arial" w:eastAsia="Arial"/>
-                <w:b w:val="0"/>
-                <w:i w:val="0"/>
-                <w:color w:val="000000"/>
-                <w:sz w:val="18"/>
-              </w:rPr>
-              <w:t>[Link / owner]</w:t>
-            </w:r>
-          </w:p>
-        </w:tc>
-      </w:tr>
-      <w:tr>
-        <w:tc>
-          <w:tcPr>
-            <w:tcW w:type="dxa" w:w="1900"/>
-          </w:tcPr>
-          <w:p>
-            <w:pPr>
-              <w:spacing w:after="0"/>
-            </w:pPr>
-            <w:r/>
-            <w:r>
-              <w:rPr>
-                <w:rFonts w:ascii="Arial" w:hAnsi="Arial" w:eastAsia="Arial"/>
-                <w:b/>
-                <w:i w:val="0"/>
-                <w:color w:val="000000"/>
-                <w:sz w:val="18"/>
-              </w:rPr>
-              <w:t>Performance</w:t>
-            </w:r>
-          </w:p>
-        </w:tc>
-        <w:tc>
-          <w:tcPr>
-            <w:tcW w:type="dxa" w:w="4750"/>
-          </w:tcPr>
-          <w:p>
-            <w:pPr>
-              <w:spacing w:after="0"/>
-            </w:pPr>
-            <w:r/>
-            <w:r>
-              <w:rPr>
-                <w:rFonts w:ascii="Arial" w:hAnsi="Arial" w:eastAsia="Arial"/>
-                <w:b w:val="0"/>
-                <w:i w:val="0"/>
-                <w:color w:val="000000"/>
-                <w:sz w:val="18"/>
-              </w:rPr>
-              <w:t>[Refresh, query or report duration meets agreed service level.]</w:t>
-            </w:r>
-          </w:p>
-        </w:tc>
-        <w:tc>
-          <w:tcPr>
-            <w:tcW w:type="dxa" w:w="2710"/>
-          </w:tcPr>
-          <w:p>
-            <w:pPr>
-              <w:spacing w:after="0"/>
-            </w:pPr>
-            <w:r/>
-            <w:r>
-              <w:rPr>
-                <w:rFonts w:ascii="Arial" w:hAnsi="Arial" w:eastAsia="Arial"/>
-                <w:b w:val="0"/>
-                <w:i w:val="0"/>
-                <w:color w:val="000000"/>
-                <w:sz w:val="18"/>
-              </w:rPr>
-              <w:t>[Link / owner]</w:t>
-            </w:r>
-          </w:p>
-        </w:tc>
-      </w:tr>
-      <w:tr>
-        <w:tc>
-          <w:tcPr>
-            <w:tcW w:type="dxa" w:w="1900"/>
-          </w:tcPr>
-          <w:p>
-            <w:pPr>
-              <w:spacing w:after="0"/>
-            </w:pPr>
-            <w:r/>
-            <w:r>
-              <w:rPr>
-                <w:rFonts w:ascii="Arial" w:hAnsi="Arial" w:eastAsia="Arial"/>
-                <w:b/>
-                <w:i w:val="0"/>
-                <w:color w:val="000000"/>
-                <w:sz w:val="18"/>
-              </w:rPr>
-              <w:t>UAT and release</w:t>
-            </w:r>
-          </w:p>
-        </w:tc>
-        <w:tc>
-          <w:tcPr>
-            <w:tcW w:type="dxa" w:w="4750"/>
-          </w:tcPr>
-          <w:p>
-            <w:pPr>
-              <w:spacing w:after="0"/>
-            </w:pPr>
-            <w:r/>
-            <w:r>
-              <w:rPr>
-                <w:rFonts w:ascii="Arial" w:hAnsi="Arial" w:eastAsia="Arial"/>
-                <w:b w:val="0"/>
-                <w:i w:val="0"/>
-                <w:color w:val="000000"/>
-                <w:sz w:val="18"/>
-              </w:rPr>
-              <w:t>[Representative users complete approved scenarios.]</w:t>
-            </w:r>
-          </w:p>
-        </w:tc>
-        <w:tc>
-          <w:tcPr>
-            <w:tcW w:type="dxa" w:w="2710"/>
-          </w:tcPr>
-          <w:p>
-            <w:pPr>
-              <w:spacing w:after="0"/>
-            </w:pPr>
-            <w:r/>
-            <w:r>
-              <w:rPr>
-                <w:rFonts w:ascii="Arial" w:hAnsi="Arial" w:eastAsia="Arial"/>
-                <w:b w:val="0"/>
-                <w:i w:val="0"/>
-                <w:color w:val="000000"/>
-                <w:sz w:val="18"/>
-              </w:rPr>
-              <w:t>[Link / owner]</w:t>
-            </w:r>
-          </w:p>
-        </w:tc>
-      </w:tr>
-    </w:tbl>
-    <w:p>
-      <w:pPr>
-        <w:spacing w:after="80" w:before="0" w:line="259" w:lineRule="auto"/>
-      </w:pPr>
-      <w:r>
-        <w:rPr>
-          <w:rFonts w:ascii="Arial" w:hAnsi="Arial" w:eastAsia="Arial"/>
-          <w:b w:val="0"/>
-          <w:i w:val="0"/>
-          <w:color w:val="000000"/>
-          <w:sz w:val="6"/>
-        </w:rPr>
-      </w:r>
-    </w:p>
-    <w:p>
-      <w:pPr>
-        <w:spacing w:before="160" w:after="140" w:line="140" w:lineRule="exact"/>
-        <w:shd w:fill="000000"/>
-      </w:pPr>
-      <w:r>
-        <w:rPr>
-          <w:rFonts w:ascii="Arial" w:hAnsi="Arial" w:eastAsia="Arial"/>
-          <w:b w:val="0"/>
-          <w:i w:val="0"/>
-          <w:color w:val="000000"/>
-          <w:sz w:val="4"/>
-        </w:rPr>
-        <w:t xml:space="preserve"> </w:t>
-      </w:r>
-    </w:p>
-    <w:p>
-      <w:pPr>
-        <w:spacing w:after="140" w:before="0" w:line="259" w:lineRule="auto"/>
-        <w:keepNext/>
-      </w:pPr>
-      <w:r>
-        <w:rPr>
-          <w:rFonts w:ascii="Arial" w:hAnsi="Arial" w:eastAsia="Arial"/>
-          <w:b/>
-          <w:i w:val="0"/>
-          <w:color w:val="000000"/>
-          <w:sz w:val="38"/>
-        </w:rPr>
-        <w:t>7. Operations, Release and Recovery</w:t>
-      </w:r>
-    </w:p>
-    <w:p>
-      <w:pPr>
-        <w:spacing w:after="120" w:before="0" w:line="259" w:lineRule="auto"/>
-      </w:pPr>
-      <w:r>
-        <w:rPr>
-          <w:rFonts w:ascii="Arial" w:hAnsi="Arial" w:eastAsia="Arial"/>
-          <w:b w:val="0"/>
-          <w:i w:val="0"/>
-          <w:color w:val="000000"/>
-          <w:sz w:val="21"/>
-        </w:rPr>
-        <w:t>Each release names a support owner, monitors freshness and control results, retains release evidence, and records how affected consumer outputs will be assessed when Global EDI changes the Gold View schema or behaviour.</w:t>
-      </w:r>
-    </w:p>
-    <w:p>
-      <w:pPr>
-        <w:spacing w:before="100" w:after="160"/>
-        <w:ind w:left="115" w:right="115"/>
+        <w:spacing w:after="160" w:before="0" w:line="259" w:lineRule="auto"/>
         <w:shd w:fill="EAF3FB"/>
         <w:pBdr>
-          <w:left w:val="single" w:sz="18" w:space="3" w:color="0000FF"/>
+          <w:left w:val="single" w:sz="20" w:space="1" w:color="0000FF"/>
         </w:pBdr>
       </w:pPr>
       <w:r>
         <w:rPr>
-          <w:rFonts w:ascii="Arial" w:hAnsi="Arial" w:eastAsia="Arial"/>
+          <w:rFonts w:ascii="Arial" w:hAnsi="Arial"/>
+          <w:b w:val="0"/>
+          <w:i w:val="0"/>
+          <w:color w:val="000000"/>
+          <w:sz w:val="20"/>
+        </w:rPr>
+      </w:r>
+      <w:r>
+        <w:rPr>
+          <w:rFonts w:ascii="Arial" w:hAnsi="Arial"/>
           <w:b/>
           <w:i w:val="0"/>
           <w:color w:val="000000"/>
           <w:sz w:val="20"/>
         </w:rPr>
-        <w:t xml:space="preserve">Release rule.  </w:t>
+        <w:t xml:space="preserve">Completion rule.  </w:t>
       </w:r>
       <w:r>
         <w:rPr>
-          <w:rFonts w:ascii="Arial" w:hAnsi="Arial" w:eastAsia="Arial"/>
+          <w:rFonts w:ascii="Arial" w:hAnsi="Arial"/>
           <w:b w:val="0"/>
           <w:i w:val="0"/>
           <w:color w:val="000000"/>
           <w:sz w:val="20"/>
         </w:rPr>
-        <w:t>Do not release until business logic, lineage, semantic model, security and acceptance evidence are linked to the DRIVE record. Escalate any required upstream Gold View change to Global EDI through its established process.</w:t>
-      </w:r>
-    </w:p>
-    <w:p>
-      <w:pPr>
-        <w:spacing w:after="80" w:before="160" w:line="259" w:lineRule="auto"/>
-        <w:pBdr>
-          <w:bottom w:val="single" w:sz="8" w:space="1" w:color="000000"/>
-        </w:pBdr>
-        <w:keepNext/>
-      </w:pPr>
-      <w:r>
-        <w:rPr>
-          <w:rFonts w:ascii="Arial" w:hAnsi="Arial" w:eastAsia="Arial"/>
-          <w:b/>
-          <w:i w:val="0"/>
-          <w:color w:val="000000"/>
-          <w:sz w:val="26"/>
-        </w:rPr>
-        <w:t>Release checklist</w:t>
-      </w:r>
-    </w:p>
-    <w:p>
-      <w:pPr>
-        <w:pStyle w:val="ListBullet"/>
-        <w:spacing w:after="60"/>
-      </w:pPr>
-      <w:r>
-        <w:rPr>
-          <w:rFonts w:ascii="Arial" w:hAnsi="Arial" w:eastAsia="Arial"/>
-          <w:b w:val="0"/>
-          <w:i w:val="0"/>
-          <w:color w:val="000000"/>
-          <w:sz w:val="21"/>
-        </w:rPr>
-        <w:t>Business owner acceptance recorded.</w:t>
-      </w:r>
-    </w:p>
-    <w:p>
-      <w:pPr>
-        <w:pStyle w:val="ListBullet"/>
-        <w:spacing w:after="60"/>
-      </w:pPr>
-      <w:r>
-        <w:rPr>
-          <w:rFonts w:ascii="Arial" w:hAnsi="Arial" w:eastAsia="Arial"/>
-          <w:b w:val="0"/>
-          <w:i w:val="0"/>
-          <w:color w:val="000000"/>
-          <w:sz w:val="21"/>
-        </w:rPr>
-        <w:t>Gold View source object and schema/version confirmed.</w:t>
-      </w:r>
-    </w:p>
-    <w:p>
-      <w:pPr>
-        <w:pStyle w:val="ListBullet"/>
-        <w:spacing w:after="60"/>
-      </w:pPr>
-      <w:r>
-        <w:rPr>
-          <w:rFonts w:ascii="Arial" w:hAnsi="Arial" w:eastAsia="Arial"/>
-          <w:b w:val="0"/>
-          <w:i w:val="0"/>
-          <w:color w:val="000000"/>
-          <w:sz w:val="21"/>
-        </w:rPr>
-        <w:t>Lineage, dictionary and consumer contract updated.</w:t>
-      </w:r>
-    </w:p>
-    <w:p>
-      <w:pPr>
-        <w:pStyle w:val="ListBullet"/>
-        <w:spacing w:after="60"/>
-      </w:pPr>
-      <w:r>
-        <w:rPr>
-          <w:rFonts w:ascii="Arial" w:hAnsi="Arial" w:eastAsia="Arial"/>
-          <w:b w:val="0"/>
-          <w:i w:val="0"/>
-          <w:color w:val="000000"/>
-          <w:sz w:val="21"/>
-        </w:rPr>
-        <w:t>Data quality, reconciliation, RLS and UAT evidence attached.</w:t>
-      </w:r>
-    </w:p>
-    <w:p>
-      <w:pPr>
-        <w:pStyle w:val="ListBullet"/>
-        <w:spacing w:after="60"/>
-      </w:pPr>
-      <w:r>
-        <w:rPr>
-          <w:rFonts w:ascii="Arial" w:hAnsi="Arial" w:eastAsia="Arial"/>
-          <w:b w:val="0"/>
-          <w:i w:val="0"/>
-          <w:color w:val="000000"/>
-          <w:sz w:val="21"/>
-        </w:rPr>
-        <w:t>Support owner, rollback and communication actions confirmed.</w:t>
-      </w:r>
-    </w:p>
-    <w:p>
-      <w:r>
-        <w:br w:type="page"/>
-      </w:r>
-    </w:p>
-    <w:p>
-      <w:pPr>
-        <w:spacing w:before="160" w:after="140" w:line="140" w:lineRule="exact"/>
-        <w:shd w:fill="000000"/>
-      </w:pPr>
-      <w:r>
-        <w:rPr>
-          <w:rFonts w:ascii="Arial" w:hAnsi="Arial" w:eastAsia="Arial"/>
-          <w:b w:val="0"/>
-          <w:i w:val="0"/>
-          <w:color w:val="000000"/>
-          <w:sz w:val="4"/>
-        </w:rPr>
-        <w:t xml:space="preserve"> </w:t>
-      </w:r>
-    </w:p>
-    <w:p>
-      <w:pPr>
-        <w:spacing w:after="140" w:before="0" w:line="259" w:lineRule="auto"/>
-        <w:keepNext/>
-      </w:pPr>
-      <w:r>
-        <w:rPr>
-          <w:rFonts w:ascii="Arial" w:hAnsi="Arial" w:eastAsia="Arial"/>
-          <w:b/>
-          <w:i w:val="0"/>
-          <w:color w:val="000000"/>
-          <w:sz w:val="38"/>
-        </w:rPr>
-        <w:t>Appendix A. Data Dictionary and Field Controls</w:t>
-      </w:r>
-    </w:p>
-    <w:p>
-      <w:pPr>
-        <w:spacing w:after="120" w:before="0" w:line="259" w:lineRule="auto"/>
-      </w:pPr>
-      <w:r>
-        <w:rPr>
-          <w:rFonts w:ascii="Arial" w:hAnsi="Arial" w:eastAsia="Arial"/>
-          <w:b w:val="0"/>
-          <w:i/>
-          <w:color w:val="666666"/>
-          <w:sz w:val="19"/>
-        </w:rPr>
-        <w:t>Add rows as needed. Do not use this table for narrative design; use the preceding sections for business logic and architecture explanation.</w:t>
-      </w:r>
-    </w:p>
-    <w:tbl>
-      <w:tblPr>
-        <w:tblStyle w:val="TableGrid"/>
-        <w:tblW w:type="dxa" w:w="9360"/>
-        <w:jc w:val="left"/>
-        <w:tblLayout w:type="fixed"/>
-        <w:tblLook w:firstColumn="1" w:firstRow="1" w:lastColumn="0" w:lastRow="0" w:noHBand="0" w:noVBand="1" w:val="04A0"/>
-        <w:tblInd w:w="120" w:type="dxa"/>
-      </w:tblPr>
-      <w:tblGrid>
-        <w:gridCol w:w="1200"/>
-        <w:gridCol w:w="850"/>
-        <w:gridCol w:w="2700"/>
-        <w:gridCol w:w="1100"/>
-        <w:gridCol w:w="1500"/>
-        <w:gridCol w:w="2010"/>
-      </w:tblGrid>
-      <w:tr>
-        <w:tc>
-          <w:tcPr>
-            <w:tcW w:type="dxa" w:w="1200"/>
-            <w:tcMar>
-              <w:top w:w="90" w:type="dxa"/>
-              <w:start w:w="120" w:type="dxa"/>
-              <w:bottom w:w="90" w:type="dxa"/>
-              <w:end w:w="120" w:type="dxa"/>
-            </w:tcMar>
-            <w:vAlign w:val="center"/>
-            <w:shd w:fill="000000"/>
-          </w:tcPr>
-          <w:p>
-            <w:pPr>
-              <w:spacing w:after="0"/>
-            </w:pPr>
-            <w:r/>
-            <w:r>
-              <w:rPr>
-                <w:rFonts w:ascii="Arial" w:hAnsi="Arial" w:eastAsia="Arial"/>
-                <w:b/>
-                <w:i w:val="0"/>
-                <w:color w:val="FFFFFF"/>
-                <w:sz w:val="19"/>
-              </w:rPr>
-              <w:t>Field</w:t>
-            </w:r>
-          </w:p>
-        </w:tc>
-        <w:tc>
-          <w:tcPr>
-            <w:tcW w:type="dxa" w:w="850"/>
-            <w:tcMar>
-              <w:top w:w="90" w:type="dxa"/>
-              <w:start w:w="120" w:type="dxa"/>
-              <w:bottom w:w="90" w:type="dxa"/>
-              <w:end w:w="120" w:type="dxa"/>
-            </w:tcMar>
-            <w:vAlign w:val="center"/>
-            <w:shd w:fill="000000"/>
-          </w:tcPr>
-          <w:p>
-            <w:pPr>
-              <w:spacing w:after="0"/>
-            </w:pPr>
-            <w:r/>
-            <w:r>
-              <w:rPr>
-                <w:rFonts w:ascii="Arial" w:hAnsi="Arial" w:eastAsia="Arial"/>
-                <w:b/>
-                <w:i w:val="0"/>
-                <w:color w:val="FFFFFF"/>
-                <w:sz w:val="19"/>
-              </w:rPr>
-              <w:t>Type</w:t>
-            </w:r>
-          </w:p>
-        </w:tc>
-        <w:tc>
-          <w:tcPr>
-            <w:tcW w:type="dxa" w:w="2700"/>
-            <w:tcMar>
-              <w:top w:w="90" w:type="dxa"/>
-              <w:start w:w="120" w:type="dxa"/>
-              <w:bottom w:w="90" w:type="dxa"/>
-              <w:end w:w="120" w:type="dxa"/>
-            </w:tcMar>
-            <w:vAlign w:val="center"/>
-            <w:shd w:fill="000000"/>
-          </w:tcPr>
-          <w:p>
-            <w:pPr>
-              <w:spacing w:after="0"/>
-            </w:pPr>
-            <w:r/>
-            <w:r>
-              <w:rPr>
-                <w:rFonts w:ascii="Arial" w:hAnsi="Arial" w:eastAsia="Arial"/>
-                <w:b/>
-                <w:i w:val="0"/>
-                <w:color w:val="FFFFFF"/>
-                <w:sz w:val="19"/>
-              </w:rPr>
-              <w:t>Definition / derivation</w:t>
-            </w:r>
-          </w:p>
-        </w:tc>
-        <w:tc>
-          <w:tcPr>
-            <w:tcW w:type="dxa" w:w="1100"/>
-            <w:tcMar>
-              <w:top w:w="90" w:type="dxa"/>
-              <w:start w:w="120" w:type="dxa"/>
-              <w:bottom w:w="90" w:type="dxa"/>
-              <w:end w:w="120" w:type="dxa"/>
-            </w:tcMar>
-            <w:vAlign w:val="center"/>
-            <w:shd w:fill="000000"/>
-          </w:tcPr>
-          <w:p>
-            <w:pPr>
-              <w:spacing w:after="0"/>
-            </w:pPr>
-            <w:r/>
-            <w:r>
-              <w:rPr>
-                <w:rFonts w:ascii="Arial" w:hAnsi="Arial" w:eastAsia="Arial"/>
-                <w:b/>
-                <w:i w:val="0"/>
-                <w:color w:val="FFFFFF"/>
-                <w:sz w:val="19"/>
-              </w:rPr>
-              <w:t>WHO</w:t>
-            </w:r>
-          </w:p>
-        </w:tc>
-        <w:tc>
-          <w:tcPr>
-            <w:tcW w:type="dxa" w:w="1500"/>
-            <w:tcMar>
-              <w:top w:w="90" w:type="dxa"/>
-              <w:start w:w="120" w:type="dxa"/>
-              <w:bottom w:w="90" w:type="dxa"/>
-              <w:end w:w="120" w:type="dxa"/>
-            </w:tcMar>
-            <w:vAlign w:val="center"/>
-            <w:shd w:fill="000000"/>
-          </w:tcPr>
-          <w:p>
-            <w:pPr>
-              <w:spacing w:after="0"/>
-            </w:pPr>
-            <w:r/>
-            <w:r>
-              <w:rPr>
-                <w:rFonts w:ascii="Arial" w:hAnsi="Arial" w:eastAsia="Arial"/>
-                <w:b/>
-                <w:i w:val="0"/>
-                <w:color w:val="FFFFFF"/>
-                <w:sz w:val="19"/>
-              </w:rPr>
-              <w:t>WHEN</w:t>
-            </w:r>
-          </w:p>
-        </w:tc>
-        <w:tc>
-          <w:tcPr>
-            <w:tcW w:type="dxa" w:w="2010"/>
-            <w:tcMar>
-              <w:top w:w="90" w:type="dxa"/>
-              <w:start w:w="120" w:type="dxa"/>
-              <w:bottom w:w="90" w:type="dxa"/>
-              <w:end w:w="120" w:type="dxa"/>
-            </w:tcMar>
-            <w:vAlign w:val="center"/>
-            <w:shd w:fill="000000"/>
-          </w:tcPr>
-          <w:p>
-            <w:pPr>
-              <w:spacing w:after="0"/>
-            </w:pPr>
-            <w:r/>
-            <w:r>
-              <w:rPr>
-                <w:rFonts w:ascii="Arial" w:hAnsi="Arial" w:eastAsia="Arial"/>
-                <w:b/>
-                <w:i w:val="0"/>
-                <w:color w:val="FFFFFF"/>
-                <w:sz w:val="19"/>
-              </w:rPr>
-              <w:t>Control</w:t>
-            </w:r>
-          </w:p>
-        </w:tc>
-      </w:tr>
-      <w:tr>
-        <w:tc>
-          <w:tcPr>
-            <w:tcW w:type="dxa" w:w="1200"/>
-          </w:tcPr>
-          <w:p>
-            <w:pPr>
-              <w:spacing w:after="0"/>
-            </w:pPr>
-            <w:r/>
-            <w:r>
-              <w:rPr>
-                <w:rFonts w:ascii="Arial" w:hAnsi="Arial" w:eastAsia="Arial"/>
-                <w:b/>
-                <w:i w:val="0"/>
-                <w:color w:val="000000"/>
-                <w:sz w:val="18"/>
-              </w:rPr>
-              <w:t>[field_name]</w:t>
-            </w:r>
-          </w:p>
-        </w:tc>
-        <w:tc>
-          <w:tcPr>
-            <w:tcW w:type="dxa" w:w="850"/>
-          </w:tcPr>
-          <w:p>
-            <w:pPr>
-              <w:spacing w:after="0"/>
-            </w:pPr>
-            <w:r/>
-            <w:r>
-              <w:rPr>
-                <w:rFonts w:ascii="Arial" w:hAnsi="Arial" w:eastAsia="Arial"/>
-                <w:b w:val="0"/>
-                <w:i w:val="0"/>
-                <w:color w:val="000000"/>
-                <w:sz w:val="18"/>
-              </w:rPr>
-              <w:t>[type]</w:t>
-            </w:r>
-          </w:p>
-        </w:tc>
-        <w:tc>
-          <w:tcPr>
-            <w:tcW w:type="dxa" w:w="2700"/>
-          </w:tcPr>
-          <w:p>
-            <w:pPr>
-              <w:spacing w:after="0"/>
-            </w:pPr>
-            <w:r/>
-            <w:r>
-              <w:rPr>
-                <w:rFonts w:ascii="Arial" w:hAnsi="Arial" w:eastAsia="Arial"/>
-                <w:b w:val="0"/>
-                <w:i w:val="0"/>
-                <w:color w:val="000000"/>
-                <w:sz w:val="18"/>
-              </w:rPr>
-              <w:t>[definition and transformation]</w:t>
-            </w:r>
-          </w:p>
-        </w:tc>
-        <w:tc>
-          <w:tcPr>
-            <w:tcW w:type="dxa" w:w="1100"/>
-          </w:tcPr>
-          <w:p>
-            <w:pPr>
-              <w:spacing w:after="0"/>
-            </w:pPr>
-            <w:r/>
-            <w:r>
-              <w:rPr>
-                <w:rFonts w:ascii="Arial" w:hAnsi="Arial" w:eastAsia="Arial"/>
-                <w:b w:val="0"/>
-                <w:i w:val="0"/>
-                <w:color w:val="000000"/>
-                <w:sz w:val="18"/>
-              </w:rPr>
-              <w:t>[owner]</w:t>
-            </w:r>
-          </w:p>
-        </w:tc>
-        <w:tc>
-          <w:tcPr>
-            <w:tcW w:type="dxa" w:w="1500"/>
-          </w:tcPr>
-          <w:p>
-            <w:pPr>
-              <w:spacing w:after="0"/>
-            </w:pPr>
-            <w:r/>
-            <w:r>
-              <w:rPr>
-                <w:rFonts w:ascii="Arial" w:hAnsi="Arial" w:eastAsia="Arial"/>
-                <w:b w:val="0"/>
-                <w:i w:val="0"/>
-                <w:color w:val="000000"/>
-                <w:sz w:val="18"/>
-              </w:rPr>
-              <w:t>[effective / refresh]</w:t>
-            </w:r>
-          </w:p>
-        </w:tc>
-        <w:tc>
-          <w:tcPr>
-            <w:tcW w:type="dxa" w:w="2010"/>
-          </w:tcPr>
-          <w:p>
-            <w:pPr>
-              <w:spacing w:after="0"/>
-            </w:pPr>
-            <w:r/>
-            <w:r>
-              <w:rPr>
-                <w:rFonts w:ascii="Arial" w:hAnsi="Arial" w:eastAsia="Arial"/>
-                <w:b w:val="0"/>
-                <w:i w:val="0"/>
-                <w:color w:val="000000"/>
-                <w:sz w:val="18"/>
-              </w:rPr>
-              <w:t>[quality, sensitivity, rule version]</w:t>
-            </w:r>
-          </w:p>
-        </w:tc>
-      </w:tr>
-      <w:tr>
-        <w:tc>
-          <w:tcPr>
-            <w:tcW w:type="dxa" w:w="1200"/>
-          </w:tcPr>
-          <w:p>
-            <w:pPr>
-              <w:spacing w:after="0"/>
-            </w:pPr>
-            <w:r/>
-            <w:r>
-              <w:rPr>
-                <w:rFonts w:ascii="Arial" w:hAnsi="Arial" w:eastAsia="Arial"/>
-                <w:b/>
-                <w:i w:val="0"/>
-                <w:color w:val="000000"/>
-                <w:sz w:val="18"/>
-              </w:rPr>
-              <w:t>[field_name]</w:t>
-            </w:r>
-          </w:p>
-        </w:tc>
-        <w:tc>
-          <w:tcPr>
-            <w:tcW w:type="dxa" w:w="850"/>
-          </w:tcPr>
-          <w:p>
-            <w:pPr>
-              <w:spacing w:after="0"/>
-            </w:pPr>
-            <w:r/>
-            <w:r>
-              <w:rPr>
-                <w:rFonts w:ascii="Arial" w:hAnsi="Arial" w:eastAsia="Arial"/>
-                <w:b w:val="0"/>
-                <w:i w:val="0"/>
-                <w:color w:val="000000"/>
-                <w:sz w:val="18"/>
-              </w:rPr>
-              <w:t>[type]</w:t>
-            </w:r>
-          </w:p>
-        </w:tc>
-        <w:tc>
-          <w:tcPr>
-            <w:tcW w:type="dxa" w:w="2700"/>
-          </w:tcPr>
-          <w:p>
-            <w:pPr>
-              <w:spacing w:after="0"/>
-            </w:pPr>
-            <w:r/>
-            <w:r>
-              <w:rPr>
-                <w:rFonts w:ascii="Arial" w:hAnsi="Arial" w:eastAsia="Arial"/>
-                <w:b w:val="0"/>
-                <w:i w:val="0"/>
-                <w:color w:val="000000"/>
-                <w:sz w:val="18"/>
-              </w:rPr>
-              <w:t>[definition and transformation]</w:t>
-            </w:r>
-          </w:p>
-        </w:tc>
-        <w:tc>
-          <w:tcPr>
-            <w:tcW w:type="dxa" w:w="1100"/>
-          </w:tcPr>
-          <w:p>
-            <w:pPr>
-              <w:spacing w:after="0"/>
-            </w:pPr>
-            <w:r/>
-            <w:r>
-              <w:rPr>
-                <w:rFonts w:ascii="Arial" w:hAnsi="Arial" w:eastAsia="Arial"/>
-                <w:b w:val="0"/>
-                <w:i w:val="0"/>
-                <w:color w:val="000000"/>
-                <w:sz w:val="18"/>
-              </w:rPr>
-              <w:t>[owner]</w:t>
-            </w:r>
-          </w:p>
-        </w:tc>
-        <w:tc>
-          <w:tcPr>
-            <w:tcW w:type="dxa" w:w="1500"/>
-          </w:tcPr>
-          <w:p>
-            <w:pPr>
-              <w:spacing w:after="0"/>
-            </w:pPr>
-            <w:r/>
-            <w:r>
-              <w:rPr>
-                <w:rFonts w:ascii="Arial" w:hAnsi="Arial" w:eastAsia="Arial"/>
-                <w:b w:val="0"/>
-                <w:i w:val="0"/>
-                <w:color w:val="000000"/>
-                <w:sz w:val="18"/>
-              </w:rPr>
-              <w:t>[effective / refresh]</w:t>
-            </w:r>
-          </w:p>
-        </w:tc>
-        <w:tc>
-          <w:tcPr>
-            <w:tcW w:type="dxa" w:w="2010"/>
-          </w:tcPr>
-          <w:p>
-            <w:pPr>
-              <w:spacing w:after="0"/>
-            </w:pPr>
-            <w:r/>
-            <w:r>
-              <w:rPr>
-                <w:rFonts w:ascii="Arial" w:hAnsi="Arial" w:eastAsia="Arial"/>
-                <w:b w:val="0"/>
-                <w:i w:val="0"/>
-                <w:color w:val="000000"/>
-                <w:sz w:val="18"/>
-              </w:rPr>
-              <w:t>[quality, sensitivity, rule version]</w:t>
-            </w:r>
-          </w:p>
-        </w:tc>
-      </w:tr>
-      <w:tr>
-        <w:tc>
-          <w:tcPr>
-            <w:tcW w:type="dxa" w:w="1200"/>
-          </w:tcPr>
-          <w:p>
-            <w:pPr>
-              <w:spacing w:after="0"/>
-            </w:pPr>
-            <w:r/>
-            <w:r>
-              <w:rPr>
-                <w:rFonts w:ascii="Arial" w:hAnsi="Arial" w:eastAsia="Arial"/>
-                <w:b/>
-                <w:i w:val="0"/>
-                <w:color w:val="000000"/>
-                <w:sz w:val="18"/>
-              </w:rPr>
-              <w:t>[field_name]</w:t>
-            </w:r>
-          </w:p>
-        </w:tc>
-        <w:tc>
-          <w:tcPr>
-            <w:tcW w:type="dxa" w:w="850"/>
-          </w:tcPr>
-          <w:p>
-            <w:pPr>
-              <w:spacing w:after="0"/>
-            </w:pPr>
-            <w:r/>
-            <w:r>
-              <w:rPr>
-                <w:rFonts w:ascii="Arial" w:hAnsi="Arial" w:eastAsia="Arial"/>
-                <w:b w:val="0"/>
-                <w:i w:val="0"/>
-                <w:color w:val="000000"/>
-                <w:sz w:val="18"/>
-              </w:rPr>
-              <w:t>[type]</w:t>
-            </w:r>
-          </w:p>
-        </w:tc>
-        <w:tc>
-          <w:tcPr>
-            <w:tcW w:type="dxa" w:w="2700"/>
-          </w:tcPr>
-          <w:p>
-            <w:pPr>
-              <w:spacing w:after="0"/>
-            </w:pPr>
-            <w:r/>
-            <w:r>
-              <w:rPr>
-                <w:rFonts w:ascii="Arial" w:hAnsi="Arial" w:eastAsia="Arial"/>
-                <w:b w:val="0"/>
-                <w:i w:val="0"/>
-                <w:color w:val="000000"/>
-                <w:sz w:val="18"/>
-              </w:rPr>
-              <w:t>[definition and transformation]</w:t>
-            </w:r>
-          </w:p>
-        </w:tc>
-        <w:tc>
-          <w:tcPr>
-            <w:tcW w:type="dxa" w:w="1100"/>
-          </w:tcPr>
-          <w:p>
-            <w:pPr>
-              <w:spacing w:after="0"/>
-            </w:pPr>
-            <w:r/>
-            <w:r>
-              <w:rPr>
-                <w:rFonts w:ascii="Arial" w:hAnsi="Arial" w:eastAsia="Arial"/>
-                <w:b w:val="0"/>
-                <w:i w:val="0"/>
-                <w:color w:val="000000"/>
-                <w:sz w:val="18"/>
-              </w:rPr>
-              <w:t>[owner]</w:t>
-            </w:r>
-          </w:p>
-        </w:tc>
-        <w:tc>
-          <w:tcPr>
-            <w:tcW w:type="dxa" w:w="1500"/>
-          </w:tcPr>
-          <w:p>
-            <w:pPr>
-              <w:spacing w:after="0"/>
-            </w:pPr>
-            <w:r/>
-            <w:r>
-              <w:rPr>
-                <w:rFonts w:ascii="Arial" w:hAnsi="Arial" w:eastAsia="Arial"/>
-                <w:b w:val="0"/>
-                <w:i w:val="0"/>
-                <w:color w:val="000000"/>
-                <w:sz w:val="18"/>
-              </w:rPr>
-              <w:t>[effective / refresh]</w:t>
-            </w:r>
-          </w:p>
-        </w:tc>
-        <w:tc>
-          <w:tcPr>
-            <w:tcW w:type="dxa" w:w="2010"/>
-          </w:tcPr>
-          <w:p>
-            <w:pPr>
-              <w:spacing w:after="0"/>
-            </w:pPr>
-            <w:r/>
-            <w:r>
-              <w:rPr>
-                <w:rFonts w:ascii="Arial" w:hAnsi="Arial" w:eastAsia="Arial"/>
-                <w:b w:val="0"/>
-                <w:i w:val="0"/>
-                <w:color w:val="000000"/>
-                <w:sz w:val="18"/>
-              </w:rPr>
-              <w:t>[quality, sensitivity, rule version]</w:t>
-            </w:r>
-          </w:p>
-        </w:tc>
-      </w:tr>
-    </w:tbl>
-    <w:p>
-      <w:pPr>
-        <w:spacing w:after="80" w:before="0" w:line="259" w:lineRule="auto"/>
-      </w:pPr>
-      <w:r>
-        <w:rPr>
-          <w:rFonts w:ascii="Arial" w:hAnsi="Arial" w:eastAsia="Arial"/>
-          <w:b w:val="0"/>
-          <w:i w:val="0"/>
-          <w:color w:val="000000"/>
-          <w:sz w:val="6"/>
-        </w:rPr>
-      </w:r>
-    </w:p>
-    <w:p>
-      <w:pPr>
-        <w:spacing w:before="160" w:after="140" w:line="140" w:lineRule="exact"/>
-        <w:shd w:fill="000000"/>
-      </w:pPr>
-      <w:r>
-        <w:rPr>
-          <w:rFonts w:ascii="Arial" w:hAnsi="Arial" w:eastAsia="Arial"/>
-          <w:b w:val="0"/>
-          <w:i w:val="0"/>
-          <w:color w:val="000000"/>
-          <w:sz w:val="4"/>
-        </w:rPr>
-        <w:t xml:space="preserve"> </w:t>
-      </w:r>
-    </w:p>
-    <w:p>
-      <w:pPr>
-        <w:spacing w:after="140" w:before="0" w:line="259" w:lineRule="auto"/>
-        <w:keepNext/>
-      </w:pPr>
-      <w:r>
-        <w:rPr>
-          <w:rFonts w:ascii="Arial" w:hAnsi="Arial" w:eastAsia="Arial"/>
-          <w:b/>
-          <w:i w:val="0"/>
-          <w:color w:val="000000"/>
-          <w:sz w:val="38"/>
-        </w:rPr>
-        <w:t>Appendix B. Code, Configuration and Figure Register</w:t>
-      </w:r>
-    </w:p>
-    <w:p>
-      <w:pPr>
-        <w:spacing w:after="120" w:before="0" w:line="259" w:lineRule="auto"/>
-      </w:pPr>
-      <w:r>
-        <w:rPr>
-          <w:rFonts w:ascii="Arial" w:hAnsi="Arial" w:eastAsia="Arial"/>
-          <w:b w:val="0"/>
-          <w:i/>
-          <w:color w:val="666666"/>
-          <w:sz w:val="19"/>
-        </w:rPr>
-        <w:t>Use this register to make inserted diagrams, screenshots and code references easy to find during review.</w:t>
-      </w:r>
-    </w:p>
-    <w:tbl>
-      <w:tblPr>
-        <w:tblStyle w:val="TableGrid"/>
-        <w:tblW w:type="dxa" w:w="9360"/>
-        <w:jc w:val="left"/>
-        <w:tblLayout w:type="fixed"/>
-        <w:tblLook w:firstColumn="1" w:firstRow="1" w:lastColumn="0" w:lastRow="0" w:noHBand="0" w:noVBand="1" w:val="04A0"/>
-        <w:tblInd w:w="120" w:type="dxa"/>
-      </w:tblPr>
-      <w:tblGrid>
-        <w:gridCol w:w="1500"/>
-        <w:gridCol w:w="2550"/>
-        <w:gridCol w:w="3500"/>
-        <w:gridCol w:w="1810"/>
-      </w:tblGrid>
-      <w:tr>
-        <w:tc>
-          <w:tcPr>
-            <w:tcW w:type="dxa" w:w="1500"/>
-            <w:tcMar>
-              <w:top w:w="90" w:type="dxa"/>
-              <w:start w:w="120" w:type="dxa"/>
-              <w:bottom w:w="90" w:type="dxa"/>
-              <w:end w:w="120" w:type="dxa"/>
-            </w:tcMar>
-            <w:vAlign w:val="center"/>
-            <w:shd w:fill="000000"/>
-          </w:tcPr>
-          <w:p>
-            <w:pPr>
-              <w:spacing w:after="0"/>
-            </w:pPr>
-            <w:r/>
-            <w:r>
-              <w:rPr>
-                <w:rFonts w:ascii="Arial" w:hAnsi="Arial" w:eastAsia="Arial"/>
-                <w:b/>
-                <w:i w:val="0"/>
-                <w:color w:val="FFFFFF"/>
-                <w:sz w:val="19"/>
-              </w:rPr>
-              <w:t>Reference</w:t>
-            </w:r>
-          </w:p>
-        </w:tc>
-        <w:tc>
-          <w:tcPr>
-            <w:tcW w:type="dxa" w:w="2550"/>
-            <w:tcMar>
-              <w:top w:w="90" w:type="dxa"/>
-              <w:start w:w="120" w:type="dxa"/>
-              <w:bottom w:w="90" w:type="dxa"/>
-              <w:end w:w="120" w:type="dxa"/>
-            </w:tcMar>
-            <w:vAlign w:val="center"/>
-            <w:shd w:fill="000000"/>
-          </w:tcPr>
-          <w:p>
-            <w:pPr>
-              <w:spacing w:after="0"/>
-            </w:pPr>
-            <w:r/>
-            <w:r>
-              <w:rPr>
-                <w:rFonts w:ascii="Arial" w:hAnsi="Arial" w:eastAsia="Arial"/>
-                <w:b/>
-                <w:i w:val="0"/>
-                <w:color w:val="FFFFFF"/>
-                <w:sz w:val="19"/>
-              </w:rPr>
-              <w:t>Purpose</w:t>
-            </w:r>
-          </w:p>
-        </w:tc>
-        <w:tc>
-          <w:tcPr>
-            <w:tcW w:type="dxa" w:w="3500"/>
-            <w:tcMar>
-              <w:top w:w="90" w:type="dxa"/>
-              <w:start w:w="120" w:type="dxa"/>
-              <w:bottom w:w="90" w:type="dxa"/>
-              <w:end w:w="120" w:type="dxa"/>
-            </w:tcMar>
-            <w:vAlign w:val="center"/>
-            <w:shd w:fill="000000"/>
-          </w:tcPr>
-          <w:p>
-            <w:pPr>
-              <w:spacing w:after="0"/>
-            </w:pPr>
-            <w:r/>
-            <w:r>
-              <w:rPr>
-                <w:rFonts w:ascii="Arial" w:hAnsi="Arial" w:eastAsia="Arial"/>
-                <w:b/>
-                <w:i w:val="0"/>
-                <w:color w:val="FFFFFF"/>
-                <w:sz w:val="19"/>
-              </w:rPr>
-              <w:t>Location / version</w:t>
-            </w:r>
-          </w:p>
-        </w:tc>
-        <w:tc>
-          <w:tcPr>
-            <w:tcW w:type="dxa" w:w="1810"/>
-            <w:tcMar>
-              <w:top w:w="90" w:type="dxa"/>
-              <w:start w:w="120" w:type="dxa"/>
-              <w:bottom w:w="90" w:type="dxa"/>
-              <w:end w:w="120" w:type="dxa"/>
-            </w:tcMar>
-            <w:vAlign w:val="center"/>
-            <w:shd w:fill="000000"/>
-          </w:tcPr>
-          <w:p>
-            <w:pPr>
-              <w:spacing w:after="0"/>
-            </w:pPr>
-            <w:r/>
-            <w:r>
-              <w:rPr>
-                <w:rFonts w:ascii="Arial" w:hAnsi="Arial" w:eastAsia="Arial"/>
-                <w:b/>
-                <w:i w:val="0"/>
-                <w:color w:val="FFFFFF"/>
-                <w:sz w:val="19"/>
-              </w:rPr>
-              <w:t>Reviewer</w:t>
-            </w:r>
-          </w:p>
-        </w:tc>
-      </w:tr>
-      <w:tr>
-        <w:tc>
-          <w:tcPr>
-            <w:tcW w:type="dxa" w:w="1500"/>
-          </w:tcPr>
-          <w:p>
-            <w:pPr>
-              <w:spacing w:after="0"/>
-            </w:pPr>
-            <w:r/>
-            <w:r>
-              <w:rPr>
-                <w:rFonts w:ascii="Arial" w:hAnsi="Arial" w:eastAsia="Arial"/>
-                <w:b/>
-                <w:i w:val="0"/>
-                <w:color w:val="000000"/>
-                <w:sz w:val="18"/>
-              </w:rPr>
-              <w:t>Figure 1</w:t>
-            </w:r>
-          </w:p>
-        </w:tc>
-        <w:tc>
-          <w:tcPr>
-            <w:tcW w:type="dxa" w:w="2550"/>
-          </w:tcPr>
-          <w:p>
-            <w:pPr>
-              <w:spacing w:after="0"/>
-            </w:pPr>
-            <w:r/>
-            <w:r>
-              <w:rPr>
-                <w:rFonts w:ascii="Arial" w:hAnsi="Arial" w:eastAsia="Arial"/>
-                <w:b w:val="0"/>
-                <w:i w:val="0"/>
-                <w:color w:val="000000"/>
-                <w:sz w:val="18"/>
-              </w:rPr>
-              <w:t>[Lineage / wireframe / architecture]</w:t>
-            </w:r>
-          </w:p>
-        </w:tc>
-        <w:tc>
-          <w:tcPr>
-            <w:tcW w:type="dxa" w:w="3500"/>
-          </w:tcPr>
-          <w:p>
-            <w:pPr>
-              <w:spacing w:after="0"/>
-            </w:pPr>
-            <w:r/>
-            <w:r>
-              <w:rPr>
-                <w:rFonts w:ascii="Arial" w:hAnsi="Arial" w:eastAsia="Arial"/>
-                <w:b w:val="0"/>
-                <w:i w:val="0"/>
-                <w:color w:val="000000"/>
-                <w:sz w:val="18"/>
-              </w:rPr>
-              <w:t>[SharePoint link or repository path]</w:t>
-            </w:r>
-          </w:p>
-        </w:tc>
-        <w:tc>
-          <w:tcPr>
-            <w:tcW w:type="dxa" w:w="1810"/>
-          </w:tcPr>
-          <w:p>
-            <w:pPr>
-              <w:spacing w:after="0"/>
-            </w:pPr>
-            <w:r/>
-            <w:r>
-              <w:rPr>
-                <w:rFonts w:ascii="Arial" w:hAnsi="Arial" w:eastAsia="Arial"/>
-                <w:b w:val="0"/>
-                <w:i w:val="0"/>
-                <w:color w:val="000000"/>
-                <w:sz w:val="18"/>
-              </w:rPr>
-              <w:t>[Name]</w:t>
-            </w:r>
-          </w:p>
-        </w:tc>
-      </w:tr>
-      <w:tr>
-        <w:tc>
-          <w:tcPr>
-            <w:tcW w:type="dxa" w:w="1500"/>
-          </w:tcPr>
-          <w:p>
-            <w:pPr>
-              <w:spacing w:after="0"/>
-            </w:pPr>
-            <w:r/>
-            <w:r>
-              <w:rPr>
-                <w:rFonts w:ascii="Arial" w:hAnsi="Arial" w:eastAsia="Arial"/>
-                <w:b/>
-                <w:i w:val="0"/>
-                <w:color w:val="000000"/>
-                <w:sz w:val="18"/>
-              </w:rPr>
-              <w:t>Code 1</w:t>
-            </w:r>
-          </w:p>
-        </w:tc>
-        <w:tc>
-          <w:tcPr>
-            <w:tcW w:type="dxa" w:w="2550"/>
-          </w:tcPr>
-          <w:p>
-            <w:pPr>
-              <w:spacing w:after="0"/>
-            </w:pPr>
-            <w:r/>
-            <w:r>
-              <w:rPr>
-                <w:rFonts w:ascii="Arial" w:hAnsi="Arial" w:eastAsia="Arial"/>
-                <w:b w:val="0"/>
-                <w:i w:val="0"/>
-                <w:color w:val="000000"/>
-                <w:sz w:val="18"/>
-              </w:rPr>
-              <w:t>[SQL / DAX / configuration]</w:t>
-            </w:r>
-          </w:p>
-        </w:tc>
-        <w:tc>
-          <w:tcPr>
-            <w:tcW w:type="dxa" w:w="3500"/>
-          </w:tcPr>
-          <w:p>
-            <w:pPr>
-              <w:spacing w:after="0"/>
-            </w:pPr>
-            <w:r/>
-            <w:r>
-              <w:rPr>
-                <w:rFonts w:ascii="Arial" w:hAnsi="Arial" w:eastAsia="Arial"/>
-                <w:b w:val="0"/>
-                <w:i w:val="0"/>
-                <w:color w:val="000000"/>
-                <w:sz w:val="18"/>
-              </w:rPr>
-              <w:t>[Repository link and commit / release]</w:t>
-            </w:r>
-          </w:p>
-        </w:tc>
-        <w:tc>
-          <w:tcPr>
-            <w:tcW w:type="dxa" w:w="1810"/>
-          </w:tcPr>
-          <w:p>
-            <w:pPr>
-              <w:spacing w:after="0"/>
-            </w:pPr>
-            <w:r/>
-            <w:r>
-              <w:rPr>
-                <w:rFonts w:ascii="Arial" w:hAnsi="Arial" w:eastAsia="Arial"/>
-                <w:b w:val="0"/>
-                <w:i w:val="0"/>
-                <w:color w:val="000000"/>
-                <w:sz w:val="18"/>
-              </w:rPr>
-              <w:t>[Name]</w:t>
-            </w:r>
-          </w:p>
-        </w:tc>
-      </w:tr>
-    </w:tbl>
-    <w:p>
-      <w:pPr>
-        <w:spacing w:after="80" w:before="0" w:line="259" w:lineRule="auto"/>
-      </w:pPr>
-      <w:r>
-        <w:rPr>
-          <w:rFonts w:ascii="Arial" w:hAnsi="Arial" w:eastAsia="Arial"/>
-          <w:b w:val="0"/>
-          <w:i w:val="0"/>
-          <w:color w:val="000000"/>
-          <w:sz w:val="6"/>
-        </w:rPr>
+        <w:t>The enhancement is complete only when the component-document register, final result screenshot, validation evidence and release location are maintained in this DRIVE document.</w:t>
       </w:r>
     </w:p>
     <w:sectPr>
@@ -5554,25 +2410,13 @@
     </w:pPr>
     <w:r>
       <w:rPr>
-        <w:rFonts w:ascii="Arial" w:hAnsi="Arial" w:eastAsia="Arial"/>
+        <w:rFonts w:ascii="Arial" w:hAnsi="Arial"/>
         <w:b w:val="0"/>
         <w:i w:val="0"/>
         <w:color w:val="666666"/>
         <w:sz w:val="17"/>
       </w:rPr>
-      <w:t xml:space="preserve">Controlled working document  |  Page </w:t>
-    </w:r>
-    <w:r>
-      <w:rPr>
-        <w:rFonts w:ascii="Arial" w:hAnsi="Arial" w:eastAsia="Arial"/>
-        <w:b w:val="0"/>
-        <w:i w:val="0"/>
-        <w:color w:val="666666"/>
-        <w:sz w:val="17"/>
-      </w:rPr>
-      <w:fldChar w:fldCharType="begin"/>
-      <w:instrText xml:space="preserve"> PAGE </w:instrText>
-      <w:fldChar w:fldCharType="end"/>
+      <w:t>Controlled working document</w:t>
     </w:r>
   </w:p>
 </w:ftr>
@@ -5587,13 +2431,13 @@
     </w:pPr>
     <w:r>
       <w:rPr>
-        <w:rFonts w:ascii="Arial" w:hAnsi="Arial" w:eastAsia="Arial"/>
+        <w:rFonts w:ascii="Arial" w:hAnsi="Arial"/>
         <w:b w:val="0"/>
         <w:i w:val="0"/>
         <w:color w:val="666666"/>
         <w:sz w:val="17"/>
       </w:rPr>
-      <w:t>SW DATA MART  |  DRIVE INTEGRATED TECHNICAL DESIGN</w:t>
+      <w:t>SW DATA MART  |  CONTROLLED DELIVERY DESIGN</w:t>
     </w:r>
   </w:p>
 </w:hdr>
@@ -5963,11 +2807,11 @@
     <w:qFormat/>
     <w:rsid w:val="00FC693F"/>
     <w:pPr>
-      <w:spacing w:after="120" w:line="259" w:lineRule="auto"/>
+      <w:spacing w:after="120"/>
     </w:pPr>
     <w:rPr>
       <w:rFonts w:ascii="Arial" w:hAnsi="Arial"/>
-      <w:sz w:val="21"/>
+      <w:sz w:val="20"/>
     </w:rPr>
   </w:style>
   <w:style w:type="paragraph" w:styleId="Header">
@@ -6025,15 +2869,15 @@
     <w:pPr>
       <w:keepNext/>
       <w:keepLines/>
-      <w:spacing w:before="200" w:after="100"/>
+      <w:spacing w:before="480" w:after="0"/>
       <w:outlineLvl w:val="0"/>
     </w:pPr>
     <w:rPr>
-      <w:rFonts w:asciiTheme="majorHAnsi" w:eastAsiaTheme="majorEastAsia" w:hAnsiTheme="majorHAnsi" w:cstheme="majorBidi" w:ascii="Arial" w:hAnsi="Arial"/>
+      <w:rFonts w:asciiTheme="majorHAnsi" w:eastAsiaTheme="majorEastAsia" w:hAnsiTheme="majorHAnsi" w:cstheme="majorBidi"/>
       <w:b/>
       <w:bCs/>
-      <w:color w:val="000000"/>
-      <w:sz w:val="38"/>
+      <w:color w:val="365F91" w:themeColor="accent1" w:themeShade="BF"/>
+      <w:sz w:val="28"/>
       <w:szCs w:val="28"/>
     </w:rPr>
   </w:style>
@@ -6049,15 +2893,15 @@
     <w:pPr>
       <w:keepNext/>
       <w:keepLines/>
-      <w:spacing w:before="200" w:after="100"/>
+      <w:spacing w:before="200" w:after="0"/>
       <w:outlineLvl w:val="1"/>
     </w:pPr>
     <w:rPr>
-      <w:rFonts w:asciiTheme="majorHAnsi" w:eastAsiaTheme="majorEastAsia" w:hAnsiTheme="majorHAnsi" w:cstheme="majorBidi" w:ascii="Arial" w:hAnsi="Arial"/>
+      <w:rFonts w:asciiTheme="majorHAnsi" w:eastAsiaTheme="majorEastAsia" w:hAnsiTheme="majorHAnsi" w:cstheme="majorBidi"/>
       <w:b/>
       <w:bCs/>
-      <w:color w:val="000000"/>
-      <w:sz w:val="28"/>
+      <w:color w:val="4F81BD" w:themeColor="accent1"/>
+      <w:sz w:val="26"/>
       <w:szCs w:val="26"/>
     </w:rPr>
   </w:style>
@@ -6073,15 +2917,14 @@
     <w:pPr>
       <w:keepNext/>
       <w:keepLines/>
-      <w:spacing w:before="200" w:after="100"/>
+      <w:spacing w:before="200" w:after="0"/>
       <w:outlineLvl w:val="2"/>
     </w:pPr>
     <w:rPr>
-      <w:rFonts w:asciiTheme="majorHAnsi" w:eastAsiaTheme="majorEastAsia" w:hAnsiTheme="majorHAnsi" w:cstheme="majorBidi" w:ascii="Arial" w:hAnsi="Arial"/>
+      <w:rFonts w:asciiTheme="majorHAnsi" w:eastAsiaTheme="majorEastAsia" w:hAnsiTheme="majorHAnsi" w:cstheme="majorBidi"/>
       <w:b/>
       <w:bCs/>
-      <w:color w:val="000000"/>
-      <w:sz w:val="22"/>
+      <w:color w:val="4F81BD" w:themeColor="accent1"/>
     </w:rPr>
   </w:style>
   <w:style w:type="paragraph" w:styleId="Heading4">
